--- a/01-电源电路/03-整流滤波电路/电感滤波电路/电感滤波电路.docx
+++ b/01-电源电路/03-整流滤波电路/电感滤波电路/电感滤波电路.docx
@@ -1704,6 +1704,20 @@
     </w:p>
     <w:bookmarkEnd w:id="26"/>
     <w:bookmarkEnd w:id="27"/>
+    <w:p>
+      <w:pPr>
+        <w:spacing w:before="360"/>
+        <w:jc w:val="center"/>
+      </w:pPr>
+      <w:r>
+        <w:rPr>
+          <w:rFonts w:ascii="Times New Roman" w:hAnsi="Times New Roman"/>
+          <w:color w:val="555555"/>
+          <w:sz w:val="21"/>
+        </w:rPr>
+        <w:t>材料收集者：杜文杰</w:t>
+      </w:r>
+    </w:p>
     <w:sectPr>
       <w:headerReference r:id="rId9" w:type="default"/>
       <w:footerReference r:id="rId10" w:type="default"/>

--- a/01-电源电路/03-整流滤波电路/电感滤波电路/电感滤波电路.docx
+++ b/01-电源电路/03-整流滤波电路/电感滤波电路/电感滤波电路.docx
@@ -1,6 +1,6 @@
 
 <file path=word/document.xml><?xml version="1.0" encoding="utf-8"?>
-<w:document xmlns:w="http://schemas.openxmlformats.org/wordprocessingml/2006/main" xmlns:m="http://schemas.openxmlformats.org/officeDocument/2006/math" xmlns:r="http://schemas.openxmlformats.org/officeDocument/2006/relationships" xmlns:o="urn:schemas-microsoft-com:office:office" xmlns:v="urn:schemas-microsoft-com:vml" xmlns:w10="urn:schemas-microsoft-com:office:word" xmlns:a="http://schemas.openxmlformats.org/drawingml/2006/main" xmlns:pic="http://schemas.openxmlformats.org/drawingml/2006/picture" xmlns:wp="http://schemas.openxmlformats.org/drawingml/2006/wordprocessingDrawing">
+<w:document xmlns:m="http://schemas.openxmlformats.org/officeDocument/2006/math" xmlns:r="http://schemas.openxmlformats.org/officeDocument/2006/relationships" xmlns:w="http://schemas.openxmlformats.org/wordprocessingml/2006/main" xmlns:o="urn:schemas-microsoft-com:office:office" xmlns:v="urn:schemas-microsoft-com:vml" xmlns:w10="urn:schemas-microsoft-com:office:word" xmlns:a="http://schemas.openxmlformats.org/drawingml/2006/main" xmlns:pic="http://schemas.openxmlformats.org/drawingml/2006/picture" xmlns:wp="http://schemas.openxmlformats.org/drawingml/2006/wordprocessingDrawing">
   <w:body>
     <w:bookmarkStart w:id="27" w:name="电感滤波电路"/>
     <w:p>
@@ -9,7 +9,7 @@
       </w:pPr>
       <w:r>
         <w:rPr>
-          <w:rFonts w:hint="eastAsia"/>
+          <w:rFonts w:hint="eastAsia" w:eastAsia="黑体"/>
         </w:rPr>
         <w:t xml:space="preserve">电感滤波电路</w:t>
       </w:r>
@@ -21,7 +21,7 @@
       </w:pPr>
       <w:r>
         <w:rPr>
-          <w:rFonts w:hint="eastAsia"/>
+          <w:rFonts w:hint="eastAsia" w:eastAsia="黑体"/>
         </w:rPr>
         <w:t xml:space="preserve">拓扑描述</w:t>
       </w:r>
@@ -32,97 +32,127 @@
       </w:pPr>
       <w:r>
         <w:rPr>
-          <w:rFonts w:hint="eastAsia"/>
+          <w:rFonts w:hint="eastAsia" w:eastAsia="黑体"/>
         </w:rPr>
         <w:t xml:space="preserve">本电路由单个电感</w:t>
       </w:r>
       <w:r>
+        <w:rPr>
+          <w:rFonts w:eastAsia="黑体"/>
+        </w:rPr>
         <w:t xml:space="preserve"> </w:t>
       </w:r>
       <w:r>
         <w:rPr>
-          <w:rFonts w:hint="eastAsia"/>
+          <w:rFonts w:hint="eastAsia" w:eastAsia="黑体"/>
         </w:rPr>
         <w:t xml:space="preserve">L（编号</w:t>
       </w:r>
       <w:r>
+        <w:rPr>
+          <w:rFonts w:eastAsia="黑体"/>
+        </w:rPr>
         <w:t xml:space="preserve"> </w:t>
       </w:r>
       <w:r>
         <w:rPr>
-          <w:rFonts w:hint="eastAsia"/>
+          <w:rFonts w:hint="eastAsia" w:eastAsia="黑体"/>
         </w:rPr>
         <w:t xml:space="preserve">L1）串联在整流输出与负载之间组成，是一阶无源滤波器。关键节点有三个：输入节点</w:t>
       </w:r>
       <w:r>
+        <w:rPr>
+          <w:rFonts w:eastAsia="黑体"/>
+        </w:rPr>
         <w:t xml:space="preserve"> A </w:t>
       </w:r>
       <w:r>
         <w:rPr>
-          <w:rFonts w:hint="eastAsia"/>
+          <w:rFonts w:hint="eastAsia" w:eastAsia="黑体"/>
         </w:rPr>
         <w:t xml:space="preserve">为整流电路输出的正端，中间节点</w:t>
       </w:r>
       <w:r>
+        <w:rPr>
+          <w:rFonts w:eastAsia="黑体"/>
+        </w:rPr>
         <w:t xml:space="preserve"> M </w:t>
       </w:r>
       <w:r>
         <w:rPr>
-          <w:rFonts w:hint="eastAsia"/>
+          <w:rFonts w:hint="eastAsia" w:eastAsia="黑体"/>
         </w:rPr>
         <w:t xml:space="preserve">为电感输出端与负载正端的连接点，地节点</w:t>
       </w:r>
       <w:r>
+        <w:rPr>
+          <w:rFonts w:eastAsia="黑体"/>
+        </w:rPr>
         <w:t xml:space="preserve"> GND </w:t>
       </w:r>
       <w:r>
         <w:rPr>
-          <w:rFonts w:hint="eastAsia"/>
+          <w:rFonts w:hint="eastAsia" w:eastAsia="黑体"/>
         </w:rPr>
         <w:t xml:space="preserve">为整流负端与负载负端的公共零电位参考。节点</w:t>
       </w:r>
       <w:r>
+        <w:rPr>
+          <w:rFonts w:eastAsia="黑体"/>
+        </w:rPr>
         <w:t xml:space="preserve"> A </w:t>
       </w:r>
       <w:r>
         <w:rPr>
-          <w:rFonts w:hint="eastAsia"/>
+          <w:rFonts w:hint="eastAsia" w:eastAsia="黑体"/>
         </w:rPr>
         <w:t xml:space="preserve">接</w:t>
       </w:r>
       <w:r>
+        <w:rPr>
+          <w:rFonts w:eastAsia="黑体"/>
+        </w:rPr>
         <w:t xml:space="preserve"> L1 </w:t>
       </w:r>
       <w:r>
         <w:rPr>
-          <w:rFonts w:hint="eastAsia"/>
+          <w:rFonts w:hint="eastAsia" w:eastAsia="黑体"/>
         </w:rPr>
         <w:t xml:space="preserve">的一端，节点</w:t>
       </w:r>
       <w:r>
+        <w:rPr>
+          <w:rFonts w:eastAsia="黑体"/>
+        </w:rPr>
         <w:t xml:space="preserve"> M </w:t>
       </w:r>
       <w:r>
         <w:rPr>
-          <w:rFonts w:hint="eastAsia"/>
+          <w:rFonts w:hint="eastAsia" w:eastAsia="黑体"/>
         </w:rPr>
         <w:t xml:space="preserve">接</w:t>
       </w:r>
       <w:r>
+        <w:rPr>
+          <w:rFonts w:eastAsia="黑体"/>
+        </w:rPr>
         <w:t xml:space="preserve"> L1 </w:t>
       </w:r>
       <w:r>
         <w:rPr>
-          <w:rFonts w:hint="eastAsia"/>
+          <w:rFonts w:hint="eastAsia" w:eastAsia="黑体"/>
         </w:rPr>
         <w:t xml:space="preserve">的另一端并作为输出正端，地节点</w:t>
       </w:r>
       <w:r>
+        <w:rPr>
+          <w:rFonts w:eastAsia="黑体"/>
+        </w:rPr>
         <w:t xml:space="preserve"> GND </w:t>
       </w:r>
       <w:r>
         <w:rPr>
-          <w:rFonts w:hint="eastAsia"/>
+          <w:rFonts w:hint="eastAsia" w:eastAsia="黑体"/>
         </w:rPr>
         <w:t xml:space="preserve">连通输入与输出的负端。</w:t>
       </w:r>
@@ -131,38 +161,50 @@
       <w:pPr/>
       <w:r>
         <w:rPr>
-          <w:rFonts w:hint="eastAsia"/>
+          <w:rFonts w:hint="eastAsia" w:eastAsia="黑体"/>
         </w:rPr>
         <w:t xml:space="preserve">各元件管脚连接：电感</w:t>
       </w:r>
       <w:r>
+        <w:rPr>
+          <w:rFonts w:eastAsia="黑体"/>
+        </w:rPr>
         <w:t xml:space="preserve"> L1 </w:t>
       </w:r>
       <w:r>
         <w:rPr>
-          <w:rFonts w:hint="eastAsia"/>
+          <w:rFonts w:hint="eastAsia" w:eastAsia="黑体"/>
         </w:rPr>
         <w:t xml:space="preserve">的一端接输入节点</w:t>
       </w:r>
       <w:r>
+        <w:rPr>
+          <w:rFonts w:eastAsia="黑体"/>
+        </w:rPr>
         <w:t xml:space="preserve"> </w:t>
       </w:r>
       <w:r>
         <w:rPr>
-          <w:rFonts w:hint="eastAsia"/>
+          <w:rFonts w:hint="eastAsia" w:eastAsia="黑体"/>
         </w:rPr>
         <w:t xml:space="preserve">A、另一端接中间节点</w:t>
       </w:r>
       <w:r>
+        <w:rPr>
+          <w:rFonts w:eastAsia="黑体"/>
+        </w:rPr>
         <w:t xml:space="preserve"> </w:t>
       </w:r>
       <w:r>
         <w:rPr>
-          <w:rFonts w:hint="eastAsia"/>
+          <w:rFonts w:hint="eastAsia" w:eastAsia="黑体"/>
         </w:rPr>
         <w:t xml:space="preserve">M（即输出节点）；负载</w:t>
       </w:r>
       <w:r>
+        <w:rPr>
+          <w:rFonts w:eastAsia="黑体"/>
+        </w:rPr>
         <w:t xml:space="preserve"> </w:t>
       </w:r>
       <m:oMath>
@@ -180,74 +222,98 @@
         </m:sSub>
       </m:oMath>
       <w:r>
+        <w:rPr>
+          <w:rFonts w:eastAsia="黑体"/>
+        </w:rPr>
         <w:t xml:space="preserve"> </w:t>
       </w:r>
       <w:r>
         <w:rPr>
-          <w:rFonts w:hint="eastAsia"/>
+          <w:rFonts w:hint="eastAsia" w:eastAsia="黑体"/>
         </w:rPr>
         <w:t xml:space="preserve">一端接输出节点</w:t>
       </w:r>
       <w:r>
+        <w:rPr>
+          <w:rFonts w:eastAsia="黑体"/>
+        </w:rPr>
         <w:t xml:space="preserve"> </w:t>
       </w:r>
       <w:r>
         <w:rPr>
-          <w:rFonts w:hint="eastAsia"/>
+          <w:rFonts w:hint="eastAsia" w:eastAsia="黑体"/>
         </w:rPr>
         <w:t xml:space="preserve">M、另一端接地节点</w:t>
       </w:r>
       <w:r>
+        <w:rPr>
+          <w:rFonts w:eastAsia="黑体"/>
+        </w:rPr>
         <w:t xml:space="preserve"> </w:t>
       </w:r>
       <w:r>
         <w:rPr>
-          <w:rFonts w:hint="eastAsia"/>
+          <w:rFonts w:hint="eastAsia" w:eastAsia="黑体"/>
         </w:rPr>
         <w:t xml:space="preserve">GND。整流输出的脉动电压加在</w:t>
       </w:r>
       <w:r>
+        <w:rPr>
+          <w:rFonts w:eastAsia="黑体"/>
+        </w:rPr>
         <w:t xml:space="preserve"> A </w:t>
       </w:r>
       <w:r>
         <w:rPr>
-          <w:rFonts w:hint="eastAsia"/>
+          <w:rFonts w:hint="eastAsia" w:eastAsia="黑体"/>
         </w:rPr>
         <w:t xml:space="preserve">与</w:t>
       </w:r>
       <w:r>
+        <w:rPr>
+          <w:rFonts w:eastAsia="黑体"/>
+        </w:rPr>
         <w:t xml:space="preserve"> GND </w:t>
       </w:r>
       <w:r>
         <w:rPr>
-          <w:rFonts w:hint="eastAsia"/>
+          <w:rFonts w:hint="eastAsia" w:eastAsia="黑体"/>
         </w:rPr>
         <w:t xml:space="preserve">之间，电流由</w:t>
       </w:r>
       <w:r>
+        <w:rPr>
+          <w:rFonts w:eastAsia="黑体"/>
+        </w:rPr>
         <w:t xml:space="preserve"> A </w:t>
       </w:r>
       <w:r>
         <w:rPr>
-          <w:rFonts w:hint="eastAsia"/>
+          <w:rFonts w:hint="eastAsia" w:eastAsia="黑体"/>
         </w:rPr>
         <w:t xml:space="preserve">经</w:t>
       </w:r>
       <w:r>
+        <w:rPr>
+          <w:rFonts w:eastAsia="黑体"/>
+        </w:rPr>
         <w:t xml:space="preserve"> L1 </w:t>
       </w:r>
       <w:r>
         <w:rPr>
-          <w:rFonts w:hint="eastAsia"/>
+          <w:rFonts w:hint="eastAsia" w:eastAsia="黑体"/>
         </w:rPr>
         <w:t xml:space="preserve">流向</w:t>
       </w:r>
       <w:r>
+        <w:rPr>
+          <w:rFonts w:eastAsia="黑体"/>
+        </w:rPr>
         <w:t xml:space="preserve"> </w:t>
       </w:r>
       <w:r>
         <w:rPr>
-          <w:rFonts w:hint="eastAsia"/>
+          <w:rFonts w:hint="eastAsia" w:eastAsia="黑体"/>
         </w:rPr>
         <w:t xml:space="preserve">M，再到负载，因而电感是串联在主电流通路上的储能与滤波元件。</w:t>
       </w:r>
@@ -256,7 +322,7 @@
       <w:pPr/>
       <w:r>
         <w:rPr>
-          <w:rFonts w:hint="eastAsia"/>
+          <w:rFonts w:hint="eastAsia" w:eastAsia="黑体"/>
         </w:rPr>
         <w:t xml:space="preserve">组态上这是一个”电感串联”的一阶无源低通滤波器，利用电感对交流纹波呈高阻、对直流呈低阻的特性平滑负载电流，适合大电流、低电压输出的整流滤波场合。</w:t>
       </w:r>
@@ -269,7 +335,7 @@
       </w:pPr>
       <w:r>
         <w:rPr>
-          <w:rFonts w:hint="eastAsia"/>
+          <w:rFonts w:hint="eastAsia" w:eastAsia="黑体"/>
         </w:rPr>
         <w:t xml:space="preserve">工作原理</w:t>
       </w:r>
@@ -280,7 +346,7 @@
       </w:pPr>
       <w:r>
         <w:rPr>
-          <w:rFonts w:hint="eastAsia"/>
+          <w:rFonts w:hint="eastAsia" w:eastAsia="黑体"/>
         </w:rPr>
         <w:t xml:space="preserve">整流输出的脉动电流流过电感时，电感两端感应出反电动势阻碍电流变化，把交流纹波分量”拦住”，只让直流分量顺利通过；纹波电流的波动被电感吸收，负载两端得到较平滑的直流。</w:t>
       </w:r>
@@ -293,7 +359,7 @@
       </w:pPr>
       <w:r>
         <w:rPr>
-          <w:rFonts w:hint="eastAsia"/>
+          <w:rFonts w:hint="eastAsia" w:eastAsia="黑体"/>
         </w:rPr>
         <w:t xml:space="preserve">关键计算公式</w:t>
       </w:r>
@@ -307,7 +373,7 @@
       </w:pPr>
       <w:r>
         <w:rPr>
-          <w:rFonts w:hint="eastAsia"/>
+          <w:rFonts w:hint="eastAsia" w:eastAsia="黑体"/>
         </w:rPr>
         <w:t xml:space="preserve">电感对纹波频率的阻抗：</w:t>
       </w:r>
@@ -364,7 +430,7 @@
       </w:pPr>
       <w:r>
         <w:rPr>
-          <w:rFonts w:hint="eastAsia"/>
+          <w:rFonts w:hint="eastAsia" w:eastAsia="黑体"/>
         </w:rPr>
         <w:t xml:space="preserve">输出纹波电压近似：</w:t>
       </w:r>
@@ -520,7 +586,7 @@
       </w:pPr>
       <w:r>
         <w:rPr>
-          <w:rFonts w:hint="eastAsia"/>
+          <w:rFonts w:hint="eastAsia" w:eastAsia="黑体"/>
         </w:rPr>
         <w:t xml:space="preserve">临界电感（使电流连续）：</w:t>
       </w:r>
@@ -617,7 +683,7 @@
       </w:pPr>
       <w:r>
         <w:rPr>
-          <w:rFonts w:hint="eastAsia"/>
+          <w:rFonts w:hint="eastAsia" w:eastAsia="黑体"/>
         </w:rPr>
         <w:t xml:space="preserve">直流电压损失：</w:t>
       </w:r>
@@ -726,7 +792,7 @@
             </w:pPr>
             <w:r>
               <w:rPr>
-                <w:rFonts w:hint="eastAsia"/>
+                <w:rFonts w:hint="eastAsia" w:eastAsia="黑体"/>
               </w:rPr>
               <w:t xml:space="preserve">符号</w:t>
             </w:r>
@@ -740,7 +806,7 @@
             </w:pPr>
             <w:r>
               <w:rPr>
-                <w:rFonts w:hint="eastAsia"/>
+                <w:rFonts w:hint="eastAsia" w:eastAsia="黑体"/>
               </w:rPr>
               <w:t xml:space="preserve">含义</w:t>
             </w:r>
@@ -754,7 +820,7 @@
             </w:pPr>
             <w:r>
               <w:rPr>
-                <w:rFonts w:hint="eastAsia"/>
+                <w:rFonts w:hint="eastAsia" w:eastAsia="黑体"/>
               </w:rPr>
               <w:t xml:space="preserve">单位</w:t>
             </w:r>
@@ -774,6 +840,9 @@
               </m:r>
             </m:oMath>
             <w:r>
+              <w:rPr>
+                <w:rFonts w:eastAsia="黑体"/>
+              </w:rPr>
               <w:t xml:space="preserve">​</w:t>
             </w:r>
           </w:p>
@@ -786,7 +855,7 @@
             </w:pPr>
             <w:r>
               <w:rPr>
-                <w:rFonts w:hint="eastAsia"/>
+                <w:rFonts w:hint="eastAsia" w:eastAsia="黑体"/>
               </w:rPr>
               <w:t xml:space="preserve">电感</w:t>
             </w:r>
@@ -799,6 +868,9 @@
               <w:pStyle w:val="Compact"/>
             </w:pPr>
             <w:r>
+              <w:rPr>
+                <w:rFonts w:eastAsia="黑体"/>
+              </w:rPr>
               <w:t xml:space="preserve">H</w:t>
             </w:r>
           </w:p>
@@ -817,6 +889,9 @@
               </m:r>
             </m:oMath>
             <w:r>
+              <w:rPr>
+                <w:rFonts w:eastAsia="黑体"/>
+              </w:rPr>
               <w:t xml:space="preserve">​</w:t>
             </w:r>
           </w:p>
@@ -829,7 +904,7 @@
             </w:pPr>
             <w:r>
               <w:rPr>
-                <w:rFonts w:hint="eastAsia"/>
+                <w:rFonts w:hint="eastAsia" w:eastAsia="黑体"/>
               </w:rPr>
               <w:t xml:space="preserve">纹波频率</w:t>
             </w:r>
@@ -842,6 +917,9 @@
               <w:pStyle w:val="Compact"/>
             </w:pPr>
             <w:r>
+              <w:rPr>
+                <w:rFonts w:eastAsia="黑体"/>
+              </w:rPr>
               <w:t xml:space="preserve">Hz</w:t>
             </w:r>
           </w:p>
@@ -869,6 +947,9 @@
               </m:sSub>
             </m:oMath>
             <w:r>
+              <w:rPr>
+                <w:rFonts w:eastAsia="黑体"/>
+              </w:rPr>
               <w:t xml:space="preserve">​</w:t>
             </w:r>
           </w:p>
@@ -881,7 +962,7 @@
             </w:pPr>
             <w:r>
               <w:rPr>
-                <w:rFonts w:hint="eastAsia"/>
+                <w:rFonts w:hint="eastAsia" w:eastAsia="黑体"/>
               </w:rPr>
               <w:t xml:space="preserve">负载电阻</w:t>
             </w:r>
@@ -894,6 +975,9 @@
               <w:pStyle w:val="Compact"/>
             </w:pPr>
             <w:r>
+              <w:rPr>
+                <w:rFonts w:eastAsia="黑体"/>
+              </w:rPr>
               <w:t xml:space="preserve">Ω</w:t>
             </w:r>
           </w:p>
@@ -936,6 +1020,9 @@
               </m:sSub>
             </m:oMath>
             <w:r>
+              <w:rPr>
+                <w:rFonts w:eastAsia="黑体"/>
+              </w:rPr>
               <w:t xml:space="preserve">​</w:t>
             </w:r>
           </w:p>
@@ -948,7 +1035,7 @@
             </w:pPr>
             <w:r>
               <w:rPr>
-                <w:rFonts w:hint="eastAsia"/>
+                <w:rFonts w:hint="eastAsia" w:eastAsia="黑体"/>
               </w:rPr>
               <w:t xml:space="preserve">输出纹波电压</w:t>
             </w:r>
@@ -961,6 +1048,9 @@
               <w:pStyle w:val="Compact"/>
             </w:pPr>
             <w:r>
+              <w:rPr>
+                <w:rFonts w:eastAsia="黑体"/>
+              </w:rPr>
               <w:t xml:space="preserve">V</w:t>
             </w:r>
           </w:p>
@@ -988,6 +1078,9 @@
               </m:sSub>
             </m:oMath>
             <w:r>
+              <w:rPr>
+                <w:rFonts w:eastAsia="黑体"/>
+              </w:rPr>
               <w:t xml:space="preserve">​</w:t>
             </w:r>
           </w:p>
@@ -1000,7 +1093,7 @@
             </w:pPr>
             <w:r>
               <w:rPr>
-                <w:rFonts w:hint="eastAsia"/>
+                <w:rFonts w:hint="eastAsia" w:eastAsia="黑体"/>
               </w:rPr>
               <w:t xml:space="preserve">输出直流电流</w:t>
             </w:r>
@@ -1013,6 +1106,9 @@
               <w:pStyle w:val="Compact"/>
             </w:pPr>
             <w:r>
+              <w:rPr>
+                <w:rFonts w:eastAsia="黑体"/>
+              </w:rPr>
               <w:t xml:space="preserve">A</w:t>
             </w:r>
           </w:p>
@@ -1027,7 +1123,7 @@
       </w:pPr>
       <w:r>
         <w:rPr>
-          <w:rFonts w:hint="eastAsia"/>
+          <w:rFonts w:hint="eastAsia" w:eastAsia="黑体"/>
         </w:rPr>
         <w:t xml:space="preserve">元件调整影响</w:t>
       </w:r>
@@ -1047,6 +1143,7 @@
       </m:oMath>
       <w:r>
         <w:rPr>
+          <w:rFonts w:eastAsia="黑体"/>
           <w:b/>
           <w:bCs/>
         </w:rPr>
@@ -1054,21 +1151,27 @@
       </w:r>
       <w:r>
         <w:rPr>
-          <w:rFonts w:hint="eastAsia"/>
+          <w:rFonts w:hint="eastAsia" w:eastAsia="黑体"/>
           <w:b/>
           <w:bCs/>
         </w:rPr>
         <w:t xml:space="preserve">增大</w:t>
       </w:r>
       <w:r>
+        <w:rPr>
+          <w:rFonts w:eastAsia="黑体"/>
+        </w:rPr>
         <w:t xml:space="preserve"> </w:t>
       </w:r>
       <w:r>
+        <w:rPr>
+          <w:rFonts w:eastAsia="黑体"/>
+        </w:rPr>
         <w:t xml:space="preserve">→ </w:t>
       </w:r>
       <w:r>
         <w:rPr>
-          <w:rFonts w:hint="eastAsia"/>
+          <w:rFonts w:hint="eastAsia" w:eastAsia="黑体"/>
         </w:rPr>
         <w:t xml:space="preserve">纹波衰减更强、输出更平滑，但体积、成本、铜损增大。</w:t>
       </w:r>
@@ -1083,7 +1186,7 @@
       </w:pPr>
       <w:r>
         <w:rPr>
-          <w:rFonts w:hint="eastAsia"/>
+          <w:rFonts w:hint="eastAsia" w:eastAsia="黑体"/>
           <w:b/>
           <w:bCs/>
         </w:rPr>
@@ -1091,6 +1194,7 @@
       </w:r>
       <w:r>
         <w:rPr>
+          <w:rFonts w:eastAsia="黑体"/>
           <w:b/>
           <w:bCs/>
         </w:rPr>
@@ -1103,6 +1207,7 @@
       </m:oMath>
       <w:r>
         <w:rPr>
+          <w:rFonts w:eastAsia="黑体"/>
           <w:b/>
           <w:bCs/>
         </w:rPr>
@@ -1110,21 +1215,27 @@
       </w:r>
       <w:r>
         <w:rPr>
-          <w:rFonts w:hint="eastAsia"/>
+          <w:rFonts w:hint="eastAsia" w:eastAsia="黑体"/>
           <w:b/>
           <w:bCs/>
         </w:rPr>
         <w:t xml:space="preserve">升高</w:t>
       </w:r>
       <w:r>
+        <w:rPr>
+          <w:rFonts w:eastAsia="黑体"/>
+        </w:rPr>
         <w:t xml:space="preserve"> </w:t>
       </w:r>
       <w:r>
+        <w:rPr>
+          <w:rFonts w:eastAsia="黑体"/>
+        </w:rPr>
         <w:t xml:space="preserve">→ </w:t>
       </w:r>
       <w:r>
         <w:rPr>
-          <w:rFonts w:hint="eastAsia"/>
+          <w:rFonts w:hint="eastAsia" w:eastAsia="黑体"/>
         </w:rPr>
         <w:t xml:space="preserve">电感阻抗增大、滤波效果更好。</w:t>
       </w:r>
@@ -1153,6 +1264,7 @@
       </m:oMath>
       <w:r>
         <w:rPr>
+          <w:rFonts w:eastAsia="黑体"/>
           <w:b/>
           <w:bCs/>
         </w:rPr>
@@ -1160,21 +1272,27 @@
       </w:r>
       <w:r>
         <w:rPr>
-          <w:rFonts w:hint="eastAsia"/>
+          <w:rFonts w:hint="eastAsia" w:eastAsia="黑体"/>
           <w:b/>
           <w:bCs/>
         </w:rPr>
         <w:t xml:space="preserve">减小（负载加重）</w:t>
       </w:r>
       <w:r>
+        <w:rPr>
+          <w:rFonts w:eastAsia="黑体"/>
+        </w:rPr>
         <w:t xml:space="preserve"> </w:t>
       </w:r>
       <w:r>
+        <w:rPr>
+          <w:rFonts w:eastAsia="黑体"/>
+        </w:rPr>
         <w:t xml:space="preserve">→ </w:t>
       </w:r>
       <w:r>
         <w:rPr>
-          <w:rFonts w:hint="eastAsia"/>
+          <w:rFonts w:hint="eastAsia" w:eastAsia="黑体"/>
         </w:rPr>
         <w:t xml:space="preserve">纹波衰减变弱，较大电流时滤波效果下降。</w:t>
       </w:r>
@@ -1189,7 +1307,7 @@
       </w:pPr>
       <w:r>
         <w:rPr>
-          <w:rFonts w:hint="eastAsia"/>
+          <w:rFonts w:hint="eastAsia" w:eastAsia="黑体"/>
         </w:rPr>
         <w:t xml:space="preserve">电感直流电阻会造成直流压降，大电流时压降与发热明显。</w:t>
       </w:r>
@@ -1202,7 +1320,7 @@
       </w:pPr>
       <w:r>
         <w:rPr>
-          <w:rFonts w:hint="eastAsia"/>
+          <w:rFonts w:hint="eastAsia" w:eastAsia="黑体"/>
         </w:rPr>
         <w:t xml:space="preserve">典型参数示例</w:t>
       </w:r>
@@ -1217,11 +1335,14 @@
       </w:pPr>
       <w:r>
         <w:rPr>
-          <w:rFonts w:hint="eastAsia"/>
+          <w:rFonts w:hint="eastAsia" w:eastAsia="黑体"/>
         </w:rPr>
         <w:t xml:space="preserve">取</w:t>
       </w:r>
       <w:r>
+        <w:rPr>
+          <w:rFonts w:eastAsia="黑体"/>
+        </w:rPr>
         <w:t xml:space="preserve"> </w:t>
       </w:r>
       <m:oMath>
@@ -1249,6 +1370,9 @@
         </m:r>
       </m:oMath>
       <w:r>
+        <w:rPr>
+          <w:rFonts w:eastAsia="黑体"/>
+        </w:rPr>
         <w:t xml:space="preserve">、</w:t>
       </w:r>
       <m:oMath>
@@ -1277,7 +1401,7 @@
       </m:oMath>
       <w:r>
         <w:rPr>
-          <w:rFonts w:hint="eastAsia"/>
+          <w:rFonts w:hint="eastAsia" w:eastAsia="黑体"/>
         </w:rPr>
         <w:t xml:space="preserve">：</w:t>
       </w:r>
@@ -1344,6 +1468,9 @@
         </m:r>
       </m:oMath>
       <w:r>
+        <w:rPr>
+          <w:rFonts w:eastAsia="黑体"/>
+        </w:rPr>
         <w:t xml:space="preserve">。</w:t>
       </w:r>
     </w:p>
@@ -1357,11 +1484,14 @@
       </w:pPr>
       <w:r>
         <w:rPr>
-          <w:rFonts w:hint="eastAsia"/>
+          <w:rFonts w:hint="eastAsia" w:eastAsia="黑体"/>
         </w:rPr>
         <w:t xml:space="preserve">取</w:t>
       </w:r>
       <w:r>
+        <w:rPr>
+          <w:rFonts w:eastAsia="黑体"/>
+        </w:rPr>
         <w:t xml:space="preserve"> </w:t>
       </w:r>
       <m:oMath>
@@ -1397,6 +1527,9 @@
         </m:r>
       </m:oMath>
       <w:r>
+        <w:rPr>
+          <w:rFonts w:eastAsia="黑体"/>
+        </w:rPr>
         <w:t xml:space="preserve">、</w:t>
       </w:r>
       <m:oMath>
@@ -1424,6 +1557,9 @@
         </m:r>
       </m:oMath>
       <w:r>
+        <w:rPr>
+          <w:rFonts w:eastAsia="黑体"/>
+        </w:rPr>
         <w:t xml:space="preserve">、</w:t>
       </w:r>
       <m:oMath>
@@ -1452,11 +1588,14 @@
       </m:oMath>
       <w:r>
         <w:rPr>
-          <w:rFonts w:hint="eastAsia"/>
+          <w:rFonts w:hint="eastAsia" w:eastAsia="黑体"/>
         </w:rPr>
         <w:t xml:space="preserve">：衰减比</w:t>
       </w:r>
       <w:r>
+        <w:rPr>
+          <w:rFonts w:eastAsia="黑体"/>
+        </w:rPr>
         <w:t xml:space="preserve"> </w:t>
       </w:r>
       <m:oMath>
@@ -1493,11 +1632,14 @@
       </m:oMath>
       <w:r>
         <w:rPr>
-          <w:rFonts w:hint="eastAsia"/>
+          <w:rFonts w:hint="eastAsia" w:eastAsia="黑体"/>
         </w:rPr>
         <w:t xml:space="preserve">，即纹波衰减到约</w:t>
       </w:r>
       <w:r>
+        <w:rPr>
+          <w:rFonts w:eastAsia="黑体"/>
+        </w:rPr>
         <w:t xml:space="preserve"> 61%。</w:t>
       </w:r>
     </w:p>
@@ -1509,7 +1651,7 @@
       </w:pPr>
       <w:r>
         <w:rPr>
-          <w:rFonts w:hint="eastAsia"/>
+          <w:rFonts w:hint="eastAsia" w:eastAsia="黑体"/>
         </w:rPr>
         <w:t xml:space="preserve">常见器件型号</w:t>
       </w:r>
@@ -1524,7 +1666,7 @@
       </w:pPr>
       <w:r>
         <w:rPr>
-          <w:rFonts w:hint="eastAsia"/>
+          <w:rFonts w:hint="eastAsia" w:eastAsia="黑体"/>
         </w:rPr>
         <w:t xml:space="preserve">电感：功率扼流圈、磁环/铁氧体电感、TDK/村田功率电感。</w:t>
       </w:r>
@@ -1539,7 +1681,7 @@
       </w:pPr>
       <w:r>
         <w:rPr>
-          <w:rFonts w:hint="eastAsia"/>
+          <w:rFonts w:hint="eastAsia" w:eastAsia="黑体"/>
         </w:rPr>
         <w:t xml:space="preserve">常用：按需选型。</w:t>
       </w:r>
@@ -1552,7 +1694,7 @@
       </w:pPr>
       <w:r>
         <w:rPr>
-          <w:rFonts w:hint="eastAsia"/>
+          <w:rFonts w:hint="eastAsia" w:eastAsia="黑体"/>
         </w:rPr>
         <w:t xml:space="preserve">注意事项</w:t>
       </w:r>
@@ -1567,16 +1709,19 @@
       </w:pPr>
       <w:r>
         <w:rPr>
-          <w:rFonts w:hint="eastAsia"/>
+          <w:rFonts w:hint="eastAsia" w:eastAsia="黑体"/>
         </w:rPr>
         <w:t xml:space="preserve">电感额定电流须</w:t>
       </w:r>
       <w:r>
+        <w:rPr>
+          <w:rFonts w:eastAsia="黑体"/>
+        </w:rPr>
         <w:t xml:space="preserve"> ≥ </w:t>
       </w:r>
       <w:r>
         <w:rPr>
-          <w:rFonts w:hint="eastAsia"/>
+          <w:rFonts w:hint="eastAsia" w:eastAsia="黑体"/>
         </w:rPr>
         <w:t xml:space="preserve">最大负载电流，防止磁芯饱和。</w:t>
       </w:r>
@@ -1591,16 +1736,19 @@
       </w:pPr>
       <w:r>
         <w:rPr>
-          <w:rFonts w:hint="eastAsia"/>
+          <w:rFonts w:hint="eastAsia" w:eastAsia="黑体"/>
         </w:rPr>
         <w:t xml:space="preserve">单独电感滤波纹波衰减有限，常与电容配合成</w:t>
       </w:r>
       <w:r>
+        <w:rPr>
+          <w:rFonts w:eastAsia="黑体"/>
+        </w:rPr>
         <w:t xml:space="preserve"> LC </w:t>
       </w:r>
       <w:r>
         <w:rPr>
-          <w:rFonts w:hint="eastAsia"/>
+          <w:rFonts w:hint="eastAsia" w:eastAsia="黑体"/>
         </w:rPr>
         <w:t xml:space="preserve">滤波。</w:t>
       </w:r>
@@ -1615,7 +1763,7 @@
       </w:pPr>
       <w:r>
         <w:rPr>
-          <w:rFonts w:hint="eastAsia"/>
+          <w:rFonts w:hint="eastAsia" w:eastAsia="黑体"/>
         </w:rPr>
         <w:t xml:space="preserve">大电感体积大、成本高，动态响应慢。</w:t>
       </w:r>
@@ -1630,7 +1778,7 @@
       </w:pPr>
       <w:r>
         <w:rPr>
-          <w:rFonts w:hint="eastAsia"/>
+          <w:rFonts w:hint="eastAsia" w:eastAsia="黑体"/>
         </w:rPr>
         <w:t xml:space="preserve">需考虑电感直流电阻造成的压降与铜损。</w:t>
       </w:r>
@@ -1643,7 +1791,7 @@
       </w:pPr>
       <w:r>
         <w:rPr>
-          <w:rFonts w:hint="eastAsia"/>
+          <w:rFonts w:hint="eastAsia" w:eastAsia="黑体"/>
         </w:rPr>
         <w:t xml:space="preserve">参考资料</w:t>
       </w:r>
@@ -1657,6 +1805,9 @@
         </w:numPr>
       </w:pPr>
       <w:r>
+        <w:rPr>
+          <w:rFonts w:eastAsia="黑体"/>
+        </w:rPr>
         <w:t xml:space="preserve">Wikipedia: Ripple (electrical) / Choke (electronics)。</w:t>
       </w:r>
     </w:p>
@@ -1670,7 +1821,7 @@
       </w:pPr>
       <w:r>
         <w:rPr>
-          <w:rFonts w:hint="eastAsia"/>
+          <w:rFonts w:hint="eastAsia" w:eastAsia="黑体"/>
         </w:rPr>
         <w:t xml:space="preserve">《模拟电子技术基础》（童诗白、华成英）。</w:t>
       </w:r>
@@ -1684,20 +1835,26 @@
         </w:numPr>
       </w:pPr>
       <w:r>
+        <w:rPr>
+          <w:rFonts w:eastAsia="黑体"/>
+        </w:rPr>
         <w:t xml:space="preserve">TI </w:t>
       </w:r>
       <w:r>
         <w:rPr>
-          <w:rFonts w:hint="eastAsia"/>
+          <w:rFonts w:hint="eastAsia" w:eastAsia="黑体"/>
         </w:rPr>
         <w:t xml:space="preserve">应用笔记</w:t>
       </w:r>
       <w:r>
+        <w:rPr>
+          <w:rFonts w:eastAsia="黑体"/>
+        </w:rPr>
         <w:t xml:space="preserve"> </w:t>
       </w:r>
       <w:r>
         <w:rPr>
-          <w:rFonts w:hint="eastAsia"/>
+          <w:rFonts w:hint="eastAsia" w:eastAsia="黑体"/>
         </w:rPr>
         <w:t xml:space="preserve">SLUA271（电感滤波）。</w:t>
       </w:r>
@@ -1711,11 +1868,11 @@
       </w:pPr>
       <w:r>
         <w:rPr>
-          <w:rFonts w:ascii="Times New Roman" w:hAnsi="Times New Roman"/>
+          <w:rFonts w:ascii="Times New Roman" w:hAnsi="Times New Roman" w:eastAsia="黑体"/>
           <w:color w:val="555555"/>
           <w:sz w:val="21"/>
         </w:rPr>
-        <w:t>材料收集者：杜文杰</w:t>
+        <w:t>材料收集者：杜文杰，WX手机：19519196569，QQ:3478827729</w:t>
       </w:r>
     </w:p>
     <w:sectPr>
@@ -1735,7 +1892,7 @@
 </file>
 
 <file path=word/footer1.xml><?xml version="1.0" encoding="utf-8"?>
-<w:ftr xmlns:m="http://schemas.openxmlformats.org/officeDocument/2006/math" xmlns:mc="http://schemas.openxmlformats.org/markup-compatibility/2006" xmlns:mo="http://schemas.microsoft.com/office/mac/office/2008/main" xmlns:mv="urn:schemas-microsoft-com:mac:vml" xmlns:o="urn:schemas-microsoft-com:office:office" xmlns:r="http://schemas.openxmlformats.org/officeDocument/2006/relationships" xmlns:v="urn:schemas-microsoft-com:vml" xmlns:w10="urn:schemas-microsoft-com:office:word" xmlns:w14="http://schemas.microsoft.com/office/word/2010/wordml" xmlns:w="http://schemas.openxmlformats.org/wordprocessingml/2006/main" xmlns:wne="http://schemas.microsoft.com/office/word/2006/wordml" xmlns:wp14="http://schemas.microsoft.com/office/word/2010/wordprocessingDrawing" xmlns:wp="http://schemas.openxmlformats.org/drawingml/2006/wordprocessingDrawing" xmlns:wpc="http://schemas.microsoft.com/office/word/2010/wordprocessingCanvas" xmlns:wpg="http://schemas.microsoft.com/office/word/2010/wordprocessingGroup" xmlns:wpi="http://schemas.microsoft.com/office/word/2010/wordprocessingInk" xmlns:wps="http://schemas.microsoft.com/office/word/2010/wordprocessingShape" mc:Ignorable="w14 wp14">
+<w:ftr xmlns:mc="http://schemas.openxmlformats.org/markup-compatibility/2006" xmlns:w="http://schemas.openxmlformats.org/wordprocessingml/2006/main" xmlns:m="http://schemas.openxmlformats.org/officeDocument/2006/math" xmlns:mo="http://schemas.microsoft.com/office/mac/office/2008/main" xmlns:mv="urn:schemas-microsoft-com:mac:vml" xmlns:o="urn:schemas-microsoft-com:office:office" xmlns:r="http://schemas.openxmlformats.org/officeDocument/2006/relationships" xmlns:v="urn:schemas-microsoft-com:vml" xmlns:w10="urn:schemas-microsoft-com:office:word" xmlns:w14="http://schemas.microsoft.com/office/word/2010/wordml" xmlns:wne="http://schemas.microsoft.com/office/word/2006/wordml" xmlns:wp14="http://schemas.microsoft.com/office/word/2010/wordprocessingDrawing" xmlns:wp="http://schemas.openxmlformats.org/drawingml/2006/wordprocessingDrawing" xmlns:wpc="http://schemas.microsoft.com/office/word/2010/wordprocessingCanvas" xmlns:wpg="http://schemas.microsoft.com/office/word/2010/wordprocessingGroup" xmlns:wpi="http://schemas.microsoft.com/office/word/2010/wordprocessingInk" xmlns:wps="http://schemas.microsoft.com/office/word/2010/wordprocessingShape" mc:Ignorable="w14 wp14">
   <w:p>
     <w:pPr>
       <w:pStyle w:val="Footer"/>
@@ -1743,12 +1900,14 @@
     </w:pPr>
     <w:r>
       <w:rPr>
+        <w:rFonts w:eastAsia="黑体"/>
         <w:sz w:val="18"/>
       </w:rPr>
       <w:t xml:space="preserve">第 </w:t>
     </w:r>
     <w:r>
       <w:rPr>
+        <w:rFonts w:eastAsia="黑体"/>
         <w:sz w:val="18"/>
       </w:rPr>
       <w:fldChar w:fldCharType="begin"/>
@@ -1757,6 +1916,7 @@
     </w:r>
     <w:r>
       <w:rPr>
+        <w:rFonts w:eastAsia="黑体"/>
         <w:sz w:val="18"/>
       </w:rPr>
       <w:t xml:space="preserve"> 页</w:t>
@@ -1770,6 +1930,9 @@
   <w:footnote w:type="continuationSeparator" w:id="0">
     <w:p>
       <w:r>
+        <w:rPr>
+          <w:rFonts w:eastAsia="黑体"/>
+        </w:rPr>
         <w:continuationSeparator/>
       </w:r>
     </w:p>
@@ -1777,6 +1940,9 @@
   <w:footnote w:type="separator" w:id="-1">
     <w:p>
       <w:r>
+        <w:rPr>
+          <w:rFonts w:eastAsia="黑体"/>
+        </w:rPr>
         <w:separator/>
       </w:r>
     </w:p>
@@ -1785,7 +1951,7 @@
 </file>
 
 <file path=word/header1.xml><?xml version="1.0" encoding="utf-8"?>
-<w:hdr xmlns:m="http://schemas.openxmlformats.org/officeDocument/2006/math" xmlns:mc="http://schemas.openxmlformats.org/markup-compatibility/2006" xmlns:mo="http://schemas.microsoft.com/office/mac/office/2008/main" xmlns:mv="urn:schemas-microsoft-com:mac:vml" xmlns:o="urn:schemas-microsoft-com:office:office" xmlns:r="http://schemas.openxmlformats.org/officeDocument/2006/relationships" xmlns:v="urn:schemas-microsoft-com:vml" xmlns:w10="urn:schemas-microsoft-com:office:word" xmlns:w14="http://schemas.microsoft.com/office/word/2010/wordml" xmlns:w="http://schemas.openxmlformats.org/wordprocessingml/2006/main" xmlns:wne="http://schemas.microsoft.com/office/word/2006/wordml" xmlns:wp14="http://schemas.microsoft.com/office/word/2010/wordprocessingDrawing" xmlns:wp="http://schemas.openxmlformats.org/drawingml/2006/wordprocessingDrawing" xmlns:wpc="http://schemas.microsoft.com/office/word/2010/wordprocessingCanvas" xmlns:wpg="http://schemas.microsoft.com/office/word/2010/wordprocessingGroup" xmlns:wpi="http://schemas.microsoft.com/office/word/2010/wordprocessingInk" xmlns:wps="http://schemas.microsoft.com/office/word/2010/wordprocessingShape" mc:Ignorable="w14 wp14">
+<w:hdr xmlns:mc="http://schemas.openxmlformats.org/markup-compatibility/2006" xmlns:w="http://schemas.openxmlformats.org/wordprocessingml/2006/main" xmlns:m="http://schemas.openxmlformats.org/officeDocument/2006/math" xmlns:mo="http://schemas.microsoft.com/office/mac/office/2008/main" xmlns:mv="urn:schemas-microsoft-com:mac:vml" xmlns:o="urn:schemas-microsoft-com:office:office" xmlns:r="http://schemas.openxmlformats.org/officeDocument/2006/relationships" xmlns:v="urn:schemas-microsoft-com:vml" xmlns:w10="urn:schemas-microsoft-com:office:word" xmlns:w14="http://schemas.microsoft.com/office/word/2010/wordml" xmlns:wne="http://schemas.microsoft.com/office/word/2006/wordml" xmlns:wp14="http://schemas.microsoft.com/office/word/2010/wordprocessingDrawing" xmlns:wp="http://schemas.openxmlformats.org/drawingml/2006/wordprocessingDrawing" xmlns:wpc="http://schemas.microsoft.com/office/word/2010/wordprocessingCanvas" xmlns:wpg="http://schemas.microsoft.com/office/word/2010/wordprocessingGroup" xmlns:wpi="http://schemas.microsoft.com/office/word/2010/wordprocessingInk" xmlns:wps="http://schemas.microsoft.com/office/word/2010/wordprocessingShape" mc:Ignorable="w14 wp14">
   <w:p>
     <w:pPr>
       <w:pStyle w:val="Header"/>
@@ -1793,7 +1959,7 @@
     </w:pPr>
     <w:r>
       <w:rPr>
-        <w:rFonts w:ascii="Times New Roman" w:hAnsi="Times New Roman"/>
+        <w:rFonts w:ascii="Times New Roman" w:hAnsi="Times New Roman" w:eastAsia="黑体"/>
         <w:sz w:val="18"/>
         <w:rFonts w:eastAsia="黑体"/>
         <w:rFonts w:eastAsia="黑体"/>
@@ -1805,7 +1971,7 @@
 </file>
 
 <file path=word/numbering.xml><?xml version="1.0" encoding="utf-8"?>
-<w:numbering xmlns:m="http://schemas.openxmlformats.org/officeDocument/2006/math" xmlns:mc="http://schemas.openxmlformats.org/markup-compatibility/2006" xmlns:mo="http://schemas.microsoft.com/office/mac/office/2008/main" xmlns:mv="urn:schemas-microsoft-com:mac:vml" xmlns:o="urn:schemas-microsoft-com:office:office" xmlns:r="http://schemas.openxmlformats.org/officeDocument/2006/relationships" xmlns:v="urn:schemas-microsoft-com:vml" xmlns:w="http://schemas.openxmlformats.org/wordprocessingml/2006/main" xmlns:w10="urn:schemas-microsoft-com:office:word" xmlns:w14="http://schemas.microsoft.com/office/word/2010/wordml" xmlns:wne="http://schemas.microsoft.com/office/word/2006/wordml" xmlns:wp="http://schemas.openxmlformats.org/drawingml/2006/wordprocessingDrawing" xmlns:wp14="http://schemas.microsoft.com/office/word/2010/wordprocessingDrawing" xmlns:wpc="http://schemas.microsoft.com/office/word/2010/wordprocessingCanvas" xmlns:wpg="http://schemas.microsoft.com/office/word/2010/wordprocessingGroup" xmlns:wpi="http://schemas.microsoft.com/office/word/2010/wordprocessingInk" xmlns:wps="http://schemas.microsoft.com/office/word/2010/wordprocessingShape" mc:Ignorable="w14 wp14">
+<w:numbering xmlns:mc="http://schemas.openxmlformats.org/markup-compatibility/2006" xmlns:w="http://schemas.openxmlformats.org/wordprocessingml/2006/main" xmlns:m="http://schemas.openxmlformats.org/officeDocument/2006/math" xmlns:mo="http://schemas.microsoft.com/office/mac/office/2008/main" xmlns:mv="urn:schemas-microsoft-com:mac:vml" xmlns:o="urn:schemas-microsoft-com:office:office" xmlns:r="http://schemas.openxmlformats.org/officeDocument/2006/relationships" xmlns:v="urn:schemas-microsoft-com:vml" xmlns:w10="urn:schemas-microsoft-com:office:word" xmlns:w14="http://schemas.microsoft.com/office/word/2010/wordml" xmlns:wne="http://schemas.microsoft.com/office/word/2006/wordml" xmlns:wp="http://schemas.openxmlformats.org/drawingml/2006/wordprocessingDrawing" xmlns:wp14="http://schemas.microsoft.com/office/word/2010/wordprocessingDrawing" xmlns:wpc="http://schemas.microsoft.com/office/word/2010/wordprocessingCanvas" xmlns:wpg="http://schemas.microsoft.com/office/word/2010/wordprocessingGroup" xmlns:wpi="http://schemas.microsoft.com/office/word/2010/wordprocessingInk" xmlns:wps="http://schemas.microsoft.com/office/word/2010/wordprocessingShape" mc:Ignorable="w14 wp14">
   <w:abstractNum w:abstractNumId="0">
     <w:nsid w:val="FFFFFF7C"/>
     <w:multiLevelType w:val="singleLevel"/>
@@ -1892,7 +2058,7 @@
         <w:ind w:hanging="360" w:left="1440"/>
       </w:pPr>
       <w:rPr>
-        <w:rFonts w:ascii="Symbol" w:hAnsi="Symbol" w:hint="default"/>
+        <w:rFonts w:ascii="Symbol" w:hAnsi="Symbol" w:hint="default" w:eastAsia="黑体"/>
       </w:rPr>
     </w:lvl>
   </w:abstractNum>
@@ -1913,7 +2079,7 @@
         <w:ind w:hanging="360" w:left="1080"/>
       </w:pPr>
       <w:rPr>
-        <w:rFonts w:ascii="Symbol" w:hAnsi="Symbol" w:hint="default"/>
+        <w:rFonts w:ascii="Symbol" w:hAnsi="Symbol" w:hint="default" w:eastAsia="黑体"/>
       </w:rPr>
     </w:lvl>
   </w:abstractNum>
@@ -1934,7 +2100,7 @@
         <w:ind w:hanging="360" w:left="720"/>
       </w:pPr>
       <w:rPr>
-        <w:rFonts w:ascii="Symbol" w:hAnsi="Symbol" w:hint="default"/>
+        <w:rFonts w:ascii="Symbol" w:hAnsi="Symbol" w:hint="default" w:eastAsia="黑体"/>
       </w:rPr>
     </w:lvl>
   </w:abstractNum>
@@ -1973,7 +2139,7 @@
         <w:ind w:hanging="360" w:left="360"/>
       </w:pPr>
       <w:rPr>
-        <w:rFonts w:ascii="Symbol" w:hAnsi="Symbol" w:hint="default"/>
+        <w:rFonts w:ascii="Symbol" w:hAnsi="Symbol" w:hint="default" w:eastAsia="黑体"/>
       </w:rPr>
     </w:lvl>
   </w:abstractNum>
@@ -2064,7 +2230,7 @@
         <w:ind w:left="720" w:hanging="360"/>
       </w:pPr>
       <w:rPr>
-        <w:rFonts w:ascii="Symbol" w:hAnsi="Symbol" w:cs="Symbol" w:hint="default"/>
+        <w:rFonts w:ascii="Symbol" w:hAnsi="Symbol" w:cs="Symbol" w:hint="default" w:eastAsia="黑体"/>
       </w:rPr>
     </w:lvl>
     <w:lvl w:ilvl="1">
@@ -2075,7 +2241,7 @@
         <w:ind w:left="1440" w:hanging="360"/>
       </w:pPr>
       <w:rPr>
-        <w:rFonts w:ascii="Courier New" w:hAnsi="Courier New" w:cs="Courier New" w:hint="default"/>
+        <w:rFonts w:ascii="Courier New" w:hAnsi="Courier New" w:cs="Courier New" w:hint="default" w:eastAsia="黑体"/>
       </w:rPr>
     </w:lvl>
     <w:lvl w:ilvl="2">
@@ -2086,7 +2252,7 @@
         <w:ind w:left="2160" w:hanging="360"/>
       </w:pPr>
       <w:rPr>
-        <w:rFonts w:ascii="Wingdings" w:hAnsi="Wingdings" w:cs="Wingdings" w:hint="default"/>
+        <w:rFonts w:ascii="Wingdings" w:hAnsi="Wingdings" w:cs="Wingdings" w:hint="default" w:eastAsia="黑体"/>
       </w:rPr>
     </w:lvl>
     <w:lvl w:ilvl="3">
@@ -2097,7 +2263,7 @@
         <w:ind w:left="2880" w:hanging="360"/>
       </w:pPr>
       <w:rPr>
-        <w:rFonts w:ascii="Symbol" w:hAnsi="Symbol" w:cs="Symbol" w:hint="default"/>
+        <w:rFonts w:ascii="Symbol" w:hAnsi="Symbol" w:cs="Symbol" w:hint="default" w:eastAsia="黑体"/>
       </w:rPr>
     </w:lvl>
     <w:lvl w:ilvl="4">
@@ -2108,7 +2274,7 @@
         <w:ind w:left="3600" w:hanging="360"/>
       </w:pPr>
       <w:rPr>
-        <w:rFonts w:ascii="Courier New" w:hAnsi="Courier New" w:cs="Courier New" w:hint="default"/>
+        <w:rFonts w:ascii="Courier New" w:hAnsi="Courier New" w:cs="Courier New" w:hint="default" w:eastAsia="黑体"/>
       </w:rPr>
     </w:lvl>
     <w:lvl w:ilvl="5">
@@ -2119,7 +2285,7 @@
         <w:ind w:left="4320" w:hanging="360"/>
       </w:pPr>
       <w:rPr>
-        <w:rFonts w:ascii="Wingdings" w:hAnsi="Wingdings" w:cs="Wingdings" w:hint="default"/>
+        <w:rFonts w:ascii="Wingdings" w:hAnsi="Wingdings" w:cs="Wingdings" w:hint="default" w:eastAsia="黑体"/>
       </w:rPr>
     </w:lvl>
     <w:lvl w:ilvl="6">
@@ -2130,7 +2296,7 @@
         <w:ind w:left="5040" w:hanging="360"/>
       </w:pPr>
       <w:rPr>
-        <w:rFonts w:ascii="Symbol" w:hAnsi="Symbol" w:cs="Symbol" w:hint="default"/>
+        <w:rFonts w:ascii="Symbol" w:hAnsi="Symbol" w:cs="Symbol" w:hint="default" w:eastAsia="黑体"/>
       </w:rPr>
     </w:lvl>
     <w:lvl w:ilvl="7">
@@ -2141,7 +2307,7 @@
         <w:ind w:left="5760" w:hanging="360"/>
       </w:pPr>
       <w:rPr>
-        <w:rFonts w:ascii="Courier New" w:hAnsi="Courier New" w:cs="Courier New" w:hint="default"/>
+        <w:rFonts w:ascii="Courier New" w:hAnsi="Courier New" w:cs="Courier New" w:hint="default" w:eastAsia="黑体"/>
       </w:rPr>
     </w:lvl>
     <w:lvl w:ilvl="8">
@@ -2152,7 +2318,7 @@
         <w:ind w:left="6480" w:hanging="360"/>
       </w:pPr>
       <w:rPr>
-        <w:rFonts w:ascii="Wingdings" w:hAnsi="Wingdings" w:cs="Wingdings" w:hint="default"/>
+        <w:rFonts w:ascii="Wingdings" w:hAnsi="Wingdings" w:cs="Wingdings" w:hint="default" w:eastAsia="黑体"/>
       </w:rPr>
     </w:lvl>
   </w:abstractNum>
@@ -2208,11 +2374,11 @@
 </file>
 
 <file path=word/styles.xml><?xml version="1.0" encoding="utf-8"?>
-<w:styles xmlns:mc="http://schemas.openxmlformats.org/markup-compatibility/2006" xmlns:r="http://schemas.openxmlformats.org/officeDocument/2006/relationships" xmlns:w="http://schemas.openxmlformats.org/wordprocessingml/2006/main" xmlns:w14="http://schemas.microsoft.com/office/word/2010/wordml" mc:Ignorable="w14">
+<w:styles xmlns:mc="http://schemas.openxmlformats.org/markup-compatibility/2006" xmlns:w="http://schemas.openxmlformats.org/wordprocessingml/2006/main" xmlns:r="http://schemas.openxmlformats.org/officeDocument/2006/relationships" xmlns:w14="http://schemas.microsoft.com/office/word/2010/wordml" mc:Ignorable="w14">
   <w:docDefaults>
     <w:rPrDefault>
       <w:rPr>
-        <w:rFonts w:asciiTheme="minorHAnsi" w:cstheme="minorBidi" w:eastAsiaTheme="minorEastAsia" w:hAnsiTheme="minorHAnsi"/>
+        <w:rFonts w:asciiTheme="minorHAnsi" w:cstheme="minorBidi" w:hAnsiTheme="minorHAnsi" w:eastAsia="黑体"/>
         <w:sz w:val="22"/>
         <w:szCs w:val="22"/>
         <w:lang w:bidi="ar-SA" w:eastAsia="en-US" w:val="en-US"/>
@@ -2434,7 +2600,7 @@
       <w:outlineLvl w:val="0"/>
     </w:pPr>
     <w:rPr>
-      <w:rFonts w:ascii="Times New Roman" w:asciiTheme="majorHAnsi" w:cstheme="majorBidi" w:eastAsia="黑体" w:eastAsiaTheme="majorEastAsia" w:hAnsi="Times New Roman" w:hAnsiTheme="majorHAnsi"/>
+      <w:rFonts w:ascii="Times New Roman" w:asciiTheme="majorHAnsi" w:cstheme="majorBidi" w:eastAsia="黑体" w:hAnsi="Times New Roman" w:hAnsiTheme="majorHAnsi"/>
       <w:b/>
       <w:bCs/>
       <w:color w:val="1F3864"/>
@@ -2458,7 +2624,7 @@
       <w:outlineLvl w:val="1"/>
     </w:pPr>
     <w:rPr>
-      <w:rFonts w:ascii="Times New Roman" w:asciiTheme="majorHAnsi" w:cstheme="majorBidi" w:eastAsia="黑体" w:eastAsiaTheme="majorEastAsia" w:hAnsi="Times New Roman" w:hAnsiTheme="majorHAnsi"/>
+      <w:rFonts w:ascii="Times New Roman" w:asciiTheme="majorHAnsi" w:cstheme="majorBidi" w:eastAsia="黑体" w:hAnsi="Times New Roman" w:hAnsiTheme="majorHAnsi"/>
       <w:b/>
       <w:bCs/>
       <w:color w:val="2E4E7E"/>
@@ -2482,7 +2648,7 @@
       <w:outlineLvl w:val="2"/>
     </w:pPr>
     <w:rPr>
-      <w:rFonts w:ascii="Times New Roman" w:asciiTheme="majorHAnsi" w:cstheme="majorBidi" w:eastAsia="黑体" w:eastAsiaTheme="majorEastAsia" w:hAnsi="Times New Roman" w:hAnsiTheme="majorHAnsi"/>
+      <w:rFonts w:ascii="Times New Roman" w:asciiTheme="majorHAnsi" w:cstheme="majorBidi" w:eastAsia="黑体" w:hAnsi="Times New Roman" w:hAnsiTheme="majorHAnsi"/>
       <w:b/>
       <w:bCs/>
       <w:color w:val="2E4E7E"/>
@@ -2506,7 +2672,7 @@
       <w:outlineLvl w:val="3"/>
     </w:pPr>
     <w:rPr>
-      <w:rFonts w:ascii="Times New Roman" w:asciiTheme="majorHAnsi" w:cstheme="majorBidi" w:eastAsia="黑体" w:eastAsiaTheme="majorEastAsia" w:hAnsi="Times New Roman" w:hAnsiTheme="majorHAnsi"/>
+      <w:rFonts w:ascii="Times New Roman" w:asciiTheme="majorHAnsi" w:cstheme="majorBidi" w:eastAsia="黑体" w:hAnsi="Times New Roman" w:hAnsiTheme="majorHAnsi"/>
       <w:b/>
       <w:bCs/>
       <w:i/>
@@ -2532,7 +2698,7 @@
       <w:outlineLvl w:val="4"/>
     </w:pPr>
     <w:rPr>
-      <w:rFonts w:ascii="Times New Roman" w:asciiTheme="majorHAnsi" w:cstheme="majorBidi" w:eastAsia="黑体" w:eastAsiaTheme="majorEastAsia" w:hAnsi="Times New Roman" w:hAnsiTheme="majorHAnsi"/>
+      <w:rFonts w:ascii="Times New Roman" w:asciiTheme="majorHAnsi" w:cstheme="majorBidi" w:eastAsia="黑体" w:hAnsi="Times New Roman" w:hAnsiTheme="majorHAnsi"/>
       <w:b/>
       <w:color w:val="333333"/>
       <w:sz w:val="22"/>
@@ -2555,7 +2721,7 @@
       <w:outlineLvl w:val="5"/>
     </w:pPr>
     <w:rPr>
-      <w:rFonts w:asciiTheme="majorHAnsi" w:cstheme="majorBidi" w:eastAsiaTheme="majorEastAsia" w:hAnsiTheme="majorHAnsi"/>
+      <w:rFonts w:asciiTheme="majorHAnsi" w:cstheme="majorBidi" w:hAnsiTheme="majorHAnsi" w:eastAsia="黑体"/>
       <w:i/>
       <w:iCs/>
       <w:color w:themeColor="accent1" w:themeShade="7F" w:val="243F60"/>
@@ -2578,7 +2744,7 @@
       <w:outlineLvl w:val="6"/>
     </w:pPr>
     <w:rPr>
-      <w:rFonts w:asciiTheme="majorHAnsi" w:cstheme="majorBidi" w:eastAsiaTheme="majorEastAsia" w:hAnsiTheme="majorHAnsi"/>
+      <w:rFonts w:asciiTheme="majorHAnsi" w:cstheme="majorBidi" w:hAnsiTheme="majorHAnsi" w:eastAsia="黑体"/>
       <w:i/>
       <w:iCs/>
       <w:color w:themeColor="text1" w:themeTint="BF" w:val="404040"/>
@@ -2601,7 +2767,7 @@
       <w:outlineLvl w:val="7"/>
     </w:pPr>
     <w:rPr>
-      <w:rFonts w:asciiTheme="majorHAnsi" w:cstheme="majorBidi" w:eastAsiaTheme="majorEastAsia" w:hAnsiTheme="majorHAnsi"/>
+      <w:rFonts w:asciiTheme="majorHAnsi" w:cstheme="majorBidi" w:hAnsiTheme="majorHAnsi" w:eastAsia="黑体"/>
       <w:color w:themeColor="accent1" w:val="4F81BD"/>
       <w:sz w:val="20"/>
       <w:szCs w:val="20"/>
@@ -2624,7 +2790,7 @@
       <w:outlineLvl w:val="8"/>
     </w:pPr>
     <w:rPr>
-      <w:rFonts w:asciiTheme="majorHAnsi" w:cstheme="majorBidi" w:eastAsiaTheme="majorEastAsia" w:hAnsiTheme="majorHAnsi"/>
+      <w:rFonts w:asciiTheme="majorHAnsi" w:cstheme="majorBidi" w:hAnsiTheme="majorHAnsi" w:eastAsia="黑体"/>
       <w:i/>
       <w:iCs/>
       <w:color w:themeColor="text1" w:themeTint="BF" w:val="404040"/>
@@ -2675,7 +2841,7 @@
     <w:uiPriority w:val="9"/>
     <w:rsid w:val="00FC693F"/>
     <w:rPr>
-      <w:rFonts w:asciiTheme="majorHAnsi" w:cstheme="majorBidi" w:eastAsiaTheme="majorEastAsia" w:hAnsiTheme="majorHAnsi"/>
+      <w:rFonts w:asciiTheme="majorHAnsi" w:cstheme="majorBidi" w:hAnsiTheme="majorHAnsi" w:eastAsia="黑体"/>
       <w:b/>
       <w:bCs/>
       <w:color w:themeColor="accent1" w:themeShade="BF" w:val="365F91"/>
@@ -2690,7 +2856,7 @@
     <w:uiPriority w:val="9"/>
     <w:rsid w:val="00FC693F"/>
     <w:rPr>
-      <w:rFonts w:asciiTheme="majorHAnsi" w:cstheme="majorBidi" w:eastAsiaTheme="majorEastAsia" w:hAnsiTheme="majorHAnsi"/>
+      <w:rFonts w:asciiTheme="majorHAnsi" w:cstheme="majorBidi" w:hAnsiTheme="majorHAnsi" w:eastAsia="黑体"/>
       <w:b/>
       <w:bCs/>
       <w:color w:themeColor="accent1" w:val="4F81BD"/>
@@ -2705,7 +2871,7 @@
     <w:uiPriority w:val="9"/>
     <w:rsid w:val="00FC693F"/>
     <w:rPr>
-      <w:rFonts w:asciiTheme="majorHAnsi" w:cstheme="majorBidi" w:eastAsiaTheme="majorEastAsia" w:hAnsiTheme="majorHAnsi"/>
+      <w:rFonts w:asciiTheme="majorHAnsi" w:cstheme="majorBidi" w:hAnsiTheme="majorHAnsi" w:eastAsia="黑体"/>
       <w:b/>
       <w:bCs/>
       <w:color w:themeColor="accent1" w:val="4F81BD"/>
@@ -2728,7 +2894,7 @@
       <w:contextualSpacing/>
     </w:pPr>
     <w:rPr>
-      <w:rFonts w:ascii="Times New Roman" w:asciiTheme="majorHAnsi" w:cstheme="majorBidi" w:eastAsia="黑体" w:eastAsiaTheme="majorEastAsia" w:hAnsi="Times New Roman" w:hAnsiTheme="majorHAnsi"/>
+      <w:rFonts w:ascii="Times New Roman" w:asciiTheme="majorHAnsi" w:cstheme="majorBidi" w:eastAsia="黑体" w:hAnsi="Times New Roman" w:hAnsiTheme="majorHAnsi"/>
       <w:b/>
       <w:color w:val="1F3864"/>
       <w:spacing w:val="5"/>
@@ -2744,7 +2910,7 @@
     <w:uiPriority w:val="10"/>
     <w:rsid w:val="00FC693F"/>
     <w:rPr>
-      <w:rFonts w:asciiTheme="majorHAnsi" w:cstheme="majorBidi" w:eastAsiaTheme="majorEastAsia" w:hAnsiTheme="majorHAnsi"/>
+      <w:rFonts w:asciiTheme="majorHAnsi" w:cstheme="majorBidi" w:hAnsiTheme="majorHAnsi" w:eastAsia="黑体"/>
       <w:color w:themeColor="text2" w:themeShade="BF" w:val="17365D"/>
       <w:spacing w:val="5"/>
       <w:kern w:val="28"/>
@@ -2766,7 +2932,7 @@
       </w:numPr>
     </w:pPr>
     <w:rPr>
-      <w:rFonts w:asciiTheme="majorHAnsi" w:cstheme="majorBidi" w:eastAsiaTheme="majorEastAsia" w:hAnsiTheme="majorHAnsi"/>
+      <w:rFonts w:asciiTheme="majorHAnsi" w:cstheme="majorBidi" w:hAnsiTheme="majorHAnsi" w:eastAsia="黑体"/>
       <w:i/>
       <w:iCs/>
       <w:color w:themeColor="accent1" w:val="4F81BD"/>
@@ -2782,7 +2948,7 @@
     <w:uiPriority w:val="11"/>
     <w:rsid w:val="00FC693F"/>
     <w:rPr>
-      <w:rFonts w:asciiTheme="majorHAnsi" w:cstheme="majorBidi" w:eastAsiaTheme="majorEastAsia" w:hAnsiTheme="majorHAnsi"/>
+      <w:rFonts w:asciiTheme="majorHAnsi" w:cstheme="majorBidi" w:hAnsiTheme="majorHAnsi" w:eastAsia="黑体"/>
       <w:i/>
       <w:iCs/>
       <w:color w:themeColor="accent1" w:val="4F81BD"/>
@@ -2849,6 +3015,7 @@
       <w:spacing w:after="120"/>
     </w:pPr>
     <w:rPr>
+      <w:rFonts w:eastAsia="黑体"/>
       <w:sz w:val="16"/>
       <w:szCs w:val="16"/>
     </w:rPr>
@@ -2860,6 +3027,7 @@
     <w:uiPriority w:val="99"/>
     <w:rsid w:val="00AA1D8D"/>
     <w:rPr>
+      <w:rFonts w:eastAsia="黑体"/>
       <w:sz w:val="16"/>
       <w:szCs w:val="16"/>
     </w:rPr>
@@ -3029,7 +3197,7 @@
       </w:tabs>
     </w:pPr>
     <w:rPr>
-      <w:rFonts w:ascii="Courier" w:hAnsi="Courier"/>
+      <w:rFonts w:ascii="Courier" w:hAnsi="Courier" w:eastAsia="黑体"/>
       <w:sz w:val="20"/>
       <w:szCs w:val="20"/>
     </w:rPr>
@@ -3041,7 +3209,7 @@
     <w:uiPriority w:val="99"/>
     <w:rsid w:val="0029639D"/>
     <w:rPr>
-      <w:rFonts w:ascii="Courier" w:hAnsi="Courier"/>
+      <w:rFonts w:ascii="Courier" w:hAnsi="Courier" w:eastAsia="黑体"/>
       <w:sz w:val="20"/>
       <w:szCs w:val="20"/>
     </w:rPr>
@@ -3077,6 +3245,7 @@
     <w:uiPriority w:val="29"/>
     <w:rsid w:val="00FC693F"/>
     <w:rPr>
+      <w:rFonts w:eastAsia="黑体"/>
       <w:i/>
       <w:iCs/>
       <w:color w:themeColor="text1" w:val="000000"/>
@@ -3090,7 +3259,7 @@
     <w:semiHidden/>
     <w:rsid w:val="00FC693F"/>
     <w:rPr>
-      <w:rFonts w:asciiTheme="majorHAnsi" w:cstheme="majorBidi" w:eastAsiaTheme="majorEastAsia" w:hAnsiTheme="majorHAnsi"/>
+      <w:rFonts w:asciiTheme="majorHAnsi" w:cstheme="majorBidi" w:hAnsiTheme="majorHAnsi" w:eastAsia="黑体"/>
       <w:b/>
       <w:bCs/>
       <w:i/>
@@ -3106,7 +3275,7 @@
     <w:semiHidden/>
     <w:rsid w:val="00FC693F"/>
     <w:rPr>
-      <w:rFonts w:asciiTheme="majorHAnsi" w:cstheme="majorBidi" w:eastAsiaTheme="majorEastAsia" w:hAnsiTheme="majorHAnsi"/>
+      <w:rFonts w:asciiTheme="majorHAnsi" w:cstheme="majorBidi" w:hAnsiTheme="majorHAnsi" w:eastAsia="黑体"/>
       <w:color w:themeColor="accent1" w:themeShade="7F" w:val="243F60"/>
     </w:rPr>
   </w:style>
@@ -3118,7 +3287,7 @@
     <w:semiHidden/>
     <w:rsid w:val="00FC693F"/>
     <w:rPr>
-      <w:rFonts w:asciiTheme="majorHAnsi" w:cstheme="majorBidi" w:eastAsiaTheme="majorEastAsia" w:hAnsiTheme="majorHAnsi"/>
+      <w:rFonts w:asciiTheme="majorHAnsi" w:cstheme="majorBidi" w:hAnsiTheme="majorHAnsi" w:eastAsia="黑体"/>
       <w:i/>
       <w:iCs/>
       <w:color w:themeColor="accent1" w:themeShade="7F" w:val="243F60"/>
@@ -3132,7 +3301,7 @@
     <w:semiHidden/>
     <w:rsid w:val="00FC693F"/>
     <w:rPr>
-      <w:rFonts w:asciiTheme="majorHAnsi" w:cstheme="majorBidi" w:eastAsiaTheme="majorEastAsia" w:hAnsiTheme="majorHAnsi"/>
+      <w:rFonts w:asciiTheme="majorHAnsi" w:cstheme="majorBidi" w:hAnsiTheme="majorHAnsi" w:eastAsia="黑体"/>
       <w:i/>
       <w:iCs/>
       <w:color w:themeColor="text1" w:themeTint="BF" w:val="404040"/>
@@ -3146,7 +3315,7 @@
     <w:semiHidden/>
     <w:rsid w:val="00FC693F"/>
     <w:rPr>
-      <w:rFonts w:asciiTheme="majorHAnsi" w:cstheme="majorBidi" w:eastAsiaTheme="majorEastAsia" w:hAnsiTheme="majorHAnsi"/>
+      <w:rFonts w:asciiTheme="majorHAnsi" w:cstheme="majorBidi" w:hAnsiTheme="majorHAnsi" w:eastAsia="黑体"/>
       <w:color w:themeColor="accent1" w:val="4F81BD"/>
       <w:sz w:val="20"/>
       <w:szCs w:val="20"/>
@@ -3160,7 +3329,7 @@
     <w:semiHidden/>
     <w:rsid w:val="00FC693F"/>
     <w:rPr>
-      <w:rFonts w:asciiTheme="majorHAnsi" w:cstheme="majorBidi" w:eastAsiaTheme="majorEastAsia" w:hAnsiTheme="majorHAnsi"/>
+      <w:rFonts w:asciiTheme="majorHAnsi" w:cstheme="majorBidi" w:hAnsiTheme="majorHAnsi" w:eastAsia="黑体"/>
       <w:i/>
       <w:iCs/>
       <w:color w:themeColor="text1" w:themeTint="BF" w:val="404040"/>
@@ -3181,6 +3350,7 @@
       <w:spacing w:line="240" w:lineRule="auto"/>
     </w:pPr>
     <w:rPr>
+      <w:rFonts w:eastAsia="黑体"/>
       <w:b/>
       <w:bCs/>
       <w:color w:themeColor="accent1" w:val="4F81BD"/>
@@ -3195,6 +3365,7 @@
     <w:qFormat/>
     <w:rsid w:val="00FC693F"/>
     <w:rPr>
+      <w:rFonts w:eastAsia="黑体"/>
       <w:b/>
       <w:bCs/>
     </w:rPr>
@@ -3206,6 +3377,7 @@
     <w:qFormat/>
     <w:rsid w:val="00FC693F"/>
     <w:rPr>
+      <w:rFonts w:eastAsia="黑体"/>
       <w:i/>
       <w:iCs/>
     </w:rPr>
@@ -3226,6 +3398,7 @@
       <w:ind w:left="936" w:right="936"/>
     </w:pPr>
     <w:rPr>
+      <w:rFonts w:eastAsia="黑体"/>
       <w:b/>
       <w:bCs/>
       <w:i/>
@@ -3240,6 +3413,7 @@
     <w:uiPriority w:val="30"/>
     <w:rsid w:val="00FC693F"/>
     <w:rPr>
+      <w:rFonts w:eastAsia="黑体"/>
       <w:b/>
       <w:bCs/>
       <w:i/>
@@ -3254,6 +3428,7 @@
     <w:qFormat/>
     <w:rsid w:val="00FC693F"/>
     <w:rPr>
+      <w:rFonts w:eastAsia="黑体"/>
       <w:i/>
       <w:iCs/>
       <w:color w:themeColor="text1" w:themeTint="7F" w:val="808080"/>
@@ -3266,6 +3441,7 @@
     <w:qFormat/>
     <w:rsid w:val="00FC693F"/>
     <w:rPr>
+      <w:rFonts w:eastAsia="黑体"/>
       <w:b/>
       <w:bCs/>
       <w:i/>
@@ -3280,6 +3456,7 @@
     <w:qFormat/>
     <w:rsid w:val="00FC693F"/>
     <w:rPr>
+      <w:rFonts w:eastAsia="黑体"/>
       <w:smallCaps/>
       <w:color w:themeColor="accent2" w:val="C0504D"/>
       <w:u w:val="single"/>
@@ -3292,6 +3469,7 @@
     <w:qFormat/>
     <w:rsid w:val="00FC693F"/>
     <w:rPr>
+      <w:rFonts w:eastAsia="黑体"/>
       <w:b/>
       <w:bCs/>
       <w:smallCaps/>
@@ -3307,6 +3485,7 @@
     <w:qFormat/>
     <w:rsid w:val="00FC693F"/>
     <w:rPr>
+      <w:rFonts w:eastAsia="黑体"/>
       <w:b/>
       <w:bCs/>
       <w:smallCaps/>
@@ -3361,6 +3540,7 @@
       <w:spacing w:after="0" w:line="240" w:lineRule="auto"/>
     </w:pPr>
     <w:rPr>
+      <w:rFonts w:eastAsia="黑体"/>
       <w:color w:themeColor="text1" w:themeShade="BF" w:val="000000"/>
     </w:rPr>
     <w:tblPr>
@@ -3383,6 +3563,7 @@
         <w:spacing w:after="0" w:before="0" w:line="240" w:lineRule="auto"/>
       </w:pPr>
       <w:rPr>
+        <w:rFonts w:eastAsia="黑体"/>
         <w:b/>
         <w:bCs/>
       </w:rPr>
@@ -3403,6 +3584,7 @@
         <w:spacing w:after="0" w:before="0" w:line="240" w:lineRule="auto"/>
       </w:pPr>
       <w:rPr>
+        <w:rFonts w:eastAsia="黑体"/>
         <w:b/>
         <w:bCs/>
       </w:rPr>
@@ -3420,12 +3602,14 @@
     </w:tblStylePr>
     <w:tblStylePr w:type="firstCol">
       <w:rPr>
+        <w:rFonts w:eastAsia="黑体"/>
         <w:b/>
         <w:bCs/>
       </w:rPr>
     </w:tblStylePr>
     <w:tblStylePr w:type="lastCol">
       <w:rPr>
+        <w:rFonts w:eastAsia="黑体"/>
         <w:b/>
         <w:bCs/>
       </w:rPr>
@@ -3464,6 +3648,7 @@
       <w:spacing w:after="0" w:line="240" w:lineRule="auto"/>
     </w:pPr>
     <w:rPr>
+      <w:rFonts w:eastAsia="黑体"/>
       <w:color w:themeColor="accent1" w:themeShade="BF" w:val="365F91"/>
     </w:rPr>
     <w:tblPr>
@@ -3486,6 +3671,7 @@
         <w:spacing w:after="0" w:before="0" w:line="240" w:lineRule="auto"/>
       </w:pPr>
       <w:rPr>
+        <w:rFonts w:eastAsia="黑体"/>
         <w:b/>
         <w:bCs/>
       </w:rPr>
@@ -3506,6 +3692,7 @@
         <w:spacing w:after="0" w:before="0" w:line="240" w:lineRule="auto"/>
       </w:pPr>
       <w:rPr>
+        <w:rFonts w:eastAsia="黑体"/>
         <w:b/>
         <w:bCs/>
       </w:rPr>
@@ -3523,12 +3710,14 @@
     </w:tblStylePr>
     <w:tblStylePr w:type="firstCol">
       <w:rPr>
+        <w:rFonts w:eastAsia="黑体"/>
         <w:b/>
         <w:bCs/>
       </w:rPr>
     </w:tblStylePr>
     <w:tblStylePr w:type="lastCol">
       <w:rPr>
+        <w:rFonts w:eastAsia="黑体"/>
         <w:b/>
         <w:bCs/>
       </w:rPr>
@@ -3567,6 +3756,7 @@
       <w:spacing w:after="0" w:line="240" w:lineRule="auto"/>
     </w:pPr>
     <w:rPr>
+      <w:rFonts w:eastAsia="黑体"/>
       <w:color w:themeColor="accent2" w:themeShade="BF" w:val="943634"/>
     </w:rPr>
     <w:tblPr>
@@ -3589,6 +3779,7 @@
         <w:spacing w:after="0" w:before="0" w:line="240" w:lineRule="auto"/>
       </w:pPr>
       <w:rPr>
+        <w:rFonts w:eastAsia="黑体"/>
         <w:b/>
         <w:bCs/>
       </w:rPr>
@@ -3609,6 +3800,7 @@
         <w:spacing w:after="0" w:before="0" w:line="240" w:lineRule="auto"/>
       </w:pPr>
       <w:rPr>
+        <w:rFonts w:eastAsia="黑体"/>
         <w:b/>
         <w:bCs/>
       </w:rPr>
@@ -3626,12 +3818,14 @@
     </w:tblStylePr>
     <w:tblStylePr w:type="firstCol">
       <w:rPr>
+        <w:rFonts w:eastAsia="黑体"/>
         <w:b/>
         <w:bCs/>
       </w:rPr>
     </w:tblStylePr>
     <w:tblStylePr w:type="lastCol">
       <w:rPr>
+        <w:rFonts w:eastAsia="黑体"/>
         <w:b/>
         <w:bCs/>
       </w:rPr>
@@ -3670,6 +3864,7 @@
       <w:spacing w:after="0" w:line="240" w:lineRule="auto"/>
     </w:pPr>
     <w:rPr>
+      <w:rFonts w:eastAsia="黑体"/>
       <w:color w:themeColor="accent3" w:themeShade="BF" w:val="76923C"/>
     </w:rPr>
     <w:tblPr>
@@ -3692,6 +3887,7 @@
         <w:spacing w:after="0" w:before="0" w:line="240" w:lineRule="auto"/>
       </w:pPr>
       <w:rPr>
+        <w:rFonts w:eastAsia="黑体"/>
         <w:b/>
         <w:bCs/>
       </w:rPr>
@@ -3712,6 +3908,7 @@
         <w:spacing w:after="0" w:before="0" w:line="240" w:lineRule="auto"/>
       </w:pPr>
       <w:rPr>
+        <w:rFonts w:eastAsia="黑体"/>
         <w:b/>
         <w:bCs/>
       </w:rPr>
@@ -3729,12 +3926,14 @@
     </w:tblStylePr>
     <w:tblStylePr w:type="firstCol">
       <w:rPr>
+        <w:rFonts w:eastAsia="黑体"/>
         <w:b/>
         <w:bCs/>
       </w:rPr>
     </w:tblStylePr>
     <w:tblStylePr w:type="lastCol">
       <w:rPr>
+        <w:rFonts w:eastAsia="黑体"/>
         <w:b/>
         <w:bCs/>
       </w:rPr>
@@ -3773,6 +3972,7 @@
       <w:spacing w:after="0" w:line="240" w:lineRule="auto"/>
     </w:pPr>
     <w:rPr>
+      <w:rFonts w:eastAsia="黑体"/>
       <w:color w:themeColor="accent4" w:themeShade="BF" w:val="5F497A"/>
     </w:rPr>
     <w:tblPr>
@@ -3795,6 +3995,7 @@
         <w:spacing w:after="0" w:before="0" w:line="240" w:lineRule="auto"/>
       </w:pPr>
       <w:rPr>
+        <w:rFonts w:eastAsia="黑体"/>
         <w:b/>
         <w:bCs/>
       </w:rPr>
@@ -3815,6 +4016,7 @@
         <w:spacing w:after="0" w:before="0" w:line="240" w:lineRule="auto"/>
       </w:pPr>
       <w:rPr>
+        <w:rFonts w:eastAsia="黑体"/>
         <w:b/>
         <w:bCs/>
       </w:rPr>
@@ -3832,12 +4034,14 @@
     </w:tblStylePr>
     <w:tblStylePr w:type="firstCol">
       <w:rPr>
+        <w:rFonts w:eastAsia="黑体"/>
         <w:b/>
         <w:bCs/>
       </w:rPr>
     </w:tblStylePr>
     <w:tblStylePr w:type="lastCol">
       <w:rPr>
+        <w:rFonts w:eastAsia="黑体"/>
         <w:b/>
         <w:bCs/>
       </w:rPr>
@@ -3876,6 +4080,7 @@
       <w:spacing w:after="0" w:line="240" w:lineRule="auto"/>
     </w:pPr>
     <w:rPr>
+      <w:rFonts w:eastAsia="黑体"/>
       <w:color w:themeColor="accent5" w:themeShade="BF" w:val="31849B"/>
     </w:rPr>
     <w:tblPr>
@@ -3898,6 +4103,7 @@
         <w:spacing w:after="0" w:before="0" w:line="240" w:lineRule="auto"/>
       </w:pPr>
       <w:rPr>
+        <w:rFonts w:eastAsia="黑体"/>
         <w:b/>
         <w:bCs/>
       </w:rPr>
@@ -3918,6 +4124,7 @@
         <w:spacing w:after="0" w:before="0" w:line="240" w:lineRule="auto"/>
       </w:pPr>
       <w:rPr>
+        <w:rFonts w:eastAsia="黑体"/>
         <w:b/>
         <w:bCs/>
       </w:rPr>
@@ -3935,12 +4142,14 @@
     </w:tblStylePr>
     <w:tblStylePr w:type="firstCol">
       <w:rPr>
+        <w:rFonts w:eastAsia="黑体"/>
         <w:b/>
         <w:bCs/>
       </w:rPr>
     </w:tblStylePr>
     <w:tblStylePr w:type="lastCol">
       <w:rPr>
+        <w:rFonts w:eastAsia="黑体"/>
         <w:b/>
         <w:bCs/>
       </w:rPr>
@@ -3979,6 +4188,7 @@
       <w:spacing w:after="0" w:line="240" w:lineRule="auto"/>
     </w:pPr>
     <w:rPr>
+      <w:rFonts w:eastAsia="黑体"/>
       <w:color w:themeColor="accent6" w:themeShade="BF" w:val="E36C0A"/>
     </w:rPr>
     <w:tblPr>
@@ -4001,6 +4211,7 @@
         <w:spacing w:after="0" w:before="0" w:line="240" w:lineRule="auto"/>
       </w:pPr>
       <w:rPr>
+        <w:rFonts w:eastAsia="黑体"/>
         <w:b/>
         <w:bCs/>
       </w:rPr>
@@ -4021,6 +4232,7 @@
         <w:spacing w:after="0" w:before="0" w:line="240" w:lineRule="auto"/>
       </w:pPr>
       <w:rPr>
+        <w:rFonts w:eastAsia="黑体"/>
         <w:b/>
         <w:bCs/>
       </w:rPr>
@@ -4038,12 +4250,14 @@
     </w:tblStylePr>
     <w:tblStylePr w:type="firstCol">
       <w:rPr>
+        <w:rFonts w:eastAsia="黑体"/>
         <w:b/>
         <w:bCs/>
       </w:rPr>
     </w:tblStylePr>
     <w:tblStylePr w:type="lastCol">
       <w:rPr>
+        <w:rFonts w:eastAsia="黑体"/>
         <w:b/>
         <w:bCs/>
       </w:rPr>
@@ -4103,6 +4317,7 @@
         <w:spacing w:after="0" w:before="0" w:line="240" w:lineRule="auto"/>
       </w:pPr>
       <w:rPr>
+        <w:rFonts w:eastAsia="黑体"/>
         <w:b/>
         <w:bCs/>
         <w:color w:themeColor="background1" w:val="FFFFFF"/>
@@ -4117,6 +4332,7 @@
         <w:spacing w:after="0" w:before="0" w:line="240" w:lineRule="auto"/>
       </w:pPr>
       <w:rPr>
+        <w:rFonts w:eastAsia="黑体"/>
         <w:b/>
         <w:bCs/>
       </w:rPr>
@@ -4132,12 +4348,14 @@
     </w:tblStylePr>
     <w:tblStylePr w:type="firstCol">
       <w:rPr>
+        <w:rFonts w:eastAsia="黑体"/>
         <w:b/>
         <w:bCs/>
       </w:rPr>
     </w:tblStylePr>
     <w:tblStylePr w:type="lastCol">
       <w:rPr>
+        <w:rFonts w:eastAsia="黑体"/>
         <w:b/>
         <w:bCs/>
       </w:rPr>
@@ -4195,6 +4413,7 @@
         <w:spacing w:after="0" w:before="0" w:line="240" w:lineRule="auto"/>
       </w:pPr>
       <w:rPr>
+        <w:rFonts w:eastAsia="黑体"/>
         <w:b/>
         <w:bCs/>
         <w:color w:themeColor="background1" w:val="FFFFFF"/>
@@ -4209,6 +4428,7 @@
         <w:spacing w:after="0" w:before="0" w:line="240" w:lineRule="auto"/>
       </w:pPr>
       <w:rPr>
+        <w:rFonts w:eastAsia="黑体"/>
         <w:b/>
         <w:bCs/>
       </w:rPr>
@@ -4224,12 +4444,14 @@
     </w:tblStylePr>
     <w:tblStylePr w:type="firstCol">
       <w:rPr>
+        <w:rFonts w:eastAsia="黑体"/>
         <w:b/>
         <w:bCs/>
       </w:rPr>
     </w:tblStylePr>
     <w:tblStylePr w:type="lastCol">
       <w:rPr>
+        <w:rFonts w:eastAsia="黑体"/>
         <w:b/>
         <w:bCs/>
       </w:rPr>
@@ -4287,6 +4509,7 @@
         <w:spacing w:after="0" w:before="0" w:line="240" w:lineRule="auto"/>
       </w:pPr>
       <w:rPr>
+        <w:rFonts w:eastAsia="黑体"/>
         <w:b/>
         <w:bCs/>
         <w:color w:themeColor="background1" w:val="FFFFFF"/>
@@ -4301,6 +4524,7 @@
         <w:spacing w:after="0" w:before="0" w:line="240" w:lineRule="auto"/>
       </w:pPr>
       <w:rPr>
+        <w:rFonts w:eastAsia="黑体"/>
         <w:b/>
         <w:bCs/>
       </w:rPr>
@@ -4316,12 +4540,14 @@
     </w:tblStylePr>
     <w:tblStylePr w:type="firstCol">
       <w:rPr>
+        <w:rFonts w:eastAsia="黑体"/>
         <w:b/>
         <w:bCs/>
       </w:rPr>
     </w:tblStylePr>
     <w:tblStylePr w:type="lastCol">
       <w:rPr>
+        <w:rFonts w:eastAsia="黑体"/>
         <w:b/>
         <w:bCs/>
       </w:rPr>
@@ -4379,6 +4605,7 @@
         <w:spacing w:after="0" w:before="0" w:line="240" w:lineRule="auto"/>
       </w:pPr>
       <w:rPr>
+        <w:rFonts w:eastAsia="黑体"/>
         <w:b/>
         <w:bCs/>
         <w:color w:themeColor="background1" w:val="FFFFFF"/>
@@ -4393,6 +4620,7 @@
         <w:spacing w:after="0" w:before="0" w:line="240" w:lineRule="auto"/>
       </w:pPr>
       <w:rPr>
+        <w:rFonts w:eastAsia="黑体"/>
         <w:b/>
         <w:bCs/>
       </w:rPr>
@@ -4408,12 +4636,14 @@
     </w:tblStylePr>
     <w:tblStylePr w:type="firstCol">
       <w:rPr>
+        <w:rFonts w:eastAsia="黑体"/>
         <w:b/>
         <w:bCs/>
       </w:rPr>
     </w:tblStylePr>
     <w:tblStylePr w:type="lastCol">
       <w:rPr>
+        <w:rFonts w:eastAsia="黑体"/>
         <w:b/>
         <w:bCs/>
       </w:rPr>
@@ -4471,6 +4701,7 @@
         <w:spacing w:after="0" w:before="0" w:line="240" w:lineRule="auto"/>
       </w:pPr>
       <w:rPr>
+        <w:rFonts w:eastAsia="黑体"/>
         <w:b/>
         <w:bCs/>
         <w:color w:themeColor="background1" w:val="FFFFFF"/>
@@ -4485,6 +4716,7 @@
         <w:spacing w:after="0" w:before="0" w:line="240" w:lineRule="auto"/>
       </w:pPr>
       <w:rPr>
+        <w:rFonts w:eastAsia="黑体"/>
         <w:b/>
         <w:bCs/>
       </w:rPr>
@@ -4500,12 +4732,14 @@
     </w:tblStylePr>
     <w:tblStylePr w:type="firstCol">
       <w:rPr>
+        <w:rFonts w:eastAsia="黑体"/>
         <w:b/>
         <w:bCs/>
       </w:rPr>
     </w:tblStylePr>
     <w:tblStylePr w:type="lastCol">
       <w:rPr>
+        <w:rFonts w:eastAsia="黑体"/>
         <w:b/>
         <w:bCs/>
       </w:rPr>
@@ -4563,6 +4797,7 @@
         <w:spacing w:after="0" w:before="0" w:line="240" w:lineRule="auto"/>
       </w:pPr>
       <w:rPr>
+        <w:rFonts w:eastAsia="黑体"/>
         <w:b/>
         <w:bCs/>
         <w:color w:themeColor="background1" w:val="FFFFFF"/>
@@ -4577,6 +4812,7 @@
         <w:spacing w:after="0" w:before="0" w:line="240" w:lineRule="auto"/>
       </w:pPr>
       <w:rPr>
+        <w:rFonts w:eastAsia="黑体"/>
         <w:b/>
         <w:bCs/>
       </w:rPr>
@@ -4592,12 +4828,14 @@
     </w:tblStylePr>
     <w:tblStylePr w:type="firstCol">
       <w:rPr>
+        <w:rFonts w:eastAsia="黑体"/>
         <w:b/>
         <w:bCs/>
       </w:rPr>
     </w:tblStylePr>
     <w:tblStylePr w:type="lastCol">
       <w:rPr>
+        <w:rFonts w:eastAsia="黑体"/>
         <w:b/>
         <w:bCs/>
       </w:rPr>
@@ -4655,6 +4893,7 @@
         <w:spacing w:after="0" w:before="0" w:line="240" w:lineRule="auto"/>
       </w:pPr>
       <w:rPr>
+        <w:rFonts w:eastAsia="黑体"/>
         <w:b/>
         <w:bCs/>
         <w:color w:themeColor="background1" w:val="FFFFFF"/>
@@ -4669,6 +4908,7 @@
         <w:spacing w:after="0" w:before="0" w:line="240" w:lineRule="auto"/>
       </w:pPr>
       <w:rPr>
+        <w:rFonts w:eastAsia="黑体"/>
         <w:b/>
         <w:bCs/>
       </w:rPr>
@@ -4684,12 +4924,14 @@
     </w:tblStylePr>
     <w:tblStylePr w:type="firstCol">
       <w:rPr>
+        <w:rFonts w:eastAsia="黑体"/>
         <w:b/>
         <w:bCs/>
       </w:rPr>
     </w:tblStylePr>
     <w:tblStylePr w:type="lastCol">
       <w:rPr>
+        <w:rFonts w:eastAsia="黑体"/>
         <w:b/>
         <w:bCs/>
       </w:rPr>
@@ -4749,7 +4991,7 @@
         <w:spacing w:after="0" w:before="0" w:line="240" w:lineRule="auto"/>
       </w:pPr>
       <w:rPr>
-        <w:rFonts w:asciiTheme="majorHAnsi" w:cstheme="majorBidi" w:eastAsiaTheme="majorEastAsia" w:hAnsiTheme="majorHAnsi"/>
+        <w:rFonts w:asciiTheme="majorHAnsi" w:cstheme="majorBidi" w:hAnsiTheme="majorHAnsi" w:eastAsia="黑体"/>
         <w:b/>
         <w:bCs/>
       </w:rPr>
@@ -4770,7 +5012,7 @@
         <w:spacing w:after="0" w:before="0" w:line="240" w:lineRule="auto"/>
       </w:pPr>
       <w:rPr>
-        <w:rFonts w:asciiTheme="majorHAnsi" w:cstheme="majorBidi" w:eastAsiaTheme="majorEastAsia" w:hAnsiTheme="majorHAnsi"/>
+        <w:rFonts w:asciiTheme="majorHAnsi" w:cstheme="majorBidi" w:hAnsiTheme="majorHAnsi" w:eastAsia="黑体"/>
         <w:b/>
         <w:bCs/>
       </w:rPr>
@@ -4788,14 +5030,14 @@
     </w:tblStylePr>
     <w:tblStylePr w:type="firstCol">
       <w:rPr>
-        <w:rFonts w:asciiTheme="majorHAnsi" w:cstheme="majorBidi" w:eastAsiaTheme="majorEastAsia" w:hAnsiTheme="majorHAnsi"/>
+        <w:rFonts w:asciiTheme="majorHAnsi" w:cstheme="majorBidi" w:hAnsiTheme="majorHAnsi" w:eastAsia="黑体"/>
         <w:b/>
         <w:bCs/>
       </w:rPr>
     </w:tblStylePr>
     <w:tblStylePr w:type="lastCol">
       <w:rPr>
-        <w:rFonts w:asciiTheme="majorHAnsi" w:cstheme="majorBidi" w:eastAsiaTheme="majorEastAsia" w:hAnsiTheme="majorHAnsi"/>
+        <w:rFonts w:asciiTheme="majorHAnsi" w:cstheme="majorBidi" w:hAnsiTheme="majorHAnsi" w:eastAsia="黑体"/>
         <w:b/>
         <w:bCs/>
       </w:rPr>
@@ -4879,7 +5121,7 @@
         <w:spacing w:after="0" w:before="0" w:line="240" w:lineRule="auto"/>
       </w:pPr>
       <w:rPr>
-        <w:rFonts w:asciiTheme="majorHAnsi" w:cstheme="majorBidi" w:eastAsiaTheme="majorEastAsia" w:hAnsiTheme="majorHAnsi"/>
+        <w:rFonts w:asciiTheme="majorHAnsi" w:cstheme="majorBidi" w:hAnsiTheme="majorHAnsi" w:eastAsia="黑体"/>
         <w:b/>
         <w:bCs/>
       </w:rPr>
@@ -4900,7 +5142,7 @@
         <w:spacing w:after="0" w:before="0" w:line="240" w:lineRule="auto"/>
       </w:pPr>
       <w:rPr>
-        <w:rFonts w:asciiTheme="majorHAnsi" w:cstheme="majorBidi" w:eastAsiaTheme="majorEastAsia" w:hAnsiTheme="majorHAnsi"/>
+        <w:rFonts w:asciiTheme="majorHAnsi" w:cstheme="majorBidi" w:hAnsiTheme="majorHAnsi" w:eastAsia="黑体"/>
         <w:b/>
         <w:bCs/>
       </w:rPr>
@@ -4918,14 +5160,14 @@
     </w:tblStylePr>
     <w:tblStylePr w:type="firstCol">
       <w:rPr>
-        <w:rFonts w:asciiTheme="majorHAnsi" w:cstheme="majorBidi" w:eastAsiaTheme="majorEastAsia" w:hAnsiTheme="majorHAnsi"/>
+        <w:rFonts w:asciiTheme="majorHAnsi" w:cstheme="majorBidi" w:hAnsiTheme="majorHAnsi" w:eastAsia="黑体"/>
         <w:b/>
         <w:bCs/>
       </w:rPr>
     </w:tblStylePr>
     <w:tblStylePr w:type="lastCol">
       <w:rPr>
-        <w:rFonts w:asciiTheme="majorHAnsi" w:cstheme="majorBidi" w:eastAsiaTheme="majorEastAsia" w:hAnsiTheme="majorHAnsi"/>
+        <w:rFonts w:asciiTheme="majorHAnsi" w:cstheme="majorBidi" w:hAnsiTheme="majorHAnsi" w:eastAsia="黑体"/>
         <w:b/>
         <w:bCs/>
       </w:rPr>
@@ -5009,7 +5251,7 @@
         <w:spacing w:after="0" w:before="0" w:line="240" w:lineRule="auto"/>
       </w:pPr>
       <w:rPr>
-        <w:rFonts w:asciiTheme="majorHAnsi" w:cstheme="majorBidi" w:eastAsiaTheme="majorEastAsia" w:hAnsiTheme="majorHAnsi"/>
+        <w:rFonts w:asciiTheme="majorHAnsi" w:cstheme="majorBidi" w:hAnsiTheme="majorHAnsi" w:eastAsia="黑体"/>
         <w:b/>
         <w:bCs/>
       </w:rPr>
@@ -5030,7 +5272,7 @@
         <w:spacing w:after="0" w:before="0" w:line="240" w:lineRule="auto"/>
       </w:pPr>
       <w:rPr>
-        <w:rFonts w:asciiTheme="majorHAnsi" w:cstheme="majorBidi" w:eastAsiaTheme="majorEastAsia" w:hAnsiTheme="majorHAnsi"/>
+        <w:rFonts w:asciiTheme="majorHAnsi" w:cstheme="majorBidi" w:hAnsiTheme="majorHAnsi" w:eastAsia="黑体"/>
         <w:b/>
         <w:bCs/>
       </w:rPr>
@@ -5048,14 +5290,14 @@
     </w:tblStylePr>
     <w:tblStylePr w:type="firstCol">
       <w:rPr>
-        <w:rFonts w:asciiTheme="majorHAnsi" w:cstheme="majorBidi" w:eastAsiaTheme="majorEastAsia" w:hAnsiTheme="majorHAnsi"/>
+        <w:rFonts w:asciiTheme="majorHAnsi" w:cstheme="majorBidi" w:hAnsiTheme="majorHAnsi" w:eastAsia="黑体"/>
         <w:b/>
         <w:bCs/>
       </w:rPr>
     </w:tblStylePr>
     <w:tblStylePr w:type="lastCol">
       <w:rPr>
-        <w:rFonts w:asciiTheme="majorHAnsi" w:cstheme="majorBidi" w:eastAsiaTheme="majorEastAsia" w:hAnsiTheme="majorHAnsi"/>
+        <w:rFonts w:asciiTheme="majorHAnsi" w:cstheme="majorBidi" w:hAnsiTheme="majorHAnsi" w:eastAsia="黑体"/>
         <w:b/>
         <w:bCs/>
       </w:rPr>
@@ -5139,7 +5381,7 @@
         <w:spacing w:after="0" w:before="0" w:line="240" w:lineRule="auto"/>
       </w:pPr>
       <w:rPr>
-        <w:rFonts w:asciiTheme="majorHAnsi" w:cstheme="majorBidi" w:eastAsiaTheme="majorEastAsia" w:hAnsiTheme="majorHAnsi"/>
+        <w:rFonts w:asciiTheme="majorHAnsi" w:cstheme="majorBidi" w:hAnsiTheme="majorHAnsi" w:eastAsia="黑体"/>
         <w:b/>
         <w:bCs/>
       </w:rPr>
@@ -5160,7 +5402,7 @@
         <w:spacing w:after="0" w:before="0" w:line="240" w:lineRule="auto"/>
       </w:pPr>
       <w:rPr>
-        <w:rFonts w:asciiTheme="majorHAnsi" w:cstheme="majorBidi" w:eastAsiaTheme="majorEastAsia" w:hAnsiTheme="majorHAnsi"/>
+        <w:rFonts w:asciiTheme="majorHAnsi" w:cstheme="majorBidi" w:hAnsiTheme="majorHAnsi" w:eastAsia="黑体"/>
         <w:b/>
         <w:bCs/>
       </w:rPr>
@@ -5178,14 +5420,14 @@
     </w:tblStylePr>
     <w:tblStylePr w:type="firstCol">
       <w:rPr>
-        <w:rFonts w:asciiTheme="majorHAnsi" w:cstheme="majorBidi" w:eastAsiaTheme="majorEastAsia" w:hAnsiTheme="majorHAnsi"/>
+        <w:rFonts w:asciiTheme="majorHAnsi" w:cstheme="majorBidi" w:hAnsiTheme="majorHAnsi" w:eastAsia="黑体"/>
         <w:b/>
         <w:bCs/>
       </w:rPr>
     </w:tblStylePr>
     <w:tblStylePr w:type="lastCol">
       <w:rPr>
-        <w:rFonts w:asciiTheme="majorHAnsi" w:cstheme="majorBidi" w:eastAsiaTheme="majorEastAsia" w:hAnsiTheme="majorHAnsi"/>
+        <w:rFonts w:asciiTheme="majorHAnsi" w:cstheme="majorBidi" w:hAnsiTheme="majorHAnsi" w:eastAsia="黑体"/>
         <w:b/>
         <w:bCs/>
       </w:rPr>
@@ -5269,7 +5511,7 @@
         <w:spacing w:after="0" w:before="0" w:line="240" w:lineRule="auto"/>
       </w:pPr>
       <w:rPr>
-        <w:rFonts w:asciiTheme="majorHAnsi" w:cstheme="majorBidi" w:eastAsiaTheme="majorEastAsia" w:hAnsiTheme="majorHAnsi"/>
+        <w:rFonts w:asciiTheme="majorHAnsi" w:cstheme="majorBidi" w:hAnsiTheme="majorHAnsi" w:eastAsia="黑体"/>
         <w:b/>
         <w:bCs/>
       </w:rPr>
@@ -5290,7 +5532,7 @@
         <w:spacing w:after="0" w:before="0" w:line="240" w:lineRule="auto"/>
       </w:pPr>
       <w:rPr>
-        <w:rFonts w:asciiTheme="majorHAnsi" w:cstheme="majorBidi" w:eastAsiaTheme="majorEastAsia" w:hAnsiTheme="majorHAnsi"/>
+        <w:rFonts w:asciiTheme="majorHAnsi" w:cstheme="majorBidi" w:hAnsiTheme="majorHAnsi" w:eastAsia="黑体"/>
         <w:b/>
         <w:bCs/>
       </w:rPr>
@@ -5308,14 +5550,14 @@
     </w:tblStylePr>
     <w:tblStylePr w:type="firstCol">
       <w:rPr>
-        <w:rFonts w:asciiTheme="majorHAnsi" w:cstheme="majorBidi" w:eastAsiaTheme="majorEastAsia" w:hAnsiTheme="majorHAnsi"/>
+        <w:rFonts w:asciiTheme="majorHAnsi" w:cstheme="majorBidi" w:hAnsiTheme="majorHAnsi" w:eastAsia="黑体"/>
         <w:b/>
         <w:bCs/>
       </w:rPr>
     </w:tblStylePr>
     <w:tblStylePr w:type="lastCol">
       <w:rPr>
-        <w:rFonts w:asciiTheme="majorHAnsi" w:cstheme="majorBidi" w:eastAsiaTheme="majorEastAsia" w:hAnsiTheme="majorHAnsi"/>
+        <w:rFonts w:asciiTheme="majorHAnsi" w:cstheme="majorBidi" w:hAnsiTheme="majorHAnsi" w:eastAsia="黑体"/>
         <w:b/>
         <w:bCs/>
       </w:rPr>
@@ -5399,7 +5641,7 @@
         <w:spacing w:after="0" w:before="0" w:line="240" w:lineRule="auto"/>
       </w:pPr>
       <w:rPr>
-        <w:rFonts w:asciiTheme="majorHAnsi" w:cstheme="majorBidi" w:eastAsiaTheme="majorEastAsia" w:hAnsiTheme="majorHAnsi"/>
+        <w:rFonts w:asciiTheme="majorHAnsi" w:cstheme="majorBidi" w:hAnsiTheme="majorHAnsi" w:eastAsia="黑体"/>
         <w:b/>
         <w:bCs/>
       </w:rPr>
@@ -5420,7 +5662,7 @@
         <w:spacing w:after="0" w:before="0" w:line="240" w:lineRule="auto"/>
       </w:pPr>
       <w:rPr>
-        <w:rFonts w:asciiTheme="majorHAnsi" w:cstheme="majorBidi" w:eastAsiaTheme="majorEastAsia" w:hAnsiTheme="majorHAnsi"/>
+        <w:rFonts w:asciiTheme="majorHAnsi" w:cstheme="majorBidi" w:hAnsiTheme="majorHAnsi" w:eastAsia="黑体"/>
         <w:b/>
         <w:bCs/>
       </w:rPr>
@@ -5438,14 +5680,14 @@
     </w:tblStylePr>
     <w:tblStylePr w:type="firstCol">
       <w:rPr>
-        <w:rFonts w:asciiTheme="majorHAnsi" w:cstheme="majorBidi" w:eastAsiaTheme="majorEastAsia" w:hAnsiTheme="majorHAnsi"/>
+        <w:rFonts w:asciiTheme="majorHAnsi" w:cstheme="majorBidi" w:hAnsiTheme="majorHAnsi" w:eastAsia="黑体"/>
         <w:b/>
         <w:bCs/>
       </w:rPr>
     </w:tblStylePr>
     <w:tblStylePr w:type="lastCol">
       <w:rPr>
-        <w:rFonts w:asciiTheme="majorHAnsi" w:cstheme="majorBidi" w:eastAsiaTheme="majorEastAsia" w:hAnsiTheme="majorHAnsi"/>
+        <w:rFonts w:asciiTheme="majorHAnsi" w:cstheme="majorBidi" w:hAnsiTheme="majorHAnsi" w:eastAsia="黑体"/>
         <w:b/>
         <w:bCs/>
       </w:rPr>
@@ -5529,7 +5771,7 @@
         <w:spacing w:after="0" w:before="0" w:line="240" w:lineRule="auto"/>
       </w:pPr>
       <w:rPr>
-        <w:rFonts w:asciiTheme="majorHAnsi" w:cstheme="majorBidi" w:eastAsiaTheme="majorEastAsia" w:hAnsiTheme="majorHAnsi"/>
+        <w:rFonts w:asciiTheme="majorHAnsi" w:cstheme="majorBidi" w:hAnsiTheme="majorHAnsi" w:eastAsia="黑体"/>
         <w:b/>
         <w:bCs/>
       </w:rPr>
@@ -5550,7 +5792,7 @@
         <w:spacing w:after="0" w:before="0" w:line="240" w:lineRule="auto"/>
       </w:pPr>
       <w:rPr>
-        <w:rFonts w:asciiTheme="majorHAnsi" w:cstheme="majorBidi" w:eastAsiaTheme="majorEastAsia" w:hAnsiTheme="majorHAnsi"/>
+        <w:rFonts w:asciiTheme="majorHAnsi" w:cstheme="majorBidi" w:hAnsiTheme="majorHAnsi" w:eastAsia="黑体"/>
         <w:b/>
         <w:bCs/>
       </w:rPr>
@@ -5568,14 +5810,14 @@
     </w:tblStylePr>
     <w:tblStylePr w:type="firstCol">
       <w:rPr>
-        <w:rFonts w:asciiTheme="majorHAnsi" w:cstheme="majorBidi" w:eastAsiaTheme="majorEastAsia" w:hAnsiTheme="majorHAnsi"/>
+        <w:rFonts w:asciiTheme="majorHAnsi" w:cstheme="majorBidi" w:hAnsiTheme="majorHAnsi" w:eastAsia="黑体"/>
         <w:b/>
         <w:bCs/>
       </w:rPr>
     </w:tblStylePr>
     <w:tblStylePr w:type="lastCol">
       <w:rPr>
-        <w:rFonts w:asciiTheme="majorHAnsi" w:cstheme="majorBidi" w:eastAsiaTheme="majorEastAsia" w:hAnsiTheme="majorHAnsi"/>
+        <w:rFonts w:asciiTheme="majorHAnsi" w:cstheme="majorBidi" w:hAnsiTheme="majorHAnsi" w:eastAsia="黑体"/>
         <w:b/>
         <w:bCs/>
       </w:rPr>
@@ -5658,6 +5900,7 @@
         <w:spacing w:after="0" w:before="0" w:line="240" w:lineRule="auto"/>
       </w:pPr>
       <w:rPr>
+        <w:rFonts w:eastAsia="黑体"/>
         <w:b/>
         <w:bCs/>
         <w:color w:themeColor="background1" w:val="FFFFFF"/>
@@ -5680,6 +5923,7 @@
         <w:spacing w:after="0" w:before="0" w:line="240" w:lineRule="auto"/>
       </w:pPr>
       <w:rPr>
+        <w:rFonts w:eastAsia="黑体"/>
         <w:b/>
         <w:bCs/>
       </w:rPr>
@@ -5697,12 +5941,14 @@
     </w:tblStylePr>
     <w:tblStylePr w:type="firstCol">
       <w:rPr>
+        <w:rFonts w:eastAsia="黑体"/>
         <w:b/>
         <w:bCs/>
       </w:rPr>
     </w:tblStylePr>
     <w:tblStylePr w:type="lastCol">
       <w:rPr>
+        <w:rFonts w:eastAsia="黑体"/>
         <w:b/>
         <w:bCs/>
       </w:rPr>
@@ -5764,6 +6010,7 @@
         <w:spacing w:after="0" w:before="0" w:line="240" w:lineRule="auto"/>
       </w:pPr>
       <w:rPr>
+        <w:rFonts w:eastAsia="黑体"/>
         <w:b/>
         <w:bCs/>
         <w:color w:themeColor="background1" w:val="FFFFFF"/>
@@ -5786,6 +6033,7 @@
         <w:spacing w:after="0" w:before="0" w:line="240" w:lineRule="auto"/>
       </w:pPr>
       <w:rPr>
+        <w:rFonts w:eastAsia="黑体"/>
         <w:b/>
         <w:bCs/>
       </w:rPr>
@@ -5803,12 +6051,14 @@
     </w:tblStylePr>
     <w:tblStylePr w:type="firstCol">
       <w:rPr>
+        <w:rFonts w:eastAsia="黑体"/>
         <w:b/>
         <w:bCs/>
       </w:rPr>
     </w:tblStylePr>
     <w:tblStylePr w:type="lastCol">
       <w:rPr>
+        <w:rFonts w:eastAsia="黑体"/>
         <w:b/>
         <w:bCs/>
       </w:rPr>
@@ -5870,6 +6120,7 @@
         <w:spacing w:after="0" w:before="0" w:line="240" w:lineRule="auto"/>
       </w:pPr>
       <w:rPr>
+        <w:rFonts w:eastAsia="黑体"/>
         <w:b/>
         <w:bCs/>
         <w:color w:themeColor="background1" w:val="FFFFFF"/>
@@ -5892,6 +6143,7 @@
         <w:spacing w:after="0" w:before="0" w:line="240" w:lineRule="auto"/>
       </w:pPr>
       <w:rPr>
+        <w:rFonts w:eastAsia="黑体"/>
         <w:b/>
         <w:bCs/>
       </w:rPr>
@@ -5909,12 +6161,14 @@
     </w:tblStylePr>
     <w:tblStylePr w:type="firstCol">
       <w:rPr>
+        <w:rFonts w:eastAsia="黑体"/>
         <w:b/>
         <w:bCs/>
       </w:rPr>
     </w:tblStylePr>
     <w:tblStylePr w:type="lastCol">
       <w:rPr>
+        <w:rFonts w:eastAsia="黑体"/>
         <w:b/>
         <w:bCs/>
       </w:rPr>
@@ -5976,6 +6230,7 @@
         <w:spacing w:after="0" w:before="0" w:line="240" w:lineRule="auto"/>
       </w:pPr>
       <w:rPr>
+        <w:rFonts w:eastAsia="黑体"/>
         <w:b/>
         <w:bCs/>
         <w:color w:themeColor="background1" w:val="FFFFFF"/>
@@ -5998,6 +6253,7 @@
         <w:spacing w:after="0" w:before="0" w:line="240" w:lineRule="auto"/>
       </w:pPr>
       <w:rPr>
+        <w:rFonts w:eastAsia="黑体"/>
         <w:b/>
         <w:bCs/>
       </w:rPr>
@@ -6015,12 +6271,14 @@
     </w:tblStylePr>
     <w:tblStylePr w:type="firstCol">
       <w:rPr>
+        <w:rFonts w:eastAsia="黑体"/>
         <w:b/>
         <w:bCs/>
       </w:rPr>
     </w:tblStylePr>
     <w:tblStylePr w:type="lastCol">
       <w:rPr>
+        <w:rFonts w:eastAsia="黑体"/>
         <w:b/>
         <w:bCs/>
       </w:rPr>
@@ -6082,6 +6340,7 @@
         <w:spacing w:after="0" w:before="0" w:line="240" w:lineRule="auto"/>
       </w:pPr>
       <w:rPr>
+        <w:rFonts w:eastAsia="黑体"/>
         <w:b/>
         <w:bCs/>
         <w:color w:themeColor="background1" w:val="FFFFFF"/>
@@ -6104,6 +6363,7 @@
         <w:spacing w:after="0" w:before="0" w:line="240" w:lineRule="auto"/>
       </w:pPr>
       <w:rPr>
+        <w:rFonts w:eastAsia="黑体"/>
         <w:b/>
         <w:bCs/>
       </w:rPr>
@@ -6121,12 +6381,14 @@
     </w:tblStylePr>
     <w:tblStylePr w:type="firstCol">
       <w:rPr>
+        <w:rFonts w:eastAsia="黑体"/>
         <w:b/>
         <w:bCs/>
       </w:rPr>
     </w:tblStylePr>
     <w:tblStylePr w:type="lastCol">
       <w:rPr>
+        <w:rFonts w:eastAsia="黑体"/>
         <w:b/>
         <w:bCs/>
       </w:rPr>
@@ -6188,6 +6450,7 @@
         <w:spacing w:after="0" w:before="0" w:line="240" w:lineRule="auto"/>
       </w:pPr>
       <w:rPr>
+        <w:rFonts w:eastAsia="黑体"/>
         <w:b/>
         <w:bCs/>
         <w:color w:themeColor="background1" w:val="FFFFFF"/>
@@ -6210,6 +6473,7 @@
         <w:spacing w:after="0" w:before="0" w:line="240" w:lineRule="auto"/>
       </w:pPr>
       <w:rPr>
+        <w:rFonts w:eastAsia="黑体"/>
         <w:b/>
         <w:bCs/>
       </w:rPr>
@@ -6227,12 +6491,14 @@
     </w:tblStylePr>
     <w:tblStylePr w:type="firstCol">
       <w:rPr>
+        <w:rFonts w:eastAsia="黑体"/>
         <w:b/>
         <w:bCs/>
       </w:rPr>
     </w:tblStylePr>
     <w:tblStylePr w:type="lastCol">
       <w:rPr>
+        <w:rFonts w:eastAsia="黑体"/>
         <w:b/>
         <w:bCs/>
       </w:rPr>
@@ -6294,6 +6560,7 @@
         <w:spacing w:after="0" w:before="0" w:line="240" w:lineRule="auto"/>
       </w:pPr>
       <w:rPr>
+        <w:rFonts w:eastAsia="黑体"/>
         <w:b/>
         <w:bCs/>
         <w:color w:themeColor="background1" w:val="FFFFFF"/>
@@ -6316,6 +6583,7 @@
         <w:spacing w:after="0" w:before="0" w:line="240" w:lineRule="auto"/>
       </w:pPr>
       <w:rPr>
+        <w:rFonts w:eastAsia="黑体"/>
         <w:b/>
         <w:bCs/>
       </w:rPr>
@@ -6333,12 +6601,14 @@
     </w:tblStylePr>
     <w:tblStylePr w:type="firstCol">
       <w:rPr>
+        <w:rFonts w:eastAsia="黑体"/>
         <w:b/>
         <w:bCs/>
       </w:rPr>
     </w:tblStylePr>
     <w:tblStylePr w:type="lastCol">
       <w:rPr>
+        <w:rFonts w:eastAsia="黑体"/>
         <w:b/>
         <w:bCs/>
       </w:rPr>
@@ -6397,6 +6667,7 @@
         <w:spacing w:after="0" w:before="0" w:line="240" w:lineRule="auto"/>
       </w:pPr>
       <w:rPr>
+        <w:rFonts w:eastAsia="黑体"/>
         <w:b/>
         <w:bCs/>
         <w:color w:themeColor="background1" w:val="FFFFFF"/>
@@ -6419,6 +6690,7 @@
         <w:spacing w:after="0" w:before="0" w:line="240" w:lineRule="auto"/>
       </w:pPr>
       <w:rPr>
+        <w:rFonts w:eastAsia="黑体"/>
         <w:color w:val="auto"/>
       </w:rPr>
       <w:tblPr/>
@@ -6436,6 +6708,7 @@
     </w:tblStylePr>
     <w:tblStylePr w:type="firstCol">
       <w:rPr>
+        <w:rFonts w:eastAsia="黑体"/>
         <w:b/>
         <w:bCs/>
         <w:color w:themeColor="background1" w:val="FFFFFF"/>
@@ -6455,6 +6728,7 @@
     </w:tblStylePr>
     <w:tblStylePr w:type="lastCol">
       <w:rPr>
+        <w:rFonts w:eastAsia="黑体"/>
         <w:b/>
         <w:bCs/>
         <w:color w:themeColor="background1" w:val="FFFFFF"/>
@@ -6503,6 +6777,7 @@
     </w:tblStylePr>
     <w:tblStylePr w:type="nwCell">
       <w:rPr>
+        <w:rFonts w:eastAsia="黑体"/>
         <w:color w:themeColor="background1" w:val="FFFFFF"/>
       </w:rPr>
       <w:tblPr/>
@@ -6546,6 +6821,7 @@
         <w:spacing w:after="0" w:before="0" w:line="240" w:lineRule="auto"/>
       </w:pPr>
       <w:rPr>
+        <w:rFonts w:eastAsia="黑体"/>
         <w:b/>
         <w:bCs/>
         <w:color w:themeColor="background1" w:val="FFFFFF"/>
@@ -6568,6 +6844,7 @@
         <w:spacing w:after="0" w:before="0" w:line="240" w:lineRule="auto"/>
       </w:pPr>
       <w:rPr>
+        <w:rFonts w:eastAsia="黑体"/>
         <w:color w:val="auto"/>
       </w:rPr>
       <w:tblPr/>
@@ -6585,6 +6862,7 @@
     </w:tblStylePr>
     <w:tblStylePr w:type="firstCol">
       <w:rPr>
+        <w:rFonts w:eastAsia="黑体"/>
         <w:b/>
         <w:bCs/>
         <w:color w:themeColor="background1" w:val="FFFFFF"/>
@@ -6604,6 +6882,7 @@
     </w:tblStylePr>
     <w:tblStylePr w:type="lastCol">
       <w:rPr>
+        <w:rFonts w:eastAsia="黑体"/>
         <w:b/>
         <w:bCs/>
         <w:color w:themeColor="background1" w:val="FFFFFF"/>
@@ -6652,6 +6931,7 @@
     </w:tblStylePr>
     <w:tblStylePr w:type="nwCell">
       <w:rPr>
+        <w:rFonts w:eastAsia="黑体"/>
         <w:color w:themeColor="background1" w:val="FFFFFF"/>
       </w:rPr>
       <w:tblPr/>
@@ -6695,6 +6975,7 @@
         <w:spacing w:after="0" w:before="0" w:line="240" w:lineRule="auto"/>
       </w:pPr>
       <w:rPr>
+        <w:rFonts w:eastAsia="黑体"/>
         <w:b/>
         <w:bCs/>
         <w:color w:themeColor="background1" w:val="FFFFFF"/>
@@ -6717,6 +6998,7 @@
         <w:spacing w:after="0" w:before="0" w:line="240" w:lineRule="auto"/>
       </w:pPr>
       <w:rPr>
+        <w:rFonts w:eastAsia="黑体"/>
         <w:color w:val="auto"/>
       </w:rPr>
       <w:tblPr/>
@@ -6734,6 +7016,7 @@
     </w:tblStylePr>
     <w:tblStylePr w:type="firstCol">
       <w:rPr>
+        <w:rFonts w:eastAsia="黑体"/>
         <w:b/>
         <w:bCs/>
         <w:color w:themeColor="background1" w:val="FFFFFF"/>
@@ -6753,6 +7036,7 @@
     </w:tblStylePr>
     <w:tblStylePr w:type="lastCol">
       <w:rPr>
+        <w:rFonts w:eastAsia="黑体"/>
         <w:b/>
         <w:bCs/>
         <w:color w:themeColor="background1" w:val="FFFFFF"/>
@@ -6801,6 +7085,7 @@
     </w:tblStylePr>
     <w:tblStylePr w:type="nwCell">
       <w:rPr>
+        <w:rFonts w:eastAsia="黑体"/>
         <w:color w:themeColor="background1" w:val="FFFFFF"/>
       </w:rPr>
       <w:tblPr/>
@@ -6844,6 +7129,7 @@
         <w:spacing w:after="0" w:before="0" w:line="240" w:lineRule="auto"/>
       </w:pPr>
       <w:rPr>
+        <w:rFonts w:eastAsia="黑体"/>
         <w:b/>
         <w:bCs/>
         <w:color w:themeColor="background1" w:val="FFFFFF"/>
@@ -6866,6 +7152,7 @@
         <w:spacing w:after="0" w:before="0" w:line="240" w:lineRule="auto"/>
       </w:pPr>
       <w:rPr>
+        <w:rFonts w:eastAsia="黑体"/>
         <w:color w:val="auto"/>
       </w:rPr>
       <w:tblPr/>
@@ -6883,6 +7170,7 @@
     </w:tblStylePr>
     <w:tblStylePr w:type="firstCol">
       <w:rPr>
+        <w:rFonts w:eastAsia="黑体"/>
         <w:b/>
         <w:bCs/>
         <w:color w:themeColor="background1" w:val="FFFFFF"/>
@@ -6902,6 +7190,7 @@
     </w:tblStylePr>
     <w:tblStylePr w:type="lastCol">
       <w:rPr>
+        <w:rFonts w:eastAsia="黑体"/>
         <w:b/>
         <w:bCs/>
         <w:color w:themeColor="background1" w:val="FFFFFF"/>
@@ -6950,6 +7239,7 @@
     </w:tblStylePr>
     <w:tblStylePr w:type="nwCell">
       <w:rPr>
+        <w:rFonts w:eastAsia="黑体"/>
         <w:color w:themeColor="background1" w:val="FFFFFF"/>
       </w:rPr>
       <w:tblPr/>
@@ -6993,6 +7283,7 @@
         <w:spacing w:after="0" w:before="0" w:line="240" w:lineRule="auto"/>
       </w:pPr>
       <w:rPr>
+        <w:rFonts w:eastAsia="黑体"/>
         <w:b/>
         <w:bCs/>
         <w:color w:themeColor="background1" w:val="FFFFFF"/>
@@ -7015,6 +7306,7 @@
         <w:spacing w:after="0" w:before="0" w:line="240" w:lineRule="auto"/>
       </w:pPr>
       <w:rPr>
+        <w:rFonts w:eastAsia="黑体"/>
         <w:color w:val="auto"/>
       </w:rPr>
       <w:tblPr/>
@@ -7032,6 +7324,7 @@
     </w:tblStylePr>
     <w:tblStylePr w:type="firstCol">
       <w:rPr>
+        <w:rFonts w:eastAsia="黑体"/>
         <w:b/>
         <w:bCs/>
         <w:color w:themeColor="background1" w:val="FFFFFF"/>
@@ -7051,6 +7344,7 @@
     </w:tblStylePr>
     <w:tblStylePr w:type="lastCol">
       <w:rPr>
+        <w:rFonts w:eastAsia="黑体"/>
         <w:b/>
         <w:bCs/>
         <w:color w:themeColor="background1" w:val="FFFFFF"/>
@@ -7099,6 +7393,7 @@
     </w:tblStylePr>
     <w:tblStylePr w:type="nwCell">
       <w:rPr>
+        <w:rFonts w:eastAsia="黑体"/>
         <w:color w:themeColor="background1" w:val="FFFFFF"/>
       </w:rPr>
       <w:tblPr/>
@@ -7142,6 +7437,7 @@
         <w:spacing w:after="0" w:before="0" w:line="240" w:lineRule="auto"/>
       </w:pPr>
       <w:rPr>
+        <w:rFonts w:eastAsia="黑体"/>
         <w:b/>
         <w:bCs/>
         <w:color w:themeColor="background1" w:val="FFFFFF"/>
@@ -7164,6 +7460,7 @@
         <w:spacing w:after="0" w:before="0" w:line="240" w:lineRule="auto"/>
       </w:pPr>
       <w:rPr>
+        <w:rFonts w:eastAsia="黑体"/>
         <w:color w:val="auto"/>
       </w:rPr>
       <w:tblPr/>
@@ -7181,6 +7478,7 @@
     </w:tblStylePr>
     <w:tblStylePr w:type="firstCol">
       <w:rPr>
+        <w:rFonts w:eastAsia="黑体"/>
         <w:b/>
         <w:bCs/>
         <w:color w:themeColor="background1" w:val="FFFFFF"/>
@@ -7200,6 +7498,7 @@
     </w:tblStylePr>
     <w:tblStylePr w:type="lastCol">
       <w:rPr>
+        <w:rFonts w:eastAsia="黑体"/>
         <w:b/>
         <w:bCs/>
         <w:color w:themeColor="background1" w:val="FFFFFF"/>
@@ -7248,6 +7547,7 @@
     </w:tblStylePr>
     <w:tblStylePr w:type="nwCell">
       <w:rPr>
+        <w:rFonts w:eastAsia="黑体"/>
         <w:color w:themeColor="background1" w:val="FFFFFF"/>
       </w:rPr>
       <w:tblPr/>
@@ -7291,6 +7591,7 @@
         <w:spacing w:after="0" w:before="0" w:line="240" w:lineRule="auto"/>
       </w:pPr>
       <w:rPr>
+        <w:rFonts w:eastAsia="黑体"/>
         <w:b/>
         <w:bCs/>
         <w:color w:themeColor="background1" w:val="FFFFFF"/>
@@ -7313,6 +7614,7 @@
         <w:spacing w:after="0" w:before="0" w:line="240" w:lineRule="auto"/>
       </w:pPr>
       <w:rPr>
+        <w:rFonts w:eastAsia="黑体"/>
         <w:color w:val="auto"/>
       </w:rPr>
       <w:tblPr/>
@@ -7330,6 +7632,7 @@
     </w:tblStylePr>
     <w:tblStylePr w:type="firstCol">
       <w:rPr>
+        <w:rFonts w:eastAsia="黑体"/>
         <w:b/>
         <w:bCs/>
         <w:color w:themeColor="background1" w:val="FFFFFF"/>
@@ -7349,6 +7652,7 @@
     </w:tblStylePr>
     <w:tblStylePr w:type="lastCol">
       <w:rPr>
+        <w:rFonts w:eastAsia="黑体"/>
         <w:b/>
         <w:bCs/>
         <w:color w:themeColor="background1" w:val="FFFFFF"/>
@@ -7397,6 +7701,7 @@
     </w:tblStylePr>
     <w:tblStylePr w:type="nwCell">
       <w:rPr>
+        <w:rFonts w:eastAsia="黑体"/>
         <w:color w:themeColor="background1" w:val="FFFFFF"/>
       </w:rPr>
       <w:tblPr/>
@@ -7421,6 +7726,7 @@
       <w:spacing w:after="0" w:line="240" w:lineRule="auto"/>
     </w:pPr>
     <w:rPr>
+      <w:rFonts w:eastAsia="黑体"/>
       <w:color w:themeColor="text1" w:val="000000"/>
     </w:rPr>
     <w:tblPr>
@@ -7440,7 +7746,7 @@
     </w:tblPr>
     <w:tblStylePr w:type="firstRow">
       <w:rPr>
-        <w:rFonts w:asciiTheme="majorHAnsi" w:cstheme="majorBidi" w:eastAsiaTheme="majorEastAsia" w:hAnsiTheme="majorHAnsi"/>
+        <w:rFonts w:asciiTheme="majorHAnsi" w:cstheme="majorBidi" w:hAnsiTheme="majorHAnsi" w:eastAsia="黑体"/>
       </w:rPr>
       <w:tblPr/>
       <w:tcPr>
@@ -7452,6 +7758,7 @@
     </w:tblStylePr>
     <w:tblStylePr w:type="lastRow">
       <w:rPr>
+        <w:rFonts w:eastAsia="黑体"/>
         <w:b/>
         <w:bCs/>
         <w:color w:themeColor="text2" w:val="1F497D"/>
@@ -7466,12 +7773,14 @@
     </w:tblStylePr>
     <w:tblStylePr w:type="firstCol">
       <w:rPr>
+        <w:rFonts w:eastAsia="黑体"/>
         <w:b/>
         <w:bCs/>
       </w:rPr>
     </w:tblStylePr>
     <w:tblStylePr w:type="lastCol">
       <w:rPr>
+        <w:rFonts w:eastAsia="黑体"/>
         <w:b/>
         <w:bCs/>
       </w:rPr>
@@ -7505,6 +7814,7 @@
       <w:spacing w:after="0" w:line="240" w:lineRule="auto"/>
     </w:pPr>
     <w:rPr>
+      <w:rFonts w:eastAsia="黑体"/>
       <w:color w:themeColor="text1" w:val="000000"/>
     </w:rPr>
     <w:tblPr>
@@ -7524,7 +7834,7 @@
     </w:tblPr>
     <w:tblStylePr w:type="firstRow">
       <w:rPr>
-        <w:rFonts w:asciiTheme="majorHAnsi" w:cstheme="majorBidi" w:eastAsiaTheme="majorEastAsia" w:hAnsiTheme="majorHAnsi"/>
+        <w:rFonts w:asciiTheme="majorHAnsi" w:cstheme="majorBidi" w:hAnsiTheme="majorHAnsi" w:eastAsia="黑体"/>
       </w:rPr>
       <w:tblPr/>
       <w:tcPr>
@@ -7536,6 +7846,7 @@
     </w:tblStylePr>
     <w:tblStylePr w:type="lastRow">
       <w:rPr>
+        <w:rFonts w:eastAsia="黑体"/>
         <w:b/>
         <w:bCs/>
         <w:color w:themeColor="text2" w:val="1F497D"/>
@@ -7550,12 +7861,14 @@
     </w:tblStylePr>
     <w:tblStylePr w:type="firstCol">
       <w:rPr>
+        <w:rFonts w:eastAsia="黑体"/>
         <w:b/>
         <w:bCs/>
       </w:rPr>
     </w:tblStylePr>
     <w:tblStylePr w:type="lastCol">
       <w:rPr>
+        <w:rFonts w:eastAsia="黑体"/>
         <w:b/>
         <w:bCs/>
       </w:rPr>
@@ -7589,6 +7902,7 @@
       <w:spacing w:after="0" w:line="240" w:lineRule="auto"/>
     </w:pPr>
     <w:rPr>
+      <w:rFonts w:eastAsia="黑体"/>
       <w:color w:themeColor="text1" w:val="000000"/>
     </w:rPr>
     <w:tblPr>
@@ -7608,7 +7922,7 @@
     </w:tblPr>
     <w:tblStylePr w:type="firstRow">
       <w:rPr>
-        <w:rFonts w:asciiTheme="majorHAnsi" w:cstheme="majorBidi" w:eastAsiaTheme="majorEastAsia" w:hAnsiTheme="majorHAnsi"/>
+        <w:rFonts w:asciiTheme="majorHAnsi" w:cstheme="majorBidi" w:hAnsiTheme="majorHAnsi" w:eastAsia="黑体"/>
       </w:rPr>
       <w:tblPr/>
       <w:tcPr>
@@ -7620,6 +7934,7 @@
     </w:tblStylePr>
     <w:tblStylePr w:type="lastRow">
       <w:rPr>
+        <w:rFonts w:eastAsia="黑体"/>
         <w:b/>
         <w:bCs/>
         <w:color w:themeColor="text2" w:val="1F497D"/>
@@ -7634,12 +7949,14 @@
     </w:tblStylePr>
     <w:tblStylePr w:type="firstCol">
       <w:rPr>
+        <w:rFonts w:eastAsia="黑体"/>
         <w:b/>
         <w:bCs/>
       </w:rPr>
     </w:tblStylePr>
     <w:tblStylePr w:type="lastCol">
       <w:rPr>
+        <w:rFonts w:eastAsia="黑体"/>
         <w:b/>
         <w:bCs/>
       </w:rPr>
@@ -7673,6 +7990,7 @@
       <w:spacing w:after="0" w:line="240" w:lineRule="auto"/>
     </w:pPr>
     <w:rPr>
+      <w:rFonts w:eastAsia="黑体"/>
       <w:color w:themeColor="text1" w:val="000000"/>
     </w:rPr>
     <w:tblPr>
@@ -7692,7 +8010,7 @@
     </w:tblPr>
     <w:tblStylePr w:type="firstRow">
       <w:rPr>
-        <w:rFonts w:asciiTheme="majorHAnsi" w:cstheme="majorBidi" w:eastAsiaTheme="majorEastAsia" w:hAnsiTheme="majorHAnsi"/>
+        <w:rFonts w:asciiTheme="majorHAnsi" w:cstheme="majorBidi" w:hAnsiTheme="majorHAnsi" w:eastAsia="黑体"/>
       </w:rPr>
       <w:tblPr/>
       <w:tcPr>
@@ -7704,6 +8022,7 @@
     </w:tblStylePr>
     <w:tblStylePr w:type="lastRow">
       <w:rPr>
+        <w:rFonts w:eastAsia="黑体"/>
         <w:b/>
         <w:bCs/>
         <w:color w:themeColor="text2" w:val="1F497D"/>
@@ -7718,12 +8037,14 @@
     </w:tblStylePr>
     <w:tblStylePr w:type="firstCol">
       <w:rPr>
+        <w:rFonts w:eastAsia="黑体"/>
         <w:b/>
         <w:bCs/>
       </w:rPr>
     </w:tblStylePr>
     <w:tblStylePr w:type="lastCol">
       <w:rPr>
+        <w:rFonts w:eastAsia="黑体"/>
         <w:b/>
         <w:bCs/>
       </w:rPr>
@@ -7757,6 +8078,7 @@
       <w:spacing w:after="0" w:line="240" w:lineRule="auto"/>
     </w:pPr>
     <w:rPr>
+      <w:rFonts w:eastAsia="黑体"/>
       <w:color w:themeColor="text1" w:val="000000"/>
     </w:rPr>
     <w:tblPr>
@@ -7776,7 +8098,7 @@
     </w:tblPr>
     <w:tblStylePr w:type="firstRow">
       <w:rPr>
-        <w:rFonts w:asciiTheme="majorHAnsi" w:cstheme="majorBidi" w:eastAsiaTheme="majorEastAsia" w:hAnsiTheme="majorHAnsi"/>
+        <w:rFonts w:asciiTheme="majorHAnsi" w:cstheme="majorBidi" w:hAnsiTheme="majorHAnsi" w:eastAsia="黑体"/>
       </w:rPr>
       <w:tblPr/>
       <w:tcPr>
@@ -7788,6 +8110,7 @@
     </w:tblStylePr>
     <w:tblStylePr w:type="lastRow">
       <w:rPr>
+        <w:rFonts w:eastAsia="黑体"/>
         <w:b/>
         <w:bCs/>
         <w:color w:themeColor="text2" w:val="1F497D"/>
@@ -7802,12 +8125,14 @@
     </w:tblStylePr>
     <w:tblStylePr w:type="firstCol">
       <w:rPr>
+        <w:rFonts w:eastAsia="黑体"/>
         <w:b/>
         <w:bCs/>
       </w:rPr>
     </w:tblStylePr>
     <w:tblStylePr w:type="lastCol">
       <w:rPr>
+        <w:rFonts w:eastAsia="黑体"/>
         <w:b/>
         <w:bCs/>
       </w:rPr>
@@ -7841,6 +8166,7 @@
       <w:spacing w:after="0" w:line="240" w:lineRule="auto"/>
     </w:pPr>
     <w:rPr>
+      <w:rFonts w:eastAsia="黑体"/>
       <w:color w:themeColor="text1" w:val="000000"/>
     </w:rPr>
     <w:tblPr>
@@ -7860,7 +8186,7 @@
     </w:tblPr>
     <w:tblStylePr w:type="firstRow">
       <w:rPr>
-        <w:rFonts w:asciiTheme="majorHAnsi" w:cstheme="majorBidi" w:eastAsiaTheme="majorEastAsia" w:hAnsiTheme="majorHAnsi"/>
+        <w:rFonts w:asciiTheme="majorHAnsi" w:cstheme="majorBidi" w:hAnsiTheme="majorHAnsi" w:eastAsia="黑体"/>
       </w:rPr>
       <w:tblPr/>
       <w:tcPr>
@@ -7872,6 +8198,7 @@
     </w:tblStylePr>
     <w:tblStylePr w:type="lastRow">
       <w:rPr>
+        <w:rFonts w:eastAsia="黑体"/>
         <w:b/>
         <w:bCs/>
         <w:color w:themeColor="text2" w:val="1F497D"/>
@@ -7886,12 +8213,14 @@
     </w:tblStylePr>
     <w:tblStylePr w:type="firstCol">
       <w:rPr>
+        <w:rFonts w:eastAsia="黑体"/>
         <w:b/>
         <w:bCs/>
       </w:rPr>
     </w:tblStylePr>
     <w:tblStylePr w:type="lastCol">
       <w:rPr>
+        <w:rFonts w:eastAsia="黑体"/>
         <w:b/>
         <w:bCs/>
       </w:rPr>
@@ -7925,6 +8254,7 @@
       <w:spacing w:after="0" w:line="240" w:lineRule="auto"/>
     </w:pPr>
     <w:rPr>
+      <w:rFonts w:eastAsia="黑体"/>
       <w:color w:themeColor="text1" w:val="000000"/>
     </w:rPr>
     <w:tblPr>
@@ -7944,7 +8274,7 @@
     </w:tblPr>
     <w:tblStylePr w:type="firstRow">
       <w:rPr>
-        <w:rFonts w:asciiTheme="majorHAnsi" w:cstheme="majorBidi" w:eastAsiaTheme="majorEastAsia" w:hAnsiTheme="majorHAnsi"/>
+        <w:rFonts w:asciiTheme="majorHAnsi" w:cstheme="majorBidi" w:hAnsiTheme="majorHAnsi" w:eastAsia="黑体"/>
       </w:rPr>
       <w:tblPr/>
       <w:tcPr>
@@ -7956,6 +8286,7 @@
     </w:tblStylePr>
     <w:tblStylePr w:type="lastRow">
       <w:rPr>
+        <w:rFonts w:eastAsia="黑体"/>
         <w:b/>
         <w:bCs/>
         <w:color w:themeColor="text2" w:val="1F497D"/>
@@ -7970,12 +8301,14 @@
     </w:tblStylePr>
     <w:tblStylePr w:type="firstCol">
       <w:rPr>
+        <w:rFonts w:eastAsia="黑体"/>
         <w:b/>
         <w:bCs/>
       </w:rPr>
     </w:tblStylePr>
     <w:tblStylePr w:type="lastCol">
       <w:rPr>
+        <w:rFonts w:eastAsia="黑体"/>
         <w:b/>
         <w:bCs/>
       </w:rPr>
@@ -8009,7 +8342,7 @@
       <w:spacing w:after="0" w:line="240" w:lineRule="auto"/>
     </w:pPr>
     <w:rPr>
-      <w:rFonts w:asciiTheme="majorHAnsi" w:cstheme="majorBidi" w:eastAsiaTheme="majorEastAsia" w:hAnsiTheme="majorHAnsi"/>
+      <w:rFonts w:asciiTheme="majorHAnsi" w:cstheme="majorBidi" w:hAnsiTheme="majorHAnsi" w:eastAsia="黑体"/>
       <w:color w:themeColor="text1" w:val="000000"/>
     </w:rPr>
     <w:tblPr>
@@ -8031,6 +8364,7 @@
     </w:tblPr>
     <w:tblStylePr w:type="firstRow">
       <w:rPr>
+        <w:rFonts w:eastAsia="黑体"/>
         <w:sz w:val="24"/>
         <w:szCs w:val="24"/>
       </w:rPr>
@@ -8137,7 +8471,7 @@
       <w:spacing w:after="0" w:line="240" w:lineRule="auto"/>
     </w:pPr>
     <w:rPr>
-      <w:rFonts w:asciiTheme="majorHAnsi" w:cstheme="majorBidi" w:eastAsiaTheme="majorEastAsia" w:hAnsiTheme="majorHAnsi"/>
+      <w:rFonts w:asciiTheme="majorHAnsi" w:cstheme="majorBidi" w:hAnsiTheme="majorHAnsi" w:eastAsia="黑体"/>
       <w:color w:themeColor="text1" w:val="000000"/>
     </w:rPr>
     <w:tblPr>
@@ -8159,6 +8493,7 @@
     </w:tblPr>
     <w:tblStylePr w:type="firstRow">
       <w:rPr>
+        <w:rFonts w:eastAsia="黑体"/>
         <w:sz w:val="24"/>
         <w:szCs w:val="24"/>
       </w:rPr>
@@ -8265,7 +8600,7 @@
       <w:spacing w:after="0" w:line="240" w:lineRule="auto"/>
     </w:pPr>
     <w:rPr>
-      <w:rFonts w:asciiTheme="majorHAnsi" w:cstheme="majorBidi" w:eastAsiaTheme="majorEastAsia" w:hAnsiTheme="majorHAnsi"/>
+      <w:rFonts w:asciiTheme="majorHAnsi" w:cstheme="majorBidi" w:hAnsiTheme="majorHAnsi" w:eastAsia="黑体"/>
       <w:color w:themeColor="text1" w:val="000000"/>
     </w:rPr>
     <w:tblPr>
@@ -8287,6 +8622,7 @@
     </w:tblPr>
     <w:tblStylePr w:type="firstRow">
       <w:rPr>
+        <w:rFonts w:eastAsia="黑体"/>
         <w:sz w:val="24"/>
         <w:szCs w:val="24"/>
       </w:rPr>
@@ -8393,7 +8729,7 @@
       <w:spacing w:after="0" w:line="240" w:lineRule="auto"/>
     </w:pPr>
     <w:rPr>
-      <w:rFonts w:asciiTheme="majorHAnsi" w:cstheme="majorBidi" w:eastAsiaTheme="majorEastAsia" w:hAnsiTheme="majorHAnsi"/>
+      <w:rFonts w:asciiTheme="majorHAnsi" w:cstheme="majorBidi" w:hAnsiTheme="majorHAnsi" w:eastAsia="黑体"/>
       <w:color w:themeColor="text1" w:val="000000"/>
     </w:rPr>
     <w:tblPr>
@@ -8415,6 +8751,7 @@
     </w:tblPr>
     <w:tblStylePr w:type="firstRow">
       <w:rPr>
+        <w:rFonts w:eastAsia="黑体"/>
         <w:sz w:val="24"/>
         <w:szCs w:val="24"/>
       </w:rPr>
@@ -8521,7 +8858,7 @@
       <w:spacing w:after="0" w:line="240" w:lineRule="auto"/>
     </w:pPr>
     <w:rPr>
-      <w:rFonts w:asciiTheme="majorHAnsi" w:cstheme="majorBidi" w:eastAsiaTheme="majorEastAsia" w:hAnsiTheme="majorHAnsi"/>
+      <w:rFonts w:asciiTheme="majorHAnsi" w:cstheme="majorBidi" w:hAnsiTheme="majorHAnsi" w:eastAsia="黑体"/>
       <w:color w:themeColor="text1" w:val="000000"/>
     </w:rPr>
     <w:tblPr>
@@ -8543,6 +8880,7 @@
     </w:tblPr>
     <w:tblStylePr w:type="firstRow">
       <w:rPr>
+        <w:rFonts w:eastAsia="黑体"/>
         <w:sz w:val="24"/>
         <w:szCs w:val="24"/>
       </w:rPr>
@@ -8649,7 +8987,7 @@
       <w:spacing w:after="0" w:line="240" w:lineRule="auto"/>
     </w:pPr>
     <w:rPr>
-      <w:rFonts w:asciiTheme="majorHAnsi" w:cstheme="majorBidi" w:eastAsiaTheme="majorEastAsia" w:hAnsiTheme="majorHAnsi"/>
+      <w:rFonts w:asciiTheme="majorHAnsi" w:cstheme="majorBidi" w:hAnsiTheme="majorHAnsi" w:eastAsia="黑体"/>
       <w:color w:themeColor="text1" w:val="000000"/>
     </w:rPr>
     <w:tblPr>
@@ -8671,6 +9009,7 @@
     </w:tblPr>
     <w:tblStylePr w:type="firstRow">
       <w:rPr>
+        <w:rFonts w:eastAsia="黑体"/>
         <w:sz w:val="24"/>
         <w:szCs w:val="24"/>
       </w:rPr>
@@ -8777,7 +9116,7 @@
       <w:spacing w:after="0" w:line="240" w:lineRule="auto"/>
     </w:pPr>
     <w:rPr>
-      <w:rFonts w:asciiTheme="majorHAnsi" w:cstheme="majorBidi" w:eastAsiaTheme="majorEastAsia" w:hAnsiTheme="majorHAnsi"/>
+      <w:rFonts w:asciiTheme="majorHAnsi" w:cstheme="majorBidi" w:hAnsiTheme="majorHAnsi" w:eastAsia="黑体"/>
       <w:color w:themeColor="text1" w:val="000000"/>
     </w:rPr>
     <w:tblPr>
@@ -8799,6 +9138,7 @@
     </w:tblPr>
     <w:tblStylePr w:type="firstRow">
       <w:rPr>
+        <w:rFonts w:eastAsia="黑体"/>
         <w:sz w:val="24"/>
         <w:szCs w:val="24"/>
       </w:rPr>
@@ -8928,12 +9268,14 @@
     </w:tcPr>
     <w:tblStylePr w:type="firstRow">
       <w:rPr>
+        <w:rFonts w:eastAsia="黑体"/>
         <w:b/>
         <w:bCs/>
       </w:rPr>
     </w:tblStylePr>
     <w:tblStylePr w:type="lastRow">
       <w:rPr>
+        <w:rFonts w:eastAsia="黑体"/>
         <w:b/>
         <w:bCs/>
       </w:rPr>
@@ -8946,12 +9288,14 @@
     </w:tblStylePr>
     <w:tblStylePr w:type="firstCol">
       <w:rPr>
+        <w:rFonts w:eastAsia="黑体"/>
         <w:b/>
         <w:bCs/>
       </w:rPr>
     </w:tblStylePr>
     <w:tblStylePr w:type="lastCol">
       <w:rPr>
+        <w:rFonts w:eastAsia="黑体"/>
         <w:b/>
         <w:bCs/>
       </w:rPr>
@@ -9001,12 +9345,14 @@
     </w:tcPr>
     <w:tblStylePr w:type="firstRow">
       <w:rPr>
+        <w:rFonts w:eastAsia="黑体"/>
         <w:b/>
         <w:bCs/>
       </w:rPr>
     </w:tblStylePr>
     <w:tblStylePr w:type="lastRow">
       <w:rPr>
+        <w:rFonts w:eastAsia="黑体"/>
         <w:b/>
         <w:bCs/>
       </w:rPr>
@@ -9019,12 +9365,14 @@
     </w:tblStylePr>
     <w:tblStylePr w:type="firstCol">
       <w:rPr>
+        <w:rFonts w:eastAsia="黑体"/>
         <w:b/>
         <w:bCs/>
       </w:rPr>
     </w:tblStylePr>
     <w:tblStylePr w:type="lastCol">
       <w:rPr>
+        <w:rFonts w:eastAsia="黑体"/>
         <w:b/>
         <w:bCs/>
       </w:rPr>
@@ -9074,12 +9422,14 @@
     </w:tcPr>
     <w:tblStylePr w:type="firstRow">
       <w:rPr>
+        <w:rFonts w:eastAsia="黑体"/>
         <w:b/>
         <w:bCs/>
       </w:rPr>
     </w:tblStylePr>
     <w:tblStylePr w:type="lastRow">
       <w:rPr>
+        <w:rFonts w:eastAsia="黑体"/>
         <w:b/>
         <w:bCs/>
       </w:rPr>
@@ -9092,12 +9442,14 @@
     </w:tblStylePr>
     <w:tblStylePr w:type="firstCol">
       <w:rPr>
+        <w:rFonts w:eastAsia="黑体"/>
         <w:b/>
         <w:bCs/>
       </w:rPr>
     </w:tblStylePr>
     <w:tblStylePr w:type="lastCol">
       <w:rPr>
+        <w:rFonts w:eastAsia="黑体"/>
         <w:b/>
         <w:bCs/>
       </w:rPr>
@@ -9147,12 +9499,14 @@
     </w:tcPr>
     <w:tblStylePr w:type="firstRow">
       <w:rPr>
+        <w:rFonts w:eastAsia="黑体"/>
         <w:b/>
         <w:bCs/>
       </w:rPr>
     </w:tblStylePr>
     <w:tblStylePr w:type="lastRow">
       <w:rPr>
+        <w:rFonts w:eastAsia="黑体"/>
         <w:b/>
         <w:bCs/>
       </w:rPr>
@@ -9165,12 +9519,14 @@
     </w:tblStylePr>
     <w:tblStylePr w:type="firstCol">
       <w:rPr>
+        <w:rFonts w:eastAsia="黑体"/>
         <w:b/>
         <w:bCs/>
       </w:rPr>
     </w:tblStylePr>
     <w:tblStylePr w:type="lastCol">
       <w:rPr>
+        <w:rFonts w:eastAsia="黑体"/>
         <w:b/>
         <w:bCs/>
       </w:rPr>
@@ -9220,12 +9576,14 @@
     </w:tcPr>
     <w:tblStylePr w:type="firstRow">
       <w:rPr>
+        <w:rFonts w:eastAsia="黑体"/>
         <w:b/>
         <w:bCs/>
       </w:rPr>
     </w:tblStylePr>
     <w:tblStylePr w:type="lastRow">
       <w:rPr>
+        <w:rFonts w:eastAsia="黑体"/>
         <w:b/>
         <w:bCs/>
       </w:rPr>
@@ -9238,12 +9596,14 @@
     </w:tblStylePr>
     <w:tblStylePr w:type="firstCol">
       <w:rPr>
+        <w:rFonts w:eastAsia="黑体"/>
         <w:b/>
         <w:bCs/>
       </w:rPr>
     </w:tblStylePr>
     <w:tblStylePr w:type="lastCol">
       <w:rPr>
+        <w:rFonts w:eastAsia="黑体"/>
         <w:b/>
         <w:bCs/>
       </w:rPr>
@@ -9293,12 +9653,14 @@
     </w:tcPr>
     <w:tblStylePr w:type="firstRow">
       <w:rPr>
+        <w:rFonts w:eastAsia="黑体"/>
         <w:b/>
         <w:bCs/>
       </w:rPr>
     </w:tblStylePr>
     <w:tblStylePr w:type="lastRow">
       <w:rPr>
+        <w:rFonts w:eastAsia="黑体"/>
         <w:b/>
         <w:bCs/>
       </w:rPr>
@@ -9311,12 +9673,14 @@
     </w:tblStylePr>
     <w:tblStylePr w:type="firstCol">
       <w:rPr>
+        <w:rFonts w:eastAsia="黑体"/>
         <w:b/>
         <w:bCs/>
       </w:rPr>
     </w:tblStylePr>
     <w:tblStylePr w:type="lastCol">
       <w:rPr>
+        <w:rFonts w:eastAsia="黑体"/>
         <w:b/>
         <w:bCs/>
       </w:rPr>
@@ -9366,12 +9730,14 @@
     </w:tcPr>
     <w:tblStylePr w:type="firstRow">
       <w:rPr>
+        <w:rFonts w:eastAsia="黑体"/>
         <w:b/>
         <w:bCs/>
       </w:rPr>
     </w:tblStylePr>
     <w:tblStylePr w:type="lastRow">
       <w:rPr>
+        <w:rFonts w:eastAsia="黑体"/>
         <w:b/>
         <w:bCs/>
       </w:rPr>
@@ -9384,12 +9750,14 @@
     </w:tblStylePr>
     <w:tblStylePr w:type="firstCol">
       <w:rPr>
+        <w:rFonts w:eastAsia="黑体"/>
         <w:b/>
         <w:bCs/>
       </w:rPr>
     </w:tblStylePr>
     <w:tblStylePr w:type="lastCol">
       <w:rPr>
+        <w:rFonts w:eastAsia="黑体"/>
         <w:b/>
         <w:bCs/>
       </w:rPr>
@@ -9416,7 +9784,7 @@
       <w:spacing w:after="0" w:line="240" w:lineRule="auto"/>
     </w:pPr>
     <w:rPr>
-      <w:rFonts w:asciiTheme="majorHAnsi" w:cstheme="majorBidi" w:eastAsiaTheme="majorEastAsia" w:hAnsiTheme="majorHAnsi"/>
+      <w:rFonts w:asciiTheme="majorHAnsi" w:cstheme="majorBidi" w:hAnsiTheme="majorHAnsi" w:eastAsia="黑体"/>
       <w:color w:themeColor="text1" w:val="000000"/>
     </w:rPr>
     <w:tblPr>
@@ -9443,6 +9811,7 @@
     </w:tcPr>
     <w:tblStylePr w:type="firstRow">
       <w:rPr>
+        <w:rFonts w:eastAsia="黑体"/>
         <w:b/>
         <w:bCs/>
         <w:color w:themeColor="text1" w:val="000000"/>
@@ -9454,6 +9823,7 @@
     </w:tblStylePr>
     <w:tblStylePr w:type="lastRow">
       <w:rPr>
+        <w:rFonts w:eastAsia="黑体"/>
         <w:b/>
         <w:bCs/>
         <w:color w:themeColor="text1" w:val="000000"/>
@@ -9473,6 +9843,7 @@
     </w:tblStylePr>
     <w:tblStylePr w:type="firstCol">
       <w:rPr>
+        <w:rFonts w:eastAsia="黑体"/>
         <w:b/>
         <w:bCs/>
         <w:color w:themeColor="text1" w:val="000000"/>
@@ -9492,6 +9863,7 @@
     </w:tblStylePr>
     <w:tblStylePr w:type="lastCol">
       <w:rPr>
+        <w:rFonts w:eastAsia="黑体"/>
         <w:b w:val="0"/>
         <w:bCs w:val="0"/>
         <w:color w:themeColor="text1" w:val="000000"/>
@@ -9541,7 +9913,7 @@
       <w:spacing w:after="0" w:line="240" w:lineRule="auto"/>
     </w:pPr>
     <w:rPr>
-      <w:rFonts w:asciiTheme="majorHAnsi" w:cstheme="majorBidi" w:eastAsiaTheme="majorEastAsia" w:hAnsiTheme="majorHAnsi"/>
+      <w:rFonts w:asciiTheme="majorHAnsi" w:cstheme="majorBidi" w:hAnsiTheme="majorHAnsi" w:eastAsia="黑体"/>
       <w:color w:themeColor="text1" w:val="000000"/>
     </w:rPr>
     <w:tblPr>
@@ -9568,6 +9940,7 @@
     </w:tcPr>
     <w:tblStylePr w:type="firstRow">
       <w:rPr>
+        <w:rFonts w:eastAsia="黑体"/>
         <w:b/>
         <w:bCs/>
         <w:color w:themeColor="text1" w:val="000000"/>
@@ -9579,6 +9952,7 @@
     </w:tblStylePr>
     <w:tblStylePr w:type="lastRow">
       <w:rPr>
+        <w:rFonts w:eastAsia="黑体"/>
         <w:b/>
         <w:bCs/>
         <w:color w:themeColor="text1" w:val="000000"/>
@@ -9598,6 +9972,7 @@
     </w:tblStylePr>
     <w:tblStylePr w:type="firstCol">
       <w:rPr>
+        <w:rFonts w:eastAsia="黑体"/>
         <w:b/>
         <w:bCs/>
         <w:color w:themeColor="text1" w:val="000000"/>
@@ -9617,6 +9992,7 @@
     </w:tblStylePr>
     <w:tblStylePr w:type="lastCol">
       <w:rPr>
+        <w:rFonts w:eastAsia="黑体"/>
         <w:b w:val="0"/>
         <w:bCs w:val="0"/>
         <w:color w:themeColor="text1" w:val="000000"/>
@@ -9666,7 +10042,7 @@
       <w:spacing w:after="0" w:line="240" w:lineRule="auto"/>
     </w:pPr>
     <w:rPr>
-      <w:rFonts w:asciiTheme="majorHAnsi" w:cstheme="majorBidi" w:eastAsiaTheme="majorEastAsia" w:hAnsiTheme="majorHAnsi"/>
+      <w:rFonts w:asciiTheme="majorHAnsi" w:cstheme="majorBidi" w:hAnsiTheme="majorHAnsi" w:eastAsia="黑体"/>
       <w:color w:themeColor="text1" w:val="000000"/>
     </w:rPr>
     <w:tblPr>
@@ -9693,6 +10069,7 @@
     </w:tcPr>
     <w:tblStylePr w:type="firstRow">
       <w:rPr>
+        <w:rFonts w:eastAsia="黑体"/>
         <w:b/>
         <w:bCs/>
         <w:color w:themeColor="text1" w:val="000000"/>
@@ -9704,6 +10081,7 @@
     </w:tblStylePr>
     <w:tblStylePr w:type="lastRow">
       <w:rPr>
+        <w:rFonts w:eastAsia="黑体"/>
         <w:b/>
         <w:bCs/>
         <w:color w:themeColor="text1" w:val="000000"/>
@@ -9723,6 +10101,7 @@
     </w:tblStylePr>
     <w:tblStylePr w:type="firstCol">
       <w:rPr>
+        <w:rFonts w:eastAsia="黑体"/>
         <w:b/>
         <w:bCs/>
         <w:color w:themeColor="text1" w:val="000000"/>
@@ -9742,6 +10121,7 @@
     </w:tblStylePr>
     <w:tblStylePr w:type="lastCol">
       <w:rPr>
+        <w:rFonts w:eastAsia="黑体"/>
         <w:b w:val="0"/>
         <w:bCs w:val="0"/>
         <w:color w:themeColor="text1" w:val="000000"/>
@@ -9791,7 +10171,7 @@
       <w:spacing w:after="0" w:line="240" w:lineRule="auto"/>
     </w:pPr>
     <w:rPr>
-      <w:rFonts w:asciiTheme="majorHAnsi" w:cstheme="majorBidi" w:eastAsiaTheme="majorEastAsia" w:hAnsiTheme="majorHAnsi"/>
+      <w:rFonts w:asciiTheme="majorHAnsi" w:cstheme="majorBidi" w:hAnsiTheme="majorHAnsi" w:eastAsia="黑体"/>
       <w:color w:themeColor="text1" w:val="000000"/>
     </w:rPr>
     <w:tblPr>
@@ -9818,6 +10198,7 @@
     </w:tcPr>
     <w:tblStylePr w:type="firstRow">
       <w:rPr>
+        <w:rFonts w:eastAsia="黑体"/>
         <w:b/>
         <w:bCs/>
         <w:color w:themeColor="text1" w:val="000000"/>
@@ -9829,6 +10210,7 @@
     </w:tblStylePr>
     <w:tblStylePr w:type="lastRow">
       <w:rPr>
+        <w:rFonts w:eastAsia="黑体"/>
         <w:b/>
         <w:bCs/>
         <w:color w:themeColor="text1" w:val="000000"/>
@@ -9848,6 +10230,7 @@
     </w:tblStylePr>
     <w:tblStylePr w:type="firstCol">
       <w:rPr>
+        <w:rFonts w:eastAsia="黑体"/>
         <w:b/>
         <w:bCs/>
         <w:color w:themeColor="text1" w:val="000000"/>
@@ -9867,6 +10250,7 @@
     </w:tblStylePr>
     <w:tblStylePr w:type="lastCol">
       <w:rPr>
+        <w:rFonts w:eastAsia="黑体"/>
         <w:b w:val="0"/>
         <w:bCs w:val="0"/>
         <w:color w:themeColor="text1" w:val="000000"/>
@@ -9916,7 +10300,7 @@
       <w:spacing w:after="0" w:line="240" w:lineRule="auto"/>
     </w:pPr>
     <w:rPr>
-      <w:rFonts w:asciiTheme="majorHAnsi" w:cstheme="majorBidi" w:eastAsiaTheme="majorEastAsia" w:hAnsiTheme="majorHAnsi"/>
+      <w:rFonts w:asciiTheme="majorHAnsi" w:cstheme="majorBidi" w:hAnsiTheme="majorHAnsi" w:eastAsia="黑体"/>
       <w:color w:themeColor="text1" w:val="000000"/>
     </w:rPr>
     <w:tblPr>
@@ -9943,6 +10327,7 @@
     </w:tcPr>
     <w:tblStylePr w:type="firstRow">
       <w:rPr>
+        <w:rFonts w:eastAsia="黑体"/>
         <w:b/>
         <w:bCs/>
         <w:color w:themeColor="text1" w:val="000000"/>
@@ -9954,6 +10339,7 @@
     </w:tblStylePr>
     <w:tblStylePr w:type="lastRow">
       <w:rPr>
+        <w:rFonts w:eastAsia="黑体"/>
         <w:b/>
         <w:bCs/>
         <w:color w:themeColor="text1" w:val="000000"/>
@@ -9973,6 +10359,7 @@
     </w:tblStylePr>
     <w:tblStylePr w:type="firstCol">
       <w:rPr>
+        <w:rFonts w:eastAsia="黑体"/>
         <w:b/>
         <w:bCs/>
         <w:color w:themeColor="text1" w:val="000000"/>
@@ -9992,6 +10379,7 @@
     </w:tblStylePr>
     <w:tblStylePr w:type="lastCol">
       <w:rPr>
+        <w:rFonts w:eastAsia="黑体"/>
         <w:b w:val="0"/>
         <w:bCs w:val="0"/>
         <w:color w:themeColor="text1" w:val="000000"/>
@@ -10041,7 +10429,7 @@
       <w:spacing w:after="0" w:line="240" w:lineRule="auto"/>
     </w:pPr>
     <w:rPr>
-      <w:rFonts w:asciiTheme="majorHAnsi" w:cstheme="majorBidi" w:eastAsiaTheme="majorEastAsia" w:hAnsiTheme="majorHAnsi"/>
+      <w:rFonts w:asciiTheme="majorHAnsi" w:cstheme="majorBidi" w:hAnsiTheme="majorHAnsi" w:eastAsia="黑体"/>
       <w:color w:themeColor="text1" w:val="000000"/>
     </w:rPr>
     <w:tblPr>
@@ -10068,6 +10456,7 @@
     </w:tcPr>
     <w:tblStylePr w:type="firstRow">
       <w:rPr>
+        <w:rFonts w:eastAsia="黑体"/>
         <w:b/>
         <w:bCs/>
         <w:color w:themeColor="text1" w:val="000000"/>
@@ -10079,6 +10468,7 @@
     </w:tblStylePr>
     <w:tblStylePr w:type="lastRow">
       <w:rPr>
+        <w:rFonts w:eastAsia="黑体"/>
         <w:b/>
         <w:bCs/>
         <w:color w:themeColor="text1" w:val="000000"/>
@@ -10098,6 +10488,7 @@
     </w:tblStylePr>
     <w:tblStylePr w:type="firstCol">
       <w:rPr>
+        <w:rFonts w:eastAsia="黑体"/>
         <w:b/>
         <w:bCs/>
         <w:color w:themeColor="text1" w:val="000000"/>
@@ -10117,6 +10508,7 @@
     </w:tblStylePr>
     <w:tblStylePr w:type="lastCol">
       <w:rPr>
+        <w:rFonts w:eastAsia="黑体"/>
         <w:b w:val="0"/>
         <w:bCs w:val="0"/>
         <w:color w:themeColor="text1" w:val="000000"/>
@@ -10166,7 +10558,7 @@
       <w:spacing w:after="0" w:line="240" w:lineRule="auto"/>
     </w:pPr>
     <w:rPr>
-      <w:rFonts w:asciiTheme="majorHAnsi" w:cstheme="majorBidi" w:eastAsiaTheme="majorEastAsia" w:hAnsiTheme="majorHAnsi"/>
+      <w:rFonts w:asciiTheme="majorHAnsi" w:cstheme="majorBidi" w:hAnsiTheme="majorHAnsi" w:eastAsia="黑体"/>
       <w:color w:themeColor="text1" w:val="000000"/>
     </w:rPr>
     <w:tblPr>
@@ -10193,6 +10585,7 @@
     </w:tcPr>
     <w:tblStylePr w:type="firstRow">
       <w:rPr>
+        <w:rFonts w:eastAsia="黑体"/>
         <w:b/>
         <w:bCs/>
         <w:color w:themeColor="text1" w:val="000000"/>
@@ -10204,6 +10597,7 @@
     </w:tblStylePr>
     <w:tblStylePr w:type="lastRow">
       <w:rPr>
+        <w:rFonts w:eastAsia="黑体"/>
         <w:b/>
         <w:bCs/>
         <w:color w:themeColor="text1" w:val="000000"/>
@@ -10223,6 +10617,7 @@
     </w:tblStylePr>
     <w:tblStylePr w:type="firstCol">
       <w:rPr>
+        <w:rFonts w:eastAsia="黑体"/>
         <w:b/>
         <w:bCs/>
         <w:color w:themeColor="text1" w:val="000000"/>
@@ -10242,6 +10637,7 @@
     </w:tblStylePr>
     <w:tblStylePr w:type="lastCol">
       <w:rPr>
+        <w:rFonts w:eastAsia="黑体"/>
         <w:b w:val="0"/>
         <w:bCs w:val="0"/>
         <w:color w:themeColor="text1" w:val="000000"/>
@@ -10314,6 +10710,7 @@
     </w:tcPr>
     <w:tblStylePr w:type="firstRow">
       <w:rPr>
+        <w:rFonts w:eastAsia="黑体"/>
         <w:b/>
         <w:bCs/>
         <w:i w:val="0"/>
@@ -10335,6 +10732,7 @@
     </w:tblStylePr>
     <w:tblStylePr w:type="lastRow">
       <w:rPr>
+        <w:rFonts w:eastAsia="黑体"/>
         <w:b/>
         <w:bCs/>
         <w:i w:val="0"/>
@@ -10356,6 +10754,7 @@
     </w:tblStylePr>
     <w:tblStylePr w:type="firstCol">
       <w:rPr>
+        <w:rFonts w:eastAsia="黑体"/>
         <w:b/>
         <w:bCs/>
         <w:i w:val="0"/>
@@ -10375,6 +10774,7 @@
     </w:tblStylePr>
     <w:tblStylePr w:type="lastCol">
       <w:rPr>
+        <w:rFonts w:eastAsia="黑体"/>
         <w:b/>
         <w:bCs/>
         <w:i w:val="0"/>
@@ -10455,6 +10855,7 @@
     </w:tcPr>
     <w:tblStylePr w:type="firstRow">
       <w:rPr>
+        <w:rFonts w:eastAsia="黑体"/>
         <w:b/>
         <w:bCs/>
         <w:i w:val="0"/>
@@ -10476,6 +10877,7 @@
     </w:tblStylePr>
     <w:tblStylePr w:type="lastRow">
       <w:rPr>
+        <w:rFonts w:eastAsia="黑体"/>
         <w:b/>
         <w:bCs/>
         <w:i w:val="0"/>
@@ -10497,6 +10899,7 @@
     </w:tblStylePr>
     <w:tblStylePr w:type="firstCol">
       <w:rPr>
+        <w:rFonts w:eastAsia="黑体"/>
         <w:b/>
         <w:bCs/>
         <w:i w:val="0"/>
@@ -10516,6 +10919,7 @@
     </w:tblStylePr>
     <w:tblStylePr w:type="lastCol">
       <w:rPr>
+        <w:rFonts w:eastAsia="黑体"/>
         <w:b/>
         <w:bCs/>
         <w:i w:val="0"/>
@@ -10596,6 +11000,7 @@
     </w:tcPr>
     <w:tblStylePr w:type="firstRow">
       <w:rPr>
+        <w:rFonts w:eastAsia="黑体"/>
         <w:b/>
         <w:bCs/>
         <w:i w:val="0"/>
@@ -10617,6 +11022,7 @@
     </w:tblStylePr>
     <w:tblStylePr w:type="lastRow">
       <w:rPr>
+        <w:rFonts w:eastAsia="黑体"/>
         <w:b/>
         <w:bCs/>
         <w:i w:val="0"/>
@@ -10638,6 +11044,7 @@
     </w:tblStylePr>
     <w:tblStylePr w:type="firstCol">
       <w:rPr>
+        <w:rFonts w:eastAsia="黑体"/>
         <w:b/>
         <w:bCs/>
         <w:i w:val="0"/>
@@ -10657,6 +11064,7 @@
     </w:tblStylePr>
     <w:tblStylePr w:type="lastCol">
       <w:rPr>
+        <w:rFonts w:eastAsia="黑体"/>
         <w:b/>
         <w:bCs/>
         <w:i w:val="0"/>
@@ -10737,6 +11145,7 @@
     </w:tcPr>
     <w:tblStylePr w:type="firstRow">
       <w:rPr>
+        <w:rFonts w:eastAsia="黑体"/>
         <w:b/>
         <w:bCs/>
         <w:i w:val="0"/>
@@ -10758,6 +11167,7 @@
     </w:tblStylePr>
     <w:tblStylePr w:type="lastRow">
       <w:rPr>
+        <w:rFonts w:eastAsia="黑体"/>
         <w:b/>
         <w:bCs/>
         <w:i w:val="0"/>
@@ -10779,6 +11189,7 @@
     </w:tblStylePr>
     <w:tblStylePr w:type="firstCol">
       <w:rPr>
+        <w:rFonts w:eastAsia="黑体"/>
         <w:b/>
         <w:bCs/>
         <w:i w:val="0"/>
@@ -10798,6 +11209,7 @@
     </w:tblStylePr>
     <w:tblStylePr w:type="lastCol">
       <w:rPr>
+        <w:rFonts w:eastAsia="黑体"/>
         <w:b/>
         <w:bCs/>
         <w:i w:val="0"/>
@@ -10878,6 +11290,7 @@
     </w:tcPr>
     <w:tblStylePr w:type="firstRow">
       <w:rPr>
+        <w:rFonts w:eastAsia="黑体"/>
         <w:b/>
         <w:bCs/>
         <w:i w:val="0"/>
@@ -10899,6 +11312,7 @@
     </w:tblStylePr>
     <w:tblStylePr w:type="lastRow">
       <w:rPr>
+        <w:rFonts w:eastAsia="黑体"/>
         <w:b/>
         <w:bCs/>
         <w:i w:val="0"/>
@@ -10920,6 +11334,7 @@
     </w:tblStylePr>
     <w:tblStylePr w:type="firstCol">
       <w:rPr>
+        <w:rFonts w:eastAsia="黑体"/>
         <w:b/>
         <w:bCs/>
         <w:i w:val="0"/>
@@ -10939,6 +11354,7 @@
     </w:tblStylePr>
     <w:tblStylePr w:type="lastCol">
       <w:rPr>
+        <w:rFonts w:eastAsia="黑体"/>
         <w:b/>
         <w:bCs/>
         <w:i w:val="0"/>
@@ -11019,6 +11435,7 @@
     </w:tcPr>
     <w:tblStylePr w:type="firstRow">
       <w:rPr>
+        <w:rFonts w:eastAsia="黑体"/>
         <w:b/>
         <w:bCs/>
         <w:i w:val="0"/>
@@ -11040,6 +11457,7 @@
     </w:tblStylePr>
     <w:tblStylePr w:type="lastRow">
       <w:rPr>
+        <w:rFonts w:eastAsia="黑体"/>
         <w:b/>
         <w:bCs/>
         <w:i w:val="0"/>
@@ -11061,6 +11479,7 @@
     </w:tblStylePr>
     <w:tblStylePr w:type="firstCol">
       <w:rPr>
+        <w:rFonts w:eastAsia="黑体"/>
         <w:b/>
         <w:bCs/>
         <w:i w:val="0"/>
@@ -11080,6 +11499,7 @@
     </w:tblStylePr>
     <w:tblStylePr w:type="lastCol">
       <w:rPr>
+        <w:rFonts w:eastAsia="黑体"/>
         <w:b/>
         <w:bCs/>
         <w:i w:val="0"/>
@@ -11160,6 +11580,7 @@
     </w:tcPr>
     <w:tblStylePr w:type="firstRow">
       <w:rPr>
+        <w:rFonts w:eastAsia="黑体"/>
         <w:b/>
         <w:bCs/>
         <w:i w:val="0"/>
@@ -11181,6 +11602,7 @@
     </w:tblStylePr>
     <w:tblStylePr w:type="lastRow">
       <w:rPr>
+        <w:rFonts w:eastAsia="黑体"/>
         <w:b/>
         <w:bCs/>
         <w:i w:val="0"/>
@@ -11202,6 +11624,7 @@
     </w:tblStylePr>
     <w:tblStylePr w:type="firstCol">
       <w:rPr>
+        <w:rFonts w:eastAsia="黑体"/>
         <w:b/>
         <w:bCs/>
         <w:i w:val="0"/>
@@ -11221,6 +11644,7 @@
     </w:tblStylePr>
     <w:tblStylePr w:type="lastCol">
       <w:rPr>
+        <w:rFonts w:eastAsia="黑体"/>
         <w:b/>
         <w:bCs/>
         <w:i w:val="0"/>
@@ -11278,6 +11702,7 @@
       <w:spacing w:after="0" w:line="240" w:lineRule="auto"/>
     </w:pPr>
     <w:rPr>
+      <w:rFonts w:eastAsia="黑体"/>
       <w:color w:themeColor="background1" w:val="FFFFFF"/>
     </w:rPr>
     <w:tblPr>
@@ -11296,6 +11721,7 @@
     </w:tcPr>
     <w:tblStylePr w:type="firstRow">
       <w:rPr>
+        <w:rFonts w:eastAsia="黑体"/>
         <w:b/>
         <w:bCs/>
       </w:rPr>
@@ -11392,6 +11818,7 @@
       <w:spacing w:after="0" w:line="240" w:lineRule="auto"/>
     </w:pPr>
     <w:rPr>
+      <w:rFonts w:eastAsia="黑体"/>
       <w:color w:themeColor="background1" w:val="FFFFFF"/>
     </w:rPr>
     <w:tblPr>
@@ -11410,6 +11837,7 @@
     </w:tcPr>
     <w:tblStylePr w:type="firstRow">
       <w:rPr>
+        <w:rFonts w:eastAsia="黑体"/>
         <w:b/>
         <w:bCs/>
       </w:rPr>
@@ -11506,6 +11934,7 @@
       <w:spacing w:after="0" w:line="240" w:lineRule="auto"/>
     </w:pPr>
     <w:rPr>
+      <w:rFonts w:eastAsia="黑体"/>
       <w:color w:themeColor="background1" w:val="FFFFFF"/>
     </w:rPr>
     <w:tblPr>
@@ -11524,6 +11953,7 @@
     </w:tcPr>
     <w:tblStylePr w:type="firstRow">
       <w:rPr>
+        <w:rFonts w:eastAsia="黑体"/>
         <w:b/>
         <w:bCs/>
       </w:rPr>
@@ -11620,6 +12050,7 @@
       <w:spacing w:after="0" w:line="240" w:lineRule="auto"/>
     </w:pPr>
     <w:rPr>
+      <w:rFonts w:eastAsia="黑体"/>
       <w:color w:themeColor="background1" w:val="FFFFFF"/>
     </w:rPr>
     <w:tblPr>
@@ -11638,6 +12069,7 @@
     </w:tcPr>
     <w:tblStylePr w:type="firstRow">
       <w:rPr>
+        <w:rFonts w:eastAsia="黑体"/>
         <w:b/>
         <w:bCs/>
       </w:rPr>
@@ -11734,6 +12166,7 @@
       <w:spacing w:after="0" w:line="240" w:lineRule="auto"/>
     </w:pPr>
     <w:rPr>
+      <w:rFonts w:eastAsia="黑体"/>
       <w:color w:themeColor="background1" w:val="FFFFFF"/>
     </w:rPr>
     <w:tblPr>
@@ -11752,6 +12185,7 @@
     </w:tcPr>
     <w:tblStylePr w:type="firstRow">
       <w:rPr>
+        <w:rFonts w:eastAsia="黑体"/>
         <w:b/>
         <w:bCs/>
       </w:rPr>
@@ -11848,6 +12282,7 @@
       <w:spacing w:after="0" w:line="240" w:lineRule="auto"/>
     </w:pPr>
     <w:rPr>
+      <w:rFonts w:eastAsia="黑体"/>
       <w:color w:themeColor="background1" w:val="FFFFFF"/>
     </w:rPr>
     <w:tblPr>
@@ -11866,6 +12301,7 @@
     </w:tcPr>
     <w:tblStylePr w:type="firstRow">
       <w:rPr>
+        <w:rFonts w:eastAsia="黑体"/>
         <w:b/>
         <w:bCs/>
       </w:rPr>
@@ -11962,6 +12398,7 @@
       <w:spacing w:after="0" w:line="240" w:lineRule="auto"/>
     </w:pPr>
     <w:rPr>
+      <w:rFonts w:eastAsia="黑体"/>
       <w:color w:themeColor="background1" w:val="FFFFFF"/>
     </w:rPr>
     <w:tblPr>
@@ -11980,6 +12417,7 @@
     </w:tcPr>
     <w:tblStylePr w:type="firstRow">
       <w:rPr>
+        <w:rFonts w:eastAsia="黑体"/>
         <w:b/>
         <w:bCs/>
       </w:rPr>
@@ -12076,6 +12514,7 @@
       <w:spacing w:after="0" w:line="240" w:lineRule="auto"/>
     </w:pPr>
     <w:rPr>
+      <w:rFonts w:eastAsia="黑体"/>
       <w:color w:themeColor="text1" w:val="000000"/>
     </w:rPr>
     <w:tblPr>
@@ -12102,6 +12541,7 @@
     </w:tcPr>
     <w:tblStylePr w:type="firstRow">
       <w:rPr>
+        <w:rFonts w:eastAsia="黑体"/>
         <w:b/>
         <w:bCs/>
       </w:rPr>
@@ -12120,6 +12560,7 @@
     </w:tblStylePr>
     <w:tblStylePr w:type="lastRow">
       <w:rPr>
+        <w:rFonts w:eastAsia="黑体"/>
         <w:b/>
         <w:bCs/>
         <w:color w:themeColor="background1" w:val="FFFFFF"/>
@@ -12134,6 +12575,7 @@
     </w:tblStylePr>
     <w:tblStylePr w:type="firstCol">
       <w:rPr>
+        <w:rFonts w:eastAsia="黑体"/>
         <w:color w:themeColor="background1" w:val="FFFFFF"/>
       </w:rPr>
       <w:tblPr/>
@@ -12151,6 +12593,7 @@
     </w:tblStylePr>
     <w:tblStylePr w:type="lastCol">
       <w:rPr>
+        <w:rFonts w:eastAsia="黑体"/>
         <w:color w:themeColor="background1" w:val="FFFFFF"/>
       </w:rPr>
       <w:tblPr/>
@@ -12180,11 +12623,13 @@
     </w:tblStylePr>
     <w:tblStylePr w:type="neCell">
       <w:rPr>
+        <w:rFonts w:eastAsia="黑体"/>
         <w:color w:themeColor="text1" w:val="000000"/>
       </w:rPr>
     </w:tblStylePr>
     <w:tblStylePr w:type="nwCell">
       <w:rPr>
+        <w:rFonts w:eastAsia="黑体"/>
         <w:color w:themeColor="text1" w:val="000000"/>
       </w:rPr>
     </w:tblStylePr>
@@ -12198,6 +12643,7 @@
       <w:spacing w:after="0" w:line="240" w:lineRule="auto"/>
     </w:pPr>
     <w:rPr>
+      <w:rFonts w:eastAsia="黑体"/>
       <w:color w:themeColor="text1" w:val="000000"/>
     </w:rPr>
     <w:tblPr>
@@ -12224,6 +12670,7 @@
     </w:tcPr>
     <w:tblStylePr w:type="firstRow">
       <w:rPr>
+        <w:rFonts w:eastAsia="黑体"/>
         <w:b/>
         <w:bCs/>
       </w:rPr>
@@ -12242,6 +12689,7 @@
     </w:tblStylePr>
     <w:tblStylePr w:type="lastRow">
       <w:rPr>
+        <w:rFonts w:eastAsia="黑体"/>
         <w:b/>
         <w:bCs/>
         <w:color w:themeColor="background1" w:val="FFFFFF"/>
@@ -12256,6 +12704,7 @@
     </w:tblStylePr>
     <w:tblStylePr w:type="firstCol">
       <w:rPr>
+        <w:rFonts w:eastAsia="黑体"/>
         <w:color w:themeColor="background1" w:val="FFFFFF"/>
       </w:rPr>
       <w:tblPr/>
@@ -12273,6 +12722,7 @@
     </w:tblStylePr>
     <w:tblStylePr w:type="lastCol">
       <w:rPr>
+        <w:rFonts w:eastAsia="黑体"/>
         <w:color w:themeColor="background1" w:val="FFFFFF"/>
       </w:rPr>
       <w:tblPr/>
@@ -12302,11 +12752,13 @@
     </w:tblStylePr>
     <w:tblStylePr w:type="neCell">
       <w:rPr>
+        <w:rFonts w:eastAsia="黑体"/>
         <w:color w:themeColor="text1" w:val="000000"/>
       </w:rPr>
     </w:tblStylePr>
     <w:tblStylePr w:type="nwCell">
       <w:rPr>
+        <w:rFonts w:eastAsia="黑体"/>
         <w:color w:themeColor="text1" w:val="000000"/>
       </w:rPr>
     </w:tblStylePr>
@@ -12320,6 +12772,7 @@
       <w:spacing w:after="0" w:line="240" w:lineRule="auto"/>
     </w:pPr>
     <w:rPr>
+      <w:rFonts w:eastAsia="黑体"/>
       <w:color w:themeColor="text1" w:val="000000"/>
     </w:rPr>
     <w:tblPr>
@@ -12346,6 +12799,7 @@
     </w:tcPr>
     <w:tblStylePr w:type="firstRow">
       <w:rPr>
+        <w:rFonts w:eastAsia="黑体"/>
         <w:b/>
         <w:bCs/>
       </w:rPr>
@@ -12364,6 +12818,7 @@
     </w:tblStylePr>
     <w:tblStylePr w:type="lastRow">
       <w:rPr>
+        <w:rFonts w:eastAsia="黑体"/>
         <w:b/>
         <w:bCs/>
         <w:color w:themeColor="background1" w:val="FFFFFF"/>
@@ -12378,6 +12833,7 @@
     </w:tblStylePr>
     <w:tblStylePr w:type="firstCol">
       <w:rPr>
+        <w:rFonts w:eastAsia="黑体"/>
         <w:color w:themeColor="background1" w:val="FFFFFF"/>
       </w:rPr>
       <w:tblPr/>
@@ -12395,6 +12851,7 @@
     </w:tblStylePr>
     <w:tblStylePr w:type="lastCol">
       <w:rPr>
+        <w:rFonts w:eastAsia="黑体"/>
         <w:color w:themeColor="background1" w:val="FFFFFF"/>
       </w:rPr>
       <w:tblPr/>
@@ -12424,11 +12881,13 @@
     </w:tblStylePr>
     <w:tblStylePr w:type="neCell">
       <w:rPr>
+        <w:rFonts w:eastAsia="黑体"/>
         <w:color w:themeColor="text1" w:val="000000"/>
       </w:rPr>
     </w:tblStylePr>
     <w:tblStylePr w:type="nwCell">
       <w:rPr>
+        <w:rFonts w:eastAsia="黑体"/>
         <w:color w:themeColor="text1" w:val="000000"/>
       </w:rPr>
     </w:tblStylePr>
@@ -12442,6 +12901,7 @@
       <w:spacing w:after="0" w:line="240" w:lineRule="auto"/>
     </w:pPr>
     <w:rPr>
+      <w:rFonts w:eastAsia="黑体"/>
       <w:color w:themeColor="text1" w:val="000000"/>
     </w:rPr>
     <w:tblPr>
@@ -12468,6 +12928,7 @@
     </w:tcPr>
     <w:tblStylePr w:type="firstRow">
       <w:rPr>
+        <w:rFonts w:eastAsia="黑体"/>
         <w:b/>
         <w:bCs/>
       </w:rPr>
@@ -12486,6 +12947,7 @@
     </w:tblStylePr>
     <w:tblStylePr w:type="lastRow">
       <w:rPr>
+        <w:rFonts w:eastAsia="黑体"/>
         <w:b/>
         <w:bCs/>
         <w:color w:themeColor="background1" w:val="FFFFFF"/>
@@ -12500,6 +12962,7 @@
     </w:tblStylePr>
     <w:tblStylePr w:type="firstCol">
       <w:rPr>
+        <w:rFonts w:eastAsia="黑体"/>
         <w:color w:themeColor="background1" w:val="FFFFFF"/>
       </w:rPr>
       <w:tblPr/>
@@ -12517,6 +12980,7 @@
     </w:tblStylePr>
     <w:tblStylePr w:type="lastCol">
       <w:rPr>
+        <w:rFonts w:eastAsia="黑体"/>
         <w:color w:themeColor="background1" w:val="FFFFFF"/>
       </w:rPr>
       <w:tblPr/>
@@ -12554,6 +13018,7 @@
       <w:spacing w:after="0" w:line="240" w:lineRule="auto"/>
     </w:pPr>
     <w:rPr>
+      <w:rFonts w:eastAsia="黑体"/>
       <w:color w:themeColor="text1" w:val="000000"/>
     </w:rPr>
     <w:tblPr>
@@ -12580,6 +13045,7 @@
     </w:tcPr>
     <w:tblStylePr w:type="firstRow">
       <w:rPr>
+        <w:rFonts w:eastAsia="黑体"/>
         <w:b/>
         <w:bCs/>
       </w:rPr>
@@ -12598,6 +13064,7 @@
     </w:tblStylePr>
     <w:tblStylePr w:type="lastRow">
       <w:rPr>
+        <w:rFonts w:eastAsia="黑体"/>
         <w:b/>
         <w:bCs/>
         <w:color w:themeColor="background1" w:val="FFFFFF"/>
@@ -12612,6 +13079,7 @@
     </w:tblStylePr>
     <w:tblStylePr w:type="firstCol">
       <w:rPr>
+        <w:rFonts w:eastAsia="黑体"/>
         <w:color w:themeColor="background1" w:val="FFFFFF"/>
       </w:rPr>
       <w:tblPr/>
@@ -12629,6 +13097,7 @@
     </w:tblStylePr>
     <w:tblStylePr w:type="lastCol">
       <w:rPr>
+        <w:rFonts w:eastAsia="黑体"/>
         <w:color w:themeColor="background1" w:val="FFFFFF"/>
       </w:rPr>
       <w:tblPr/>
@@ -12658,11 +13127,13 @@
     </w:tblStylePr>
     <w:tblStylePr w:type="neCell">
       <w:rPr>
+        <w:rFonts w:eastAsia="黑体"/>
         <w:color w:themeColor="text1" w:val="000000"/>
       </w:rPr>
     </w:tblStylePr>
     <w:tblStylePr w:type="nwCell">
       <w:rPr>
+        <w:rFonts w:eastAsia="黑体"/>
         <w:color w:themeColor="text1" w:val="000000"/>
       </w:rPr>
     </w:tblStylePr>
@@ -12676,6 +13147,7 @@
       <w:spacing w:after="0" w:line="240" w:lineRule="auto"/>
     </w:pPr>
     <w:rPr>
+      <w:rFonts w:eastAsia="黑体"/>
       <w:color w:themeColor="text1" w:val="000000"/>
     </w:rPr>
     <w:tblPr>
@@ -12702,6 +13174,7 @@
     </w:tcPr>
     <w:tblStylePr w:type="firstRow">
       <w:rPr>
+        <w:rFonts w:eastAsia="黑体"/>
         <w:b/>
         <w:bCs/>
       </w:rPr>
@@ -12720,6 +13193,7 @@
     </w:tblStylePr>
     <w:tblStylePr w:type="lastRow">
       <w:rPr>
+        <w:rFonts w:eastAsia="黑体"/>
         <w:b/>
         <w:bCs/>
         <w:color w:themeColor="background1" w:val="FFFFFF"/>
@@ -12734,6 +13208,7 @@
     </w:tblStylePr>
     <w:tblStylePr w:type="firstCol">
       <w:rPr>
+        <w:rFonts w:eastAsia="黑体"/>
         <w:color w:themeColor="background1" w:val="FFFFFF"/>
       </w:rPr>
       <w:tblPr/>
@@ -12751,6 +13226,7 @@
     </w:tblStylePr>
     <w:tblStylePr w:type="lastCol">
       <w:rPr>
+        <w:rFonts w:eastAsia="黑体"/>
         <w:color w:themeColor="background1" w:val="FFFFFF"/>
       </w:rPr>
       <w:tblPr/>
@@ -12780,11 +13256,13 @@
     </w:tblStylePr>
     <w:tblStylePr w:type="neCell">
       <w:rPr>
+        <w:rFonts w:eastAsia="黑体"/>
         <w:color w:themeColor="text1" w:val="000000"/>
       </w:rPr>
     </w:tblStylePr>
     <w:tblStylePr w:type="nwCell">
       <w:rPr>
+        <w:rFonts w:eastAsia="黑体"/>
         <w:color w:themeColor="text1" w:val="000000"/>
       </w:rPr>
     </w:tblStylePr>
@@ -12798,6 +13276,7 @@
       <w:spacing w:after="0" w:line="240" w:lineRule="auto"/>
     </w:pPr>
     <w:rPr>
+      <w:rFonts w:eastAsia="黑体"/>
       <w:color w:themeColor="text1" w:val="000000"/>
     </w:rPr>
     <w:tblPr>
@@ -12824,6 +13303,7 @@
     </w:tcPr>
     <w:tblStylePr w:type="firstRow">
       <w:rPr>
+        <w:rFonts w:eastAsia="黑体"/>
         <w:b/>
         <w:bCs/>
       </w:rPr>
@@ -12842,6 +13322,7 @@
     </w:tblStylePr>
     <w:tblStylePr w:type="lastRow">
       <w:rPr>
+        <w:rFonts w:eastAsia="黑体"/>
         <w:b/>
         <w:bCs/>
         <w:color w:themeColor="background1" w:val="FFFFFF"/>
@@ -12856,6 +13337,7 @@
     </w:tblStylePr>
     <w:tblStylePr w:type="firstCol">
       <w:rPr>
+        <w:rFonts w:eastAsia="黑体"/>
         <w:color w:themeColor="background1" w:val="FFFFFF"/>
       </w:rPr>
       <w:tblPr/>
@@ -12873,6 +13355,7 @@
     </w:tblStylePr>
     <w:tblStylePr w:type="lastCol">
       <w:rPr>
+        <w:rFonts w:eastAsia="黑体"/>
         <w:color w:themeColor="background1" w:val="FFFFFF"/>
       </w:rPr>
       <w:tblPr/>
@@ -12902,11 +13385,13 @@
     </w:tblStylePr>
     <w:tblStylePr w:type="neCell">
       <w:rPr>
+        <w:rFonts w:eastAsia="黑体"/>
         <w:color w:themeColor="text1" w:val="000000"/>
       </w:rPr>
     </w:tblStylePr>
     <w:tblStylePr w:type="nwCell">
       <w:rPr>
+        <w:rFonts w:eastAsia="黑体"/>
         <w:color w:themeColor="text1" w:val="000000"/>
       </w:rPr>
     </w:tblStylePr>
@@ -12920,6 +13405,7 @@
       <w:spacing w:after="0" w:line="240" w:lineRule="auto"/>
     </w:pPr>
     <w:rPr>
+      <w:rFonts w:eastAsia="黑体"/>
       <w:color w:themeColor="text1" w:val="000000"/>
     </w:rPr>
     <w:tblPr>
@@ -12938,6 +13424,7 @@
     </w:tcPr>
     <w:tblStylePr w:type="firstRow">
       <w:rPr>
+        <w:rFonts w:eastAsia="黑体"/>
         <w:b/>
         <w:bCs/>
         <w:color w:themeColor="background1" w:val="FFFFFF"/>
@@ -12952,6 +13439,7 @@
     </w:tblStylePr>
     <w:tblStylePr w:type="lastRow">
       <w:rPr>
+        <w:rFonts w:eastAsia="黑体"/>
         <w:b/>
         <w:bCs/>
         <w:color w:themeColor="accent2" w:themeShade="CC" w:val="9E3A38"/>
@@ -12966,12 +13454,14 @@
     </w:tblStylePr>
     <w:tblStylePr w:type="firstCol">
       <w:rPr>
+        <w:rFonts w:eastAsia="黑体"/>
         <w:b/>
         <w:bCs/>
       </w:rPr>
     </w:tblStylePr>
     <w:tblStylePr w:type="lastCol">
       <w:rPr>
+        <w:rFonts w:eastAsia="黑体"/>
         <w:b/>
         <w:bCs/>
       </w:rPr>
@@ -13006,6 +13496,7 @@
       <w:spacing w:after="0" w:line="240" w:lineRule="auto"/>
     </w:pPr>
     <w:rPr>
+      <w:rFonts w:eastAsia="黑体"/>
       <w:color w:themeColor="text1" w:val="000000"/>
     </w:rPr>
     <w:tblPr>
@@ -13024,6 +13515,7 @@
     </w:tcPr>
     <w:tblStylePr w:type="firstRow">
       <w:rPr>
+        <w:rFonts w:eastAsia="黑体"/>
         <w:b/>
         <w:bCs/>
         <w:color w:themeColor="background1" w:val="FFFFFF"/>
@@ -13038,6 +13530,7 @@
     </w:tblStylePr>
     <w:tblStylePr w:type="lastRow">
       <w:rPr>
+        <w:rFonts w:eastAsia="黑体"/>
         <w:b/>
         <w:bCs/>
         <w:color w:themeColor="accent2" w:themeShade="CC" w:val="9E3A38"/>
@@ -13052,12 +13545,14 @@
     </w:tblStylePr>
     <w:tblStylePr w:type="firstCol">
       <w:rPr>
+        <w:rFonts w:eastAsia="黑体"/>
         <w:b/>
         <w:bCs/>
       </w:rPr>
     </w:tblStylePr>
     <w:tblStylePr w:type="lastCol">
       <w:rPr>
+        <w:rFonts w:eastAsia="黑体"/>
         <w:b/>
         <w:bCs/>
       </w:rPr>
@@ -13092,6 +13587,7 @@
       <w:spacing w:after="0" w:line="240" w:lineRule="auto"/>
     </w:pPr>
     <w:rPr>
+      <w:rFonts w:eastAsia="黑体"/>
       <w:color w:themeColor="text1" w:val="000000"/>
     </w:rPr>
     <w:tblPr>
@@ -13110,6 +13606,7 @@
     </w:tcPr>
     <w:tblStylePr w:type="firstRow">
       <w:rPr>
+        <w:rFonts w:eastAsia="黑体"/>
         <w:b/>
         <w:bCs/>
         <w:color w:themeColor="background1" w:val="FFFFFF"/>
@@ -13124,6 +13621,7 @@
     </w:tblStylePr>
     <w:tblStylePr w:type="lastRow">
       <w:rPr>
+        <w:rFonts w:eastAsia="黑体"/>
         <w:b/>
         <w:bCs/>
         <w:color w:themeColor="accent2" w:themeShade="CC" w:val="9E3A38"/>
@@ -13138,12 +13636,14 @@
     </w:tblStylePr>
     <w:tblStylePr w:type="firstCol">
       <w:rPr>
+        <w:rFonts w:eastAsia="黑体"/>
         <w:b/>
         <w:bCs/>
       </w:rPr>
     </w:tblStylePr>
     <w:tblStylePr w:type="lastCol">
       <w:rPr>
+        <w:rFonts w:eastAsia="黑体"/>
         <w:b/>
         <w:bCs/>
       </w:rPr>
@@ -13178,6 +13678,7 @@
       <w:spacing w:after="0" w:line="240" w:lineRule="auto"/>
     </w:pPr>
     <w:rPr>
+      <w:rFonts w:eastAsia="黑体"/>
       <w:color w:themeColor="text1" w:val="000000"/>
     </w:rPr>
     <w:tblPr>
@@ -13196,6 +13697,7 @@
     </w:tcPr>
     <w:tblStylePr w:type="firstRow">
       <w:rPr>
+        <w:rFonts w:eastAsia="黑体"/>
         <w:b/>
         <w:bCs/>
         <w:color w:themeColor="background1" w:val="FFFFFF"/>
@@ -13210,6 +13712,7 @@
     </w:tblStylePr>
     <w:tblStylePr w:type="lastRow">
       <w:rPr>
+        <w:rFonts w:eastAsia="黑体"/>
         <w:b/>
         <w:bCs/>
         <w:color w:themeColor="accent4" w:themeShade="CC" w:val="664E82"/>
@@ -13224,12 +13727,14 @@
     </w:tblStylePr>
     <w:tblStylePr w:type="firstCol">
       <w:rPr>
+        <w:rFonts w:eastAsia="黑体"/>
         <w:b/>
         <w:bCs/>
       </w:rPr>
     </w:tblStylePr>
     <w:tblStylePr w:type="lastCol">
       <w:rPr>
+        <w:rFonts w:eastAsia="黑体"/>
         <w:b/>
         <w:bCs/>
       </w:rPr>
@@ -13264,6 +13769,7 @@
       <w:spacing w:after="0" w:line="240" w:lineRule="auto"/>
     </w:pPr>
     <w:rPr>
+      <w:rFonts w:eastAsia="黑体"/>
       <w:color w:themeColor="text1" w:val="000000"/>
     </w:rPr>
     <w:tblPr>
@@ -13282,6 +13788,7 @@
     </w:tcPr>
     <w:tblStylePr w:type="firstRow">
       <w:rPr>
+        <w:rFonts w:eastAsia="黑体"/>
         <w:b/>
         <w:bCs/>
         <w:color w:themeColor="background1" w:val="FFFFFF"/>
@@ -13296,6 +13803,7 @@
     </w:tblStylePr>
     <w:tblStylePr w:type="lastRow">
       <w:rPr>
+        <w:rFonts w:eastAsia="黑体"/>
         <w:b/>
         <w:bCs/>
         <w:color w:themeColor="accent3" w:themeShade="CC" w:val="7E9C40"/>
@@ -13310,12 +13818,14 @@
     </w:tblStylePr>
     <w:tblStylePr w:type="firstCol">
       <w:rPr>
+        <w:rFonts w:eastAsia="黑体"/>
         <w:b/>
         <w:bCs/>
       </w:rPr>
     </w:tblStylePr>
     <w:tblStylePr w:type="lastCol">
       <w:rPr>
+        <w:rFonts w:eastAsia="黑体"/>
         <w:b/>
         <w:bCs/>
       </w:rPr>
@@ -13350,6 +13860,7 @@
       <w:spacing w:after="0" w:line="240" w:lineRule="auto"/>
     </w:pPr>
     <w:rPr>
+      <w:rFonts w:eastAsia="黑体"/>
       <w:color w:themeColor="text1" w:val="000000"/>
     </w:rPr>
     <w:tblPr>
@@ -13368,6 +13879,7 @@
     </w:tcPr>
     <w:tblStylePr w:type="firstRow">
       <w:rPr>
+        <w:rFonts w:eastAsia="黑体"/>
         <w:b/>
         <w:bCs/>
         <w:color w:themeColor="background1" w:val="FFFFFF"/>
@@ -13382,6 +13894,7 @@
     </w:tblStylePr>
     <w:tblStylePr w:type="lastRow">
       <w:rPr>
+        <w:rFonts w:eastAsia="黑体"/>
         <w:b/>
         <w:bCs/>
         <w:color w:themeColor="accent6" w:themeShade="CC" w:val="F2730A"/>
@@ -13396,12 +13909,14 @@
     </w:tblStylePr>
     <w:tblStylePr w:type="firstCol">
       <w:rPr>
+        <w:rFonts w:eastAsia="黑体"/>
         <w:b/>
         <w:bCs/>
       </w:rPr>
     </w:tblStylePr>
     <w:tblStylePr w:type="lastCol">
       <w:rPr>
+        <w:rFonts w:eastAsia="黑体"/>
         <w:b/>
         <w:bCs/>
       </w:rPr>
@@ -13436,6 +13951,7 @@
       <w:spacing w:after="0" w:line="240" w:lineRule="auto"/>
     </w:pPr>
     <w:rPr>
+      <w:rFonts w:eastAsia="黑体"/>
       <w:color w:themeColor="text1" w:val="000000"/>
     </w:rPr>
     <w:tblPr>
@@ -13454,6 +13970,7 @@
     </w:tcPr>
     <w:tblStylePr w:type="firstRow">
       <w:rPr>
+        <w:rFonts w:eastAsia="黑体"/>
         <w:b/>
         <w:bCs/>
         <w:color w:themeColor="background1" w:val="FFFFFF"/>
@@ -13468,6 +13985,7 @@
     </w:tblStylePr>
     <w:tblStylePr w:type="lastRow">
       <w:rPr>
+        <w:rFonts w:eastAsia="黑体"/>
         <w:b/>
         <w:bCs/>
         <w:color w:themeColor="accent5" w:themeShade="CC" w:val="348DA5"/>
@@ -13482,12 +14000,14 @@
     </w:tblStylePr>
     <w:tblStylePr w:type="firstCol">
       <w:rPr>
+        <w:rFonts w:eastAsia="黑体"/>
         <w:b/>
         <w:bCs/>
       </w:rPr>
     </w:tblStylePr>
     <w:tblStylePr w:type="lastCol">
       <w:rPr>
+        <w:rFonts w:eastAsia="黑体"/>
         <w:b/>
         <w:bCs/>
       </w:rPr>
@@ -13522,6 +14042,7 @@
       <w:spacing w:after="0" w:line="240" w:lineRule="auto"/>
     </w:pPr>
     <w:rPr>
+      <w:rFonts w:eastAsia="黑体"/>
       <w:color w:themeColor="text1" w:val="000000"/>
     </w:rPr>
     <w:tblPr>
@@ -13543,6 +14064,7 @@
     </w:tcPr>
     <w:tblStylePr w:type="firstRow">
       <w:rPr>
+        <w:rFonts w:eastAsia="黑体"/>
         <w:b/>
         <w:bCs/>
       </w:rPr>
@@ -13553,6 +14075,7 @@
     </w:tblStylePr>
     <w:tblStylePr w:type="lastRow">
       <w:rPr>
+        <w:rFonts w:eastAsia="黑体"/>
         <w:b/>
         <w:bCs/>
         <w:color w:themeColor="text1" w:val="000000"/>
@@ -13564,6 +14087,7 @@
     </w:tblStylePr>
     <w:tblStylePr w:type="firstCol">
       <w:rPr>
+        <w:rFonts w:eastAsia="黑体"/>
         <w:color w:themeColor="background1" w:val="FFFFFF"/>
       </w:rPr>
       <w:tblPr/>
@@ -13573,6 +14097,7 @@
     </w:tblStylePr>
     <w:tblStylePr w:type="lastCol">
       <w:rPr>
+        <w:rFonts w:eastAsia="黑体"/>
         <w:color w:themeColor="background1" w:val="FFFFFF"/>
       </w:rPr>
       <w:tblPr/>
@@ -13602,6 +14127,7 @@
       <w:spacing w:after="0" w:line="240" w:lineRule="auto"/>
     </w:pPr>
     <w:rPr>
+      <w:rFonts w:eastAsia="黑体"/>
       <w:color w:themeColor="text1" w:val="000000"/>
     </w:rPr>
     <w:tblPr>
@@ -13623,6 +14149,7 @@
     </w:tcPr>
     <w:tblStylePr w:type="firstRow">
       <w:rPr>
+        <w:rFonts w:eastAsia="黑体"/>
         <w:b/>
         <w:bCs/>
       </w:rPr>
@@ -13633,6 +14160,7 @@
     </w:tblStylePr>
     <w:tblStylePr w:type="lastRow">
       <w:rPr>
+        <w:rFonts w:eastAsia="黑体"/>
         <w:b/>
         <w:bCs/>
         <w:color w:themeColor="text1" w:val="000000"/>
@@ -13644,6 +14172,7 @@
     </w:tblStylePr>
     <w:tblStylePr w:type="firstCol">
       <w:rPr>
+        <w:rFonts w:eastAsia="黑体"/>
         <w:color w:themeColor="background1" w:val="FFFFFF"/>
       </w:rPr>
       <w:tblPr/>
@@ -13653,6 +14182,7 @@
     </w:tblStylePr>
     <w:tblStylePr w:type="lastCol">
       <w:rPr>
+        <w:rFonts w:eastAsia="黑体"/>
         <w:color w:themeColor="background1" w:val="FFFFFF"/>
       </w:rPr>
       <w:tblPr/>
@@ -13682,6 +14212,7 @@
       <w:spacing w:after="0" w:line="240" w:lineRule="auto"/>
     </w:pPr>
     <w:rPr>
+      <w:rFonts w:eastAsia="黑体"/>
       <w:color w:themeColor="text1" w:val="000000"/>
     </w:rPr>
     <w:tblPr>
@@ -13703,6 +14234,7 @@
     </w:tcPr>
     <w:tblStylePr w:type="firstRow">
       <w:rPr>
+        <w:rFonts w:eastAsia="黑体"/>
         <w:b/>
         <w:bCs/>
       </w:rPr>
@@ -13713,6 +14245,7 @@
     </w:tblStylePr>
     <w:tblStylePr w:type="lastRow">
       <w:rPr>
+        <w:rFonts w:eastAsia="黑体"/>
         <w:b/>
         <w:bCs/>
         <w:color w:themeColor="text1" w:val="000000"/>
@@ -13724,6 +14257,7 @@
     </w:tblStylePr>
     <w:tblStylePr w:type="firstCol">
       <w:rPr>
+        <w:rFonts w:eastAsia="黑体"/>
         <w:color w:themeColor="background1" w:val="FFFFFF"/>
       </w:rPr>
       <w:tblPr/>
@@ -13733,6 +14267,7 @@
     </w:tblStylePr>
     <w:tblStylePr w:type="lastCol">
       <w:rPr>
+        <w:rFonts w:eastAsia="黑体"/>
         <w:color w:themeColor="background1" w:val="FFFFFF"/>
       </w:rPr>
       <w:tblPr/>
@@ -13762,6 +14297,7 @@
       <w:spacing w:after="0" w:line="240" w:lineRule="auto"/>
     </w:pPr>
     <w:rPr>
+      <w:rFonts w:eastAsia="黑体"/>
       <w:color w:themeColor="text1" w:val="000000"/>
     </w:rPr>
     <w:tblPr>
@@ -13783,6 +14319,7 @@
     </w:tcPr>
     <w:tblStylePr w:type="firstRow">
       <w:rPr>
+        <w:rFonts w:eastAsia="黑体"/>
         <w:b/>
         <w:bCs/>
       </w:rPr>
@@ -13793,6 +14330,7 @@
     </w:tblStylePr>
     <w:tblStylePr w:type="lastRow">
       <w:rPr>
+        <w:rFonts w:eastAsia="黑体"/>
         <w:b/>
         <w:bCs/>
         <w:color w:themeColor="text1" w:val="000000"/>
@@ -13804,6 +14342,7 @@
     </w:tblStylePr>
     <w:tblStylePr w:type="firstCol">
       <w:rPr>
+        <w:rFonts w:eastAsia="黑体"/>
         <w:color w:themeColor="background1" w:val="FFFFFF"/>
       </w:rPr>
       <w:tblPr/>
@@ -13813,6 +14352,7 @@
     </w:tblStylePr>
     <w:tblStylePr w:type="lastCol">
       <w:rPr>
+        <w:rFonts w:eastAsia="黑体"/>
         <w:color w:themeColor="background1" w:val="FFFFFF"/>
       </w:rPr>
       <w:tblPr/>
@@ -13842,6 +14382,7 @@
       <w:spacing w:after="0" w:line="240" w:lineRule="auto"/>
     </w:pPr>
     <w:rPr>
+      <w:rFonts w:eastAsia="黑体"/>
       <w:color w:themeColor="text1" w:val="000000"/>
     </w:rPr>
     <w:tblPr>
@@ -13863,6 +14404,7 @@
     </w:tcPr>
     <w:tblStylePr w:type="firstRow">
       <w:rPr>
+        <w:rFonts w:eastAsia="黑体"/>
         <w:b/>
         <w:bCs/>
       </w:rPr>
@@ -13873,6 +14415,7 @@
     </w:tblStylePr>
     <w:tblStylePr w:type="lastRow">
       <w:rPr>
+        <w:rFonts w:eastAsia="黑体"/>
         <w:b/>
         <w:bCs/>
         <w:color w:themeColor="text1" w:val="000000"/>
@@ -13884,6 +14427,7 @@
     </w:tblStylePr>
     <w:tblStylePr w:type="firstCol">
       <w:rPr>
+        <w:rFonts w:eastAsia="黑体"/>
         <w:color w:themeColor="background1" w:val="FFFFFF"/>
       </w:rPr>
       <w:tblPr/>
@@ -13893,6 +14437,7 @@
     </w:tblStylePr>
     <w:tblStylePr w:type="lastCol">
       <w:rPr>
+        <w:rFonts w:eastAsia="黑体"/>
         <w:color w:themeColor="background1" w:val="FFFFFF"/>
       </w:rPr>
       <w:tblPr/>
@@ -13922,6 +14467,7 @@
       <w:spacing w:after="0" w:line="240" w:lineRule="auto"/>
     </w:pPr>
     <w:rPr>
+      <w:rFonts w:eastAsia="黑体"/>
       <w:color w:themeColor="text1" w:val="000000"/>
     </w:rPr>
     <w:tblPr>
@@ -13943,6 +14489,7 @@
     </w:tcPr>
     <w:tblStylePr w:type="firstRow">
       <w:rPr>
+        <w:rFonts w:eastAsia="黑体"/>
         <w:b/>
         <w:bCs/>
       </w:rPr>
@@ -13953,6 +14500,7 @@
     </w:tblStylePr>
     <w:tblStylePr w:type="lastRow">
       <w:rPr>
+        <w:rFonts w:eastAsia="黑体"/>
         <w:b/>
         <w:bCs/>
         <w:color w:themeColor="text1" w:val="000000"/>
@@ -13964,6 +14512,7 @@
     </w:tblStylePr>
     <w:tblStylePr w:type="firstCol">
       <w:rPr>
+        <w:rFonts w:eastAsia="黑体"/>
         <w:color w:themeColor="background1" w:val="FFFFFF"/>
       </w:rPr>
       <w:tblPr/>
@@ -13973,6 +14522,7 @@
     </w:tblStylePr>
     <w:tblStylePr w:type="lastCol">
       <w:rPr>
+        <w:rFonts w:eastAsia="黑体"/>
         <w:color w:themeColor="background1" w:val="FFFFFF"/>
       </w:rPr>
       <w:tblPr/>
@@ -14002,6 +14552,7 @@
       <w:spacing w:after="0" w:line="240" w:lineRule="auto"/>
     </w:pPr>
     <w:rPr>
+      <w:rFonts w:eastAsia="黑体"/>
       <w:color w:themeColor="text1" w:val="000000"/>
     </w:rPr>
     <w:tblPr>
@@ -14023,6 +14574,7 @@
     </w:tcPr>
     <w:tblStylePr w:type="firstRow">
       <w:rPr>
+        <w:rFonts w:eastAsia="黑体"/>
         <w:b/>
         <w:bCs/>
       </w:rPr>
@@ -14033,6 +14585,7 @@
     </w:tblStylePr>
     <w:tblStylePr w:type="lastRow">
       <w:rPr>
+        <w:rFonts w:eastAsia="黑体"/>
         <w:b/>
         <w:bCs/>
         <w:color w:themeColor="text1" w:val="000000"/>
@@ -14044,6 +14597,7 @@
     </w:tblStylePr>
     <w:tblStylePr w:type="firstCol">
       <w:rPr>
+        <w:rFonts w:eastAsia="黑体"/>
         <w:color w:themeColor="background1" w:val="FFFFFF"/>
       </w:rPr>
       <w:tblPr/>
@@ -14053,6 +14607,7 @@
     </w:tblStylePr>
     <w:tblStylePr w:type="lastCol">
       <w:rPr>
+        <w:rFonts w:eastAsia="黑体"/>
         <w:color w:themeColor="background1" w:val="FFFFFF"/>
       </w:rPr>
       <w:tblPr/>
@@ -14085,6 +14640,7 @@
     <w:name w:val="KeywordTok"/>
     <w:basedOn w:val="VerbatimChar"/>
     <w:rPr>
+      <w:rFonts w:eastAsia="黑体"/>
       <w:b/>
       <w:color w:val="007020"/>
     </w:rPr>
@@ -14093,6 +14649,7 @@
     <w:name w:val="DataTypeTok"/>
     <w:basedOn w:val="VerbatimChar"/>
     <w:rPr>
+      <w:rFonts w:eastAsia="黑体"/>
       <w:color w:val="902000"/>
     </w:rPr>
   </w:style>
@@ -14100,6 +14657,7 @@
     <w:name w:val="DecValTok"/>
     <w:basedOn w:val="VerbatimChar"/>
     <w:rPr>
+      <w:rFonts w:eastAsia="黑体"/>
       <w:color w:val="40a070"/>
     </w:rPr>
   </w:style>
@@ -14107,6 +14665,7 @@
     <w:name w:val="BaseNTok"/>
     <w:basedOn w:val="VerbatimChar"/>
     <w:rPr>
+      <w:rFonts w:eastAsia="黑体"/>
       <w:color w:val="40a070"/>
     </w:rPr>
   </w:style>
@@ -14114,6 +14673,7 @@
     <w:name w:val="FloatTok"/>
     <w:basedOn w:val="VerbatimChar"/>
     <w:rPr>
+      <w:rFonts w:eastAsia="黑体"/>
       <w:color w:val="40a070"/>
     </w:rPr>
   </w:style>
@@ -14121,6 +14681,7 @@
     <w:name w:val="ConstantTok"/>
     <w:basedOn w:val="VerbatimChar"/>
     <w:rPr>
+      <w:rFonts w:eastAsia="黑体"/>
       <w:color w:val="880000"/>
     </w:rPr>
   </w:style>
@@ -14128,6 +14689,7 @@
     <w:name w:val="CharTok"/>
     <w:basedOn w:val="VerbatimChar"/>
     <w:rPr>
+      <w:rFonts w:eastAsia="黑体"/>
       <w:color w:val="4070a0"/>
     </w:rPr>
   </w:style>
@@ -14135,6 +14697,7 @@
     <w:name w:val="SpecialCharTok"/>
     <w:basedOn w:val="VerbatimChar"/>
     <w:rPr>
+      <w:rFonts w:eastAsia="黑体"/>
       <w:color w:val="4070a0"/>
     </w:rPr>
   </w:style>
@@ -14142,6 +14705,7 @@
     <w:name w:val="StringTok"/>
     <w:basedOn w:val="VerbatimChar"/>
     <w:rPr>
+      <w:rFonts w:eastAsia="黑体"/>
       <w:color w:val="4070a0"/>
     </w:rPr>
   </w:style>
@@ -14149,6 +14713,7 @@
     <w:name w:val="VerbatimStringTok"/>
     <w:basedOn w:val="VerbatimChar"/>
     <w:rPr>
+      <w:rFonts w:eastAsia="黑体"/>
       <w:color w:val="4070a0"/>
     </w:rPr>
   </w:style>
@@ -14156,6 +14721,7 @@
     <w:name w:val="SpecialStringTok"/>
     <w:basedOn w:val="VerbatimChar"/>
     <w:rPr>
+      <w:rFonts w:eastAsia="黑体"/>
       <w:color w:val="bb6688"/>
     </w:rPr>
   </w:style>
@@ -14163,6 +14729,7 @@
     <w:name w:val="ImportTok"/>
     <w:basedOn w:val="VerbatimChar"/>
     <w:rPr>
+      <w:rFonts w:eastAsia="黑体"/>
       <w:b/>
       <w:color w:val="008000"/>
     </w:rPr>
@@ -14171,6 +14738,7 @@
     <w:name w:val="CommentTok"/>
     <w:basedOn w:val="VerbatimChar"/>
     <w:rPr>
+      <w:rFonts w:eastAsia="黑体"/>
       <w:i/>
       <w:color w:val="60a0b0"/>
     </w:rPr>
@@ -14179,6 +14747,7 @@
     <w:name w:val="DocumentationTok"/>
     <w:basedOn w:val="VerbatimChar"/>
     <w:rPr>
+      <w:rFonts w:eastAsia="黑体"/>
       <w:i/>
       <w:color w:val="ba2121"/>
     </w:rPr>
@@ -14187,6 +14756,7 @@
     <w:name w:val="AnnotationTok"/>
     <w:basedOn w:val="VerbatimChar"/>
     <w:rPr>
+      <w:rFonts w:eastAsia="黑体"/>
       <w:b/>
       <w:i/>
       <w:color w:val="60a0b0"/>
@@ -14196,6 +14766,7 @@
     <w:name w:val="CommentVarTok"/>
     <w:basedOn w:val="VerbatimChar"/>
     <w:rPr>
+      <w:rFonts w:eastAsia="黑体"/>
       <w:b/>
       <w:i/>
       <w:color w:val="60a0b0"/>
@@ -14205,6 +14776,7 @@
     <w:name w:val="OtherTok"/>
     <w:basedOn w:val="VerbatimChar"/>
     <w:rPr>
+      <w:rFonts w:eastAsia="黑体"/>
       <w:color w:val="007020"/>
     </w:rPr>
   </w:style>
@@ -14212,6 +14784,7 @@
     <w:name w:val="FunctionTok"/>
     <w:basedOn w:val="VerbatimChar"/>
     <w:rPr>
+      <w:rFonts w:eastAsia="黑体"/>
       <w:color w:val="06287e"/>
     </w:rPr>
   </w:style>
@@ -14219,6 +14792,7 @@
     <w:name w:val="VariableTok"/>
     <w:basedOn w:val="VerbatimChar"/>
     <w:rPr>
+      <w:rFonts w:eastAsia="黑体"/>
       <w:color w:val="19177c"/>
     </w:rPr>
   </w:style>
@@ -14226,6 +14800,7 @@
     <w:name w:val="ControlFlowTok"/>
     <w:basedOn w:val="VerbatimChar"/>
     <w:rPr>
+      <w:rFonts w:eastAsia="黑体"/>
       <w:b/>
       <w:color w:val="007020"/>
     </w:rPr>
@@ -14234,6 +14809,7 @@
     <w:name w:val="OperatorTok"/>
     <w:basedOn w:val="VerbatimChar"/>
     <w:rPr>
+      <w:rFonts w:eastAsia="黑体"/>
       <w:color w:val="666666"/>
     </w:rPr>
   </w:style>
@@ -14241,18 +14817,22 @@
     <w:name w:val="BuiltInTok"/>
     <w:basedOn w:val="VerbatimChar"/>
     <w:rPr>
+      <w:rFonts w:eastAsia="黑体"/>
       <w:color w:val="008000"/>
     </w:rPr>
   </w:style>
   <w:style w:type="character" w:customStyle="1" w:styleId="ExtensionTok">
     <w:name w:val="ExtensionTok"/>
     <w:basedOn w:val="VerbatimChar"/>
-    <w:rPr/>
+    <w:rPr>
+      <w:rFonts w:eastAsia="黑体"/>
+    </w:rPr>
   </w:style>
   <w:style w:type="character" w:customStyle="1" w:styleId="PreprocessorTok">
     <w:name w:val="PreprocessorTok"/>
     <w:basedOn w:val="VerbatimChar"/>
     <w:rPr>
+      <w:rFonts w:eastAsia="黑体"/>
       <w:color w:val="bc7a00"/>
     </w:rPr>
   </w:style>
@@ -14260,18 +14840,22 @@
     <w:name w:val="AttributeTok"/>
     <w:basedOn w:val="VerbatimChar"/>
     <w:rPr>
+      <w:rFonts w:eastAsia="黑体"/>
       <w:color w:val="7d9029"/>
     </w:rPr>
   </w:style>
   <w:style w:type="character" w:customStyle="1" w:styleId="RegionMarkerTok">
     <w:name w:val="RegionMarkerTok"/>
     <w:basedOn w:val="VerbatimChar"/>
-    <w:rPr/>
+    <w:rPr>
+      <w:rFonts w:eastAsia="黑体"/>
+    </w:rPr>
   </w:style>
   <w:style w:type="character" w:customStyle="1" w:styleId="InformationTok">
     <w:name w:val="InformationTok"/>
     <w:basedOn w:val="VerbatimChar"/>
     <w:rPr>
+      <w:rFonts w:eastAsia="黑体"/>
       <w:b/>
       <w:i/>
       <w:color w:val="60a0b0"/>
@@ -14281,6 +14865,7 @@
     <w:name w:val="WarningTok"/>
     <w:basedOn w:val="VerbatimChar"/>
     <w:rPr>
+      <w:rFonts w:eastAsia="黑体"/>
       <w:b/>
       <w:i/>
       <w:color w:val="60a0b0"/>
@@ -14290,6 +14875,7 @@
     <w:name w:val="AlertTok"/>
     <w:basedOn w:val="VerbatimChar"/>
     <w:rPr>
+      <w:rFonts w:eastAsia="黑体"/>
       <w:b/>
       <w:color w:val="ff0000"/>
     </w:rPr>
@@ -14298,6 +14884,7 @@
     <w:name w:val="ErrorTok"/>
     <w:basedOn w:val="VerbatimChar"/>
     <w:rPr>
+      <w:rFonts w:eastAsia="黑体"/>
       <w:b/>
       <w:color w:val="ff0000"/>
     </w:rPr>
@@ -14305,7 +14892,9 @@
   <w:style w:type="character" w:customStyle="1" w:styleId="NormalTok">
     <w:name w:val="NormalTok"/>
     <w:basedOn w:val="VerbatimChar"/>
-    <w:rPr/>
+    <w:rPr>
+      <w:rFonts w:eastAsia="黑体"/>
+    </w:rPr>
   </w:style>
 </w:styles>
 </file>
@@ -14354,12 +14943,12 @@
     <a:fontScheme name="Office">
       <a:majorFont>
         <a:latin typeface="Calibri"/>
-        <a:ea typeface=""/>
+        <a:ea typeface="黑体"/>
         <a:cs typeface=""/>
         <a:font script="Jpan" typeface="ＭＳ ゴシック"/>
         <a:font script="Hang" typeface="맑은 고딕"/>
-        <a:font script="Hans" typeface="宋体"/>
-        <a:font script="Hant" typeface="新細明體"/>
+        <a:font script="Hans" typeface="黑体"/>
+        <a:font script="Hant" typeface="黑体"/>
         <a:font script="Arab" typeface="Times New Roman"/>
         <a:font script="Hebr" typeface="Times New Roman"/>
         <a:font script="Thai" typeface="Angsana New"/>
@@ -14389,12 +14978,12 @@
       </a:majorFont>
       <a:minorFont>
         <a:latin typeface="Cambria"/>
-        <a:ea typeface=""/>
+        <a:ea typeface="黑体"/>
         <a:cs typeface=""/>
         <a:font script="Jpan" typeface="ＭＳ 明朝"/>
         <a:font script="Hang" typeface="맑은 고딕"/>
-        <a:font script="Hans" typeface="宋体"/>
-        <a:font script="Hant" typeface="新細明體"/>
+        <a:font script="Hans" typeface="黑体"/>
+        <a:font script="Hant" typeface="黑体"/>
         <a:font script="Arab" typeface="Arial"/>
         <a:font script="Hebr" typeface="Arial"/>
         <a:font script="Thai" typeface="Cordia New"/>

--- a/01-电源电路/03-整流滤波电路/电感滤波电路/电感滤波电路.docx
+++ b/01-电源电路/03-整流滤波电路/电感滤波电路/电感滤波电路.docx
@@ -1872,7 +1872,7 @@
           <w:color w:val="555555"/>
           <w:sz w:val="21"/>
         </w:rPr>
-        <w:t>材料收集者：杜文杰，WX手机：19519196569，QQ:3478827729</w:t>
+        <w:t>材料收集者：杜文杰，微信/手机：19519196569，QQ:3478827729</w:t>
       </w:r>
     </w:p>
     <w:sectPr>
